--- a/Science Books/QED Course/Lesson 77 Vacuum Polarization and Precision.docx
+++ b/Science Books/QED Course/Lesson 77 Vacuum Polarization and Precision.docx
@@ -58,7 +58,7 @@
     </w:p>
     <w:p>
       <w:pPr>
-        <w:pStyle w:val="Heading1"/>
+        <w:pStyle w:val="Heading2"/>
       </w:pPr>
       <w:r>
         <w:t>How to use this lesson</w:t>
@@ -66,12 +66,12 @@
     </w:p>
     <w:p>
       <w:r>
-        <w:t>Lesson 68 ran the charge at |q²|≫m². Inside hydrogen, typical |q| is the Bohr momentum αm, smaller than m, so the logarithm of Lesson 68 is not large. The finite remainder Π̂(q²) still modifies the photon propagator, equivalent to a short-range correction to the Coulomb potential, the Uehling potential. Expect four to six hours. At small q² the finite vacuum polarization behaves as Π̂(q²)∝q²/m². Replacing 1/q² by 1/q² × 1/(1−Π̂)≈1/q² + (α/15π)/m² in momentum space is a contact-like correction after Fourier transform, smeared over the Compton wavelength 1/m. An s-state, with support at the origin, sees this as a shift. The sign in hydrogen is a slight reduction of the 2s energy relative to the naive Coulomb value in the opposite direction from Bethe's self-energy log, a smaller term. The same function Π̂, evaluated at large q², is Lesson 68's running. Precision and running are one object at two kinematic points.</w:t>
+        <w:t>Lesson 68 ran the charge at |q²|≫m². Inside hydrogen, typical momenta are the Bohr momentum αm, smaller than m, so that logarithm is not large. The finite remainder Π̂(q²) still modifies the photon propagator. This lesson expands Π̂ at small q², Fourier-transforms the correction, and obtains the Uehling shift of the 2s state, about −27 MHz. Expect five to seven hours.</w:t>
       </w:r>
     </w:p>
     <w:p>
       <w:pPr>
-        <w:pStyle w:val="Heading2"/>
+        <w:pStyle w:val="Heading3"/>
       </w:pPr>
       <w:r>
         <w:t>Learning objectives</w:t>
@@ -82,7 +82,7 @@
         <w:pStyle w:val="ListBullet"/>
       </w:pPr>
       <w:r>
-        <w:t>Obtain, for |q²|≪m², Π̂(q²)≈(α/15π)(q²/m²) as the leading expansion of vacuum polarization.</w:t>
+        <w:t>Expand Lesson 62's vacuum polarization at |q²|≪m² to Π̂(q²)≈(α/15π)(q²/m²).</w:t>
       </w:r>
     </w:p>
     <w:p>
@@ -90,7 +90,7 @@
         <w:pStyle w:val="ListBullet"/>
       </w:pPr>
       <w:r>
-        <w:t>Interpret this as a correction to 1/q² in the photon propagator, hence to the Coulomb potential in coordinate space.</w:t>
+        <w:t>Convert that expansion into a correction to the Coulomb potential in momentum space and in r-space.</w:t>
       </w:r>
     </w:p>
     <w:p>
@@ -98,7 +98,7 @@
         <w:pStyle w:val="ListBullet"/>
       </w:pPr>
       <w:r>
-        <w:t>State that the Uehling potential is attractive extra strength at r≲1/m and contributes about −27 MHz to the hydrogen Lamb shift, opposite in sign to the dominant self-energy piece.</w:t>
+        <w:t>Evaluate the contact piece on |ψ_{2s}(0)|² and obtain a shift of order −27 MHz, opposite in sign to Bethe's self-energy log.</w:t>
       </w:r>
     </w:p>
     <w:p>
@@ -106,12 +106,12 @@
         <w:pStyle w:val="ListBullet"/>
       </w:pPr>
       <w:r>
-        <w:t>Connect the same Π̂ at large q² to Lesson 68's running.</w:t>
+        <w:t>Recover Lesson 68's running by evaluating the same Π̂ at |q²|≫m².</w:t>
       </w:r>
     </w:p>
     <w:p>
       <w:pPr>
-        <w:pStyle w:val="Heading2"/>
+        <w:pStyle w:val="Heading3"/>
       </w:pPr>
       <w:r>
         <w:t>Notation and conventions</w:t>
@@ -190,7 +190,7 @@
           </w:tcPr>
           <w:p>
             <w:r>
-              <w:t>Π̂(q²)≈(α/15π)q²/m²</w:t>
+              <w:t>Π̂(q²)=Π(q²)−Π(0)</w:t>
             </w:r>
           </w:p>
         </w:tc>
@@ -207,7 +207,7 @@
           </w:tcPr>
           <w:p>
             <w:r>
-              <w:t>Π̂(q²)≈(α/15π)q²/m²</w:t>
+              <w:t>Finite remainder of vacuum polarization, Π̂(0)=0</w:t>
             </w:r>
           </w:p>
         </w:tc>
@@ -227,7 +227,7 @@
           </w:tcPr>
           <w:p>
             <w:r>
-              <w:t>Uehling</w:t>
+              <w:t>V_U(r)</w:t>
             </w:r>
           </w:p>
         </w:tc>
@@ -245,7 +245,7 @@
           </w:tcPr>
           <w:p>
             <w:r>
-              <w:t>Uehling potential</w:t>
+              <w:t>Uehling potential, the coordinate-space image of Π̂</w:t>
             </w:r>
           </w:p>
         </w:tc>
@@ -264,7 +264,7 @@
           </w:tcPr>
           <w:p>
             <w:r>
-              <w:t>−27</w:t>
+              <w:t>δE_U</w:t>
             </w:r>
           </w:p>
         </w:tc>
@@ -281,7 +281,7 @@
           </w:tcPr>
           <w:p>
             <w:r>
-              <w:t>−27 MHz in hydrogen 2s</w:t>
+              <w:t>Expectation value of V_U in a hydrogen state</w:t>
             </w:r>
           </w:p>
         </w:tc>
@@ -289,15 +289,52 @@
     </w:tbl>
     <w:p>
       <w:pPr>
-        <w:pStyle w:val="Heading1"/>
+        <w:pStyle w:val="Heading2"/>
       </w:pPr>
       <w:r>
-        <w:t>1 The physical point</w:t>
+        <w:t>1 The same Π, the other kinematic end</w:t>
+      </w:r>
+    </w:p>
+    <w:p>
+      <w:pPr>
+        <w:spacing w:before="160" w:after="160"/>
+        <w:jc w:val="center"/>
+      </w:pPr>
+      <w:r>
+        <w:rPr>
+          <w:rFonts w:ascii="Consolas" w:hAnsi="Consolas" w:cs="Consolas" w:eastAsia="Consolas"/>
+          <w:sz w:val="20"/>
+        </w:rPr>
+        <w:t xml:space="preserve"> e⁻  -------*~~~~~~(Π)~~~~~~*-------  e⁻     Coulomb photon with</w:t>
+      </w:r>
+      <w:r>
+        <w:rPr>
+          <w:rFonts w:ascii="Consolas" w:hAnsi="Consolas" w:cs="Consolas" w:eastAsia="Consolas"/>
+          <w:sz w:val="20"/>
+        </w:rPr>
+        <w:br/>
+        <w:t xml:space="preserve">             \              /                 a vacuum-polarization</w:t>
+      </w:r>
+      <w:r>
+        <w:rPr>
+          <w:rFonts w:ascii="Consolas" w:hAnsi="Consolas" w:cs="Consolas" w:eastAsia="Consolas"/>
+          <w:sz w:val="20"/>
+        </w:rPr>
+        <w:br/>
+        <w:t xml:space="preserve">              *------------*  e⁺e⁻ loop       insertion, Lesson 62</w:t>
       </w:r>
     </w:p>
     <w:p>
       <w:r>
-        <w:t>Lesson 68 ran the charge at |q²|≫m². Inside hydrogen, typical |q| is the Bohr momentum αm, smaller than m, so the logarithm of Lesson 68 is not large. The finite remainder Π̂(q²) still modifies the photon propagator, equivalent to a short-range correction to the Coulomb potential, the Uehling potential. Expect four to six hours. At small q² the finite vacuum polarization behaves as Π̂(q²)∝q²/m². Replacing 1/q² by 1/q² × 1/(1−Π̂)≈1/q² + (α/15π)/m² in momentum space is a contact-like correction after Fourier transform, smeared over the Compton wavelength 1/m. An s-state, with support at the origin, sees this as a shift. The sign in hydrogen is a slight reduction of the 2s energy relative to the naive Coulomb value in the opposite direction from Bethe's self-energy log, a smaller term. The same function Π̂, evaluated at large q², is Lesson 68's running. Precision and running are one object at two kinematic points.</w:t>
+        <w:t>Lesson 68 wrote Π(q²)=Π(0)+Π̂(q²) and absorbed Π(0) into the definition of e. What remains in the photon line is a factor 1/(1−Π̂)≈1+Π̂. At large |q²| this is the running coupling. At small |q²| it is a short-range modification of Coulomb's law.</w:t>
+      </w:r>
+    </w:p>
+    <w:p>
+      <w:pPr>
+        <w:pStyle w:val="Heading2"/>
+      </w:pPr>
+      <w:r>
+        <w:t>2 Small-q² expansion</w:t>
       </w:r>
     </w:p>
     <w:p>
@@ -305,25 +342,175 @@
         <w:pStyle w:val="Heading3"/>
       </w:pPr>
       <w:r>
+        <w:t>2.1 Why the first term is q²/m²</w:t>
+      </w:r>
+    </w:p>
+    <w:p>
+      <w:r>
+        <w:t>Π̂(0)=0 by construction. Analyticity in q² near 0, and the absence of a massless charged particle that could produce a branch cut at q²=0, imply Π̂(q²)=c q²/m²+O(q⁴/m⁴). The coefficient c is a finite Feynman-parameter integral over Lesson 62's integrand. Its value is</w:t>
+      </w:r>
+    </w:p>
+    <w:p>
+      <w:pPr>
+        <w:spacing w:before="100" w:after="40"/>
+        <w:jc w:val="center"/>
+      </w:pPr>
+      <m:oMathPara>
+        <m:oMath>
+          <m:r>
+            <m:t xml:space="preserve">Π̂</m:t>
+          </m:r>
+          <m:sSup>
+            <m:e>
+              <m:r>
+                <m:t xml:space="preserve">q</m:t>
+              </m:r>
+            </m:e>
+            <m:sup>
+              <m:r>
+                <m:t xml:space="preserve">2</m:t>
+              </m:r>
+            </m:sup>
+          </m:sSup>
+          <m:r>
+            <m:t xml:space="preserve">=</m:t>
+          </m:r>
+          <m:f>
+            <m:num>
+              <m:r>
+                <m:t xml:space="preserve">α</m:t>
+              </m:r>
+            </m:num>
+            <m:den>
+              <m:r>
+                <m:t xml:space="preserve">15π</m:t>
+              </m:r>
+            </m:den>
+          </m:f>
+          <m:f>
+            <m:num>
+              <m:sSup>
+                <m:e>
+                  <m:r>
+                    <m:t xml:space="preserve">q</m:t>
+                  </m:r>
+                </m:e>
+                <m:sup>
+                  <m:r>
+                    <m:t xml:space="preserve">2</m:t>
+                  </m:r>
+                </m:sup>
+              </m:sSup>
+            </m:num>
+            <m:den>
+              <m:sSup>
+                <m:e>
+                  <m:r>
+                    <m:t xml:space="preserve">m</m:t>
+                  </m:r>
+                </m:e>
+                <m:sup>
+                  <m:r>
+                    <m:t xml:space="preserve">2</m:t>
+                  </m:r>
+                </m:sup>
+              </m:sSup>
+            </m:den>
+          </m:f>
+          <m:r>
+            <m:t xml:space="preserve">+</m:t>
+          </m:r>
+          <m:r>
+            <m:t xml:space="preserve">O</m:t>
+          </m:r>
+          <m:f>
+            <m:num>
+              <m:sSup>
+                <m:e>
+                  <m:r>
+                    <m:t xml:space="preserve">q</m:t>
+                  </m:r>
+                </m:e>
+                <m:sup>
+                  <m:r>
+                    <m:t xml:space="preserve">4</m:t>
+                  </m:r>
+                </m:sup>
+              </m:sSup>
+            </m:num>
+            <m:den>
+              <m:sSup>
+                <m:e>
+                  <m:r>
+                    <m:t xml:space="preserve">m</m:t>
+                  </m:r>
+                </m:e>
+                <m:sup>
+                  <m:r>
+                    <m:t xml:space="preserve">4</m:t>
+                  </m:r>
+                </m:sup>
+              </m:sSup>
+            </m:den>
+          </m:f>
+        </m:oMath>
+      </m:oMathPara>
+    </w:p>
+    <w:p>
+      <w:pPr>
+        <w:spacing w:before="40" w:after="160"/>
+        <w:jc w:val="center"/>
+      </w:pPr>
+      <m:oMathPara>
+        <m:oMath>
+          <m:r>
+            <m:t xml:space="preserve">|</m:t>
+          </m:r>
+          <m:sSup>
+            <m:e>
+              <m:r>
+                <m:t xml:space="preserve">q</m:t>
+              </m:r>
+            </m:e>
+            <m:sup>
+              <m:r>
+                <m:t xml:space="preserve">2</m:t>
+              </m:r>
+            </m:sup>
+          </m:sSup>
+          <m:r>
+            <m:t xml:space="preserve">|</m:t>
+          </m:r>
+          <m:r>
+            <m:t xml:space="preserve">≪</m:t>
+          </m:r>
+          <m:sSup>
+            <m:e>
+              <m:r>
+                <m:t xml:space="preserve">m</m:t>
+              </m:r>
+            </m:e>
+            <m:sup>
+              <m:r>
+                <m:t xml:space="preserve">2</m:t>
+              </m:r>
+            </m:sup>
+          </m:sSup>
+        </m:oMath>
+      </m:oMathPara>
+    </w:p>
+    <w:p>
+      <w:r>
+        <w:rPr>
+          <w:b/>
+          <w:i/>
+        </w:rPr>
         <w:t>Worked example 1</w:t>
       </w:r>
     </w:p>
     <w:p>
       <w:r>
-        <w:t>State the central relation of this lesson in one sentence and name the earlier lesson it uses. At small q² the finite vacuum polarization behaves as Π̂(q²)∝q²/m².</w:t>
-      </w:r>
-    </w:p>
-    <w:p>
-      <w:pPr>
-        <w:pStyle w:val="Heading1"/>
-      </w:pPr>
-      <w:r>
-        <w:t>2 Development</w:t>
-      </w:r>
-    </w:p>
-    <w:p>
-      <w:r>
-        <w:t>Start from the objects already in hand. Separate a definition from a derived consequence. Evaluate a limit (low energy, on-shell, or μ→μ₀) as a check. Then name what is still incomplete.</w:t>
+        <w:t>Check dimensions. Π̂ is dimensionless, q²/m² is dimensionless, α is dimensionless, so c is a pure number. The 15 in the denominator is 1/5 of the 3 in Lesson 68's (α/3π) log, coming from the first two moments of the same spectral function: the log is the large-q² end, 1/15 is the small-q² end.</w:t>
       </w:r>
     </w:p>
     <w:p>
@@ -331,30 +518,528 @@
         <w:pStyle w:val="Heading3"/>
       </w:pPr>
       <w:r>
+        <w:t>2.2 From Π̂ to a potential</w:t>
+      </w:r>
+    </w:p>
+    <w:p>
+      <w:r>
+        <w:t>In momentum space the Coulomb interaction is 4πα/q² (Heaviside–Lorentz, α=e²/4π). Replacing 1/q² by (1+Π̂)/q² adds</w:t>
+      </w:r>
+    </w:p>
+    <w:p>
+      <w:pPr>
+        <w:spacing w:before="100" w:after="160"/>
+        <w:jc w:val="center"/>
+      </w:pPr>
+      <m:oMathPara>
+        <m:oMath>
+          <m:r>
+            <m:t xml:space="preserve">ΔṼ</m:t>
+          </m:r>
+          <m:r>
+            <m:t xml:space="preserve">q</m:t>
+          </m:r>
+          <m:r>
+            <m:t xml:space="preserve">=</m:t>
+          </m:r>
+          <m:r>
+            <m:t xml:space="preserve">4π</m:t>
+          </m:r>
+          <m:f>
+            <m:num>
+              <m:r>
+                <m:t xml:space="preserve">α</m:t>
+              </m:r>
+            </m:num>
+            <m:den>
+              <m:sSup>
+                <m:e>
+                  <m:r>
+                    <m:t xml:space="preserve">q</m:t>
+                  </m:r>
+                </m:e>
+                <m:sup>
+                  <m:r>
+                    <m:t xml:space="preserve">2</m:t>
+                  </m:r>
+                </m:sup>
+              </m:sSup>
+            </m:den>
+          </m:f>
+          <m:r>
+            <m:t xml:space="preserve">Π̂</m:t>
+          </m:r>
+          <m:sSup>
+            <m:e>
+              <m:r>
+                <m:t xml:space="preserve">q</m:t>
+              </m:r>
+            </m:e>
+            <m:sup>
+              <m:r>
+                <m:t xml:space="preserve">2</m:t>
+              </m:r>
+            </m:sup>
+          </m:sSup>
+          <m:r>
+            <m:t xml:space="preserve">≈</m:t>
+          </m:r>
+          <m:r>
+            <m:t xml:space="preserve">4π</m:t>
+          </m:r>
+          <m:r>
+            <m:t xml:space="preserve">α</m:t>
+          </m:r>
+          <m:f>
+            <m:num>
+              <m:r>
+                <m:t xml:space="preserve">α</m:t>
+              </m:r>
+            </m:num>
+            <m:den>
+              <m:r>
+                <m:t xml:space="preserve">15π</m:t>
+              </m:r>
+            </m:den>
+          </m:f>
+          <m:f>
+            <m:num>
+              <m:r>
+                <m:t xml:space="preserve">1</m:t>
+              </m:r>
+            </m:num>
+            <m:den>
+              <m:sSup>
+                <m:e>
+                  <m:r>
+                    <m:t xml:space="preserve">m</m:t>
+                  </m:r>
+                </m:e>
+                <m:sup>
+                  <m:r>
+                    <m:t xml:space="preserve">2</m:t>
+                  </m:r>
+                </m:sup>
+              </m:sSup>
+            </m:den>
+          </m:f>
+          <m:r>
+            <m:t xml:space="preserve">=</m:t>
+          </m:r>
+          <m:f>
+            <m:num>
+              <m:sSup>
+                <m:e>
+                  <m:r>
+                    <m:t xml:space="preserve">4α</m:t>
+                  </m:r>
+                </m:e>
+                <m:sup>
+                  <m:r>
+                    <m:t xml:space="preserve">2</m:t>
+                  </m:r>
+                </m:sup>
+              </m:sSup>
+            </m:num>
+            <m:den>
+              <m:r>
+                <m:t xml:space="preserve">15</m:t>
+              </m:r>
+            </m:den>
+          </m:f>
+          <m:f>
+            <m:num>
+              <m:r>
+                <m:t xml:space="preserve">1</m:t>
+              </m:r>
+            </m:num>
+            <m:den>
+              <m:sSup>
+                <m:e>
+                  <m:r>
+                    <m:t xml:space="preserve">m</m:t>
+                  </m:r>
+                </m:e>
+                <m:sup>
+                  <m:r>
+                    <m:t xml:space="preserve">2</m:t>
+                  </m:r>
+                </m:sup>
+              </m:sSup>
+            </m:den>
+          </m:f>
+        </m:oMath>
+      </m:oMathPara>
+    </w:p>
+    <w:p>
+      <w:r>
+        <w:t>a q-independent constant. The Fourier transform of a constant in three-momentum is a contact term:</w:t>
+      </w:r>
+    </w:p>
+    <w:p>
+      <w:pPr>
+        <w:spacing w:before="100" w:after="160"/>
+        <w:jc w:val="center"/>
+      </w:pPr>
+      <m:oMathPara>
+        <m:oMath>
+          <m:r>
+            <m:t xml:space="preserve">ΔV</m:t>
+          </m:r>
+          <m:r>
+            <m:t xml:space="preserve">r</m:t>
+          </m:r>
+          <m:r>
+            <m:t xml:space="preserve">=</m:t>
+          </m:r>
+          <m:r>
+            <m:t xml:space="preserve">−</m:t>
+          </m:r>
+          <m:f>
+            <m:num>
+              <m:sSup>
+                <m:e>
+                  <m:r>
+                    <m:t xml:space="preserve">4α</m:t>
+                  </m:r>
+                </m:e>
+                <m:sup>
+                  <m:r>
+                    <m:t xml:space="preserve">2</m:t>
+                  </m:r>
+                </m:sup>
+              </m:sSup>
+            </m:num>
+            <m:den>
+              <m:r>
+                <m:t xml:space="preserve">15</m:t>
+              </m:r>
+            </m:den>
+          </m:f>
+          <m:sSup>
+            <m:e>
+              <m:r>
+                <m:t xml:space="preserve">m</m:t>
+              </m:r>
+            </m:e>
+            <m:sup>
+              <m:r>
+                <m:t xml:space="preserve">2</m:t>
+              </m:r>
+            </m:sup>
+          </m:sSup>
+          <m:sSup>
+            <m:e>
+              <m:r>
+                <m:t xml:space="preserve">δ</m:t>
+              </m:r>
+            </m:e>
+            <m:sup>
+              <m:r>
+                <m:t xml:space="preserve">3</m:t>
+              </m:r>
+            </m:sup>
+          </m:sSup>
+          <m:r>
+            <m:t xml:space="preserve">r</m:t>
+          </m:r>
+        </m:oMath>
+      </m:oMathPara>
+    </w:p>
+    <w:p>
+      <w:r>
+        <w:t>up to the sign convention that a negative potential is attractive. (The overall sign follows because Π̂&gt;0 at spacelike q² in our metric, which screens the charge at long distance and therefore concentrates extra attraction at r≲1/m.) The true Uehling potential is this contact term smeared over a Compton wavelength, not a mathematical δ³(r); for atomic expectation values in states whose support is a₀≫1/m, the contact approximation is enough.</w:t>
+      </w:r>
+    </w:p>
+    <w:p>
+      <w:pPr>
+        <w:pStyle w:val="Heading2"/>
+      </w:pPr>
+      <w:r>
+        <w:t>3 The 2s shift</w:t>
+      </w:r>
+    </w:p>
+    <w:p>
+      <w:pPr>
+        <w:spacing w:before="100" w:after="160"/>
+        <w:jc w:val="center"/>
+      </w:pPr>
+      <m:oMathPara>
+        <m:oMath>
+          <m:sSub>
+            <m:e>
+              <m:r>
+                <m:t xml:space="preserve">δE</m:t>
+              </m:r>
+            </m:e>
+            <m:sub>
+              <m:r>
+                <m:t xml:space="preserve">U</m:t>
+              </m:r>
+            </m:sub>
+          </m:sSub>
+          <m:r>
+            <m:t xml:space="preserve">ns</m:t>
+          </m:r>
+          <m:r>
+            <m:t xml:space="preserve">=</m:t>
+          </m:r>
+          <m:r>
+            <m:t xml:space="preserve">⟨ns</m:t>
+          </m:r>
+          <m:r>
+            <m:t xml:space="preserve">|</m:t>
+          </m:r>
+          <m:r>
+            <m:t xml:space="preserve">ΔV</m:t>
+          </m:r>
+          <m:r>
+            <m:t xml:space="preserve">|</m:t>
+          </m:r>
+          <m:r>
+            <m:t xml:space="preserve">ns⟩</m:t>
+          </m:r>
+          <m:r>
+            <m:t xml:space="preserve">=</m:t>
+          </m:r>
+          <m:r>
+            <m:t xml:space="preserve">−</m:t>
+          </m:r>
+          <m:f>
+            <m:num>
+              <m:sSup>
+                <m:e>
+                  <m:r>
+                    <m:t xml:space="preserve">4α</m:t>
+                  </m:r>
+                </m:e>
+                <m:sup>
+                  <m:r>
+                    <m:t xml:space="preserve">2</m:t>
+                  </m:r>
+                </m:sup>
+              </m:sSup>
+            </m:num>
+            <m:den>
+              <m:r>
+                <m:t xml:space="preserve">15</m:t>
+              </m:r>
+            </m:den>
+          </m:f>
+          <m:sSup>
+            <m:e>
+              <m:r>
+                <m:t xml:space="preserve">m</m:t>
+              </m:r>
+            </m:e>
+            <m:sup>
+              <m:r>
+                <m:t xml:space="preserve">2</m:t>
+              </m:r>
+            </m:sup>
+          </m:sSup>
+          <m:r>
+            <m:t xml:space="preserve">|</m:t>
+          </m:r>
+          <m:sSub>
+            <m:e>
+              <m:r>
+                <m:t xml:space="preserve">ψ</m:t>
+              </m:r>
+            </m:e>
+            <m:sub>
+              <m:r>
+                <m:t xml:space="preserve">ns</m:t>
+              </m:r>
+            </m:sub>
+          </m:sSub>
+          <m:r>
+            <m:t xml:space="preserve">0</m:t>
+          </m:r>
+          <m:r>
+            <m:t xml:space="preserve">|</m:t>
+          </m:r>
+          <m:sSup>
+            <m:e/>
+            <m:sup>
+              <m:r>
+                <m:t xml:space="preserve">2</m:t>
+              </m:r>
+            </m:sup>
+          </m:sSup>
+        </m:oMath>
+      </m:oMathPara>
+    </w:p>
+    <w:p>
+      <w:r>
+        <w:t>Using |ψ_{2s}(0)|²=(αm)³/(8π) from Lesson 76,</w:t>
+      </w:r>
+    </w:p>
+    <w:p>
+      <w:pPr>
+        <w:spacing w:before="100" w:after="160"/>
+        <w:jc w:val="center"/>
+      </w:pPr>
+      <m:oMathPara>
+        <m:oMath>
+          <m:sSub>
+            <m:e>
+              <m:r>
+                <m:t xml:space="preserve">δE</m:t>
+              </m:r>
+            </m:e>
+            <m:sub>
+              <m:r>
+                <m:t xml:space="preserve">U</m:t>
+              </m:r>
+            </m:sub>
+          </m:sSub>
+          <m:r>
+            <m:t xml:space="preserve">2s</m:t>
+          </m:r>
+          <m:r>
+            <m:t xml:space="preserve">=</m:t>
+          </m:r>
+          <m:r>
+            <m:t xml:space="preserve">−</m:t>
+          </m:r>
+          <m:f>
+            <m:num>
+              <m:sSup>
+                <m:e>
+                  <m:r>
+                    <m:t xml:space="preserve">4α</m:t>
+                  </m:r>
+                </m:e>
+                <m:sup>
+                  <m:r>
+                    <m:t xml:space="preserve">2</m:t>
+                  </m:r>
+                </m:sup>
+              </m:sSup>
+            </m:num>
+            <m:den>
+              <m:r>
+                <m:t xml:space="preserve">15</m:t>
+              </m:r>
+            </m:den>
+          </m:f>
+          <m:sSup>
+            <m:e>
+              <m:r>
+                <m:t xml:space="preserve">m</m:t>
+              </m:r>
+            </m:e>
+            <m:sup>
+              <m:r>
+                <m:t xml:space="preserve">2</m:t>
+              </m:r>
+            </m:sup>
+          </m:sSup>
+          <m:sSup>
+            <m:e>
+              <m:r>
+                <m:t xml:space="preserve">α</m:t>
+              </m:r>
+            </m:e>
+            <m:sup>
+              <m:r>
+                <m:t xml:space="preserve">3</m:t>
+              </m:r>
+            </m:sup>
+          </m:sSup>
+          <m:f>
+            <m:num>
+              <m:sSup>
+                <m:e>
+                  <m:r>
+                    <m:t xml:space="preserve">m</m:t>
+                  </m:r>
+                </m:e>
+                <m:sup>
+                  <m:r>
+                    <m:t xml:space="preserve">3</m:t>
+                  </m:r>
+                </m:sup>
+              </m:sSup>
+            </m:num>
+            <m:den>
+              <m:r>
+                <m:t xml:space="preserve">8π</m:t>
+              </m:r>
+            </m:den>
+          </m:f>
+          <m:r>
+            <m:t xml:space="preserve">=</m:t>
+          </m:r>
+          <m:r>
+            <m:t xml:space="preserve">−</m:t>
+          </m:r>
+          <m:sSup>
+            <m:e>
+              <m:r>
+                <m:t xml:space="preserve">α</m:t>
+              </m:r>
+            </m:e>
+            <m:sup>
+              <m:r>
+                <m:t xml:space="preserve">4</m:t>
+              </m:r>
+            </m:sup>
+          </m:sSup>
+          <m:f>
+            <m:num>
+              <m:r>
+                <m:t xml:space="preserve">m</m:t>
+              </m:r>
+            </m:num>
+            <m:den>
+              <m:r>
+                <m:t xml:space="preserve">30π</m:t>
+              </m:r>
+            </m:den>
+          </m:f>
+          <m:r>
+            <m:t xml:space="preserve">α</m:t>
+          </m:r>
+        </m:oMath>
+      </m:oMathPara>
+    </w:p>
+    <w:p>
+      <w:r>
+        <w:t>which is of order 10 MHz. The standard evaluation of the unsmeared-plus-Uehling integral for hydrogen 2s−2p is −27.13 MHz. Because 2p has ψ(0)=0, this piece, like Lesson 76's contact self-energy, is almost entirely a 2s shift. It lowers 2s, which shrinks the Lamb interval: vacuum polarization works against Bethe's self-energy logarithm.</w:t>
+      </w:r>
+    </w:p>
+    <w:p>
+      <w:r>
+        <w:rPr>
+          <w:b/>
+          <w:i/>
+        </w:rPr>
         <w:t>Worked example 2</w:t>
       </w:r>
     </w:p>
     <w:p>
       <w:r>
-        <w:t>Identify which step is a definition, which is a physical assumption, and which is algebra, using this lesson's core relation.</w:t>
+        <w:t>State the sign in words. Vacuum polarization screens: at distances ≫1/m the effective charge is smaller. An s-electron, which samples r~1/m, sees extra unscreened charge and is bound more tightly, so its energy goes down. The 2s–2p Lamb interval, which had 2s above 2p from the self-energy, is reduced.</w:t>
       </w:r>
     </w:p>
     <w:p>
       <w:pPr>
-        <w:pStyle w:val="Heading1"/>
+        <w:pStyle w:val="Heading2"/>
       </w:pPr>
       <w:r>
-        <w:t>3 What is not being claimed</w:t>
+        <w:t>4 One function, two places</w:t>
       </w:r>
     </w:p>
     <w:p>
       <w:r>
-        <w:t>This lesson does not replace a numerical computer algebra evaluation of every integral it names. It does state a checkable relation, a limit, and the connection to a previous derivation in this course.</w:t>
+        <w:t>At |q²|≫m², the same Π̂ is Lesson 68's (α/3π) log(|q²|/m²). Precision in hydrogen and running at a collider are not two theories. They are Π̂(q²) at two values of q². Lesson 78 will put numbers on both.</w:t>
       </w:r>
     </w:p>
     <w:p>
       <w:pPr>
-        <w:pStyle w:val="Heading1"/>
+        <w:pStyle w:val="Heading2"/>
       </w:pPr>
       <w:r>
         <w:t>Connections to QED</w:t>
@@ -450,7 +1135,7 @@
           </w:tcPr>
           <w:p>
             <w:r>
-              <w:t>Used in later precision or formal chapters</w:t>
+              <w:t>Small-q² end of Lesson 62</w:t>
             </w:r>
           </w:p>
         </w:tc>
@@ -470,7 +1155,7 @@
           </w:tcPr>
           <w:p>
             <w:r>
-              <w:t>Uehling potential</w:t>
+              <w:t>Uehling ΔV∝−δ³(r)/m²</w:t>
             </w:r>
           </w:p>
         </w:tc>
@@ -488,7 +1173,43 @@
           </w:tcPr>
           <w:p>
             <w:r>
-              <w:t>Organizes the present calculation</w:t>
+              <w:t>−27 MHz in the hydrogen Lamb interval</w:t>
+            </w:r>
+          </w:p>
+        </w:tc>
+      </w:tr>
+      <w:tr>
+        <w:tc>
+          <w:tcPr>
+            <w:tcW w:type="dxa" w:w="3264"/>
+            <w:vAlign w:val="center"/>
+            <w:tcMar>
+              <w:top w:w="100" w:type="dxa"/>
+              <w:start w:w="100" w:type="dxa"/>
+              <w:bottom w:w="100" w:type="dxa"/>
+              <w:end w:w="100" w:type="dxa"/>
+            </w:tcMar>
+          </w:tcPr>
+          <w:p>
+            <w:r>
+              <w:t>Same Π̂ at large q²</w:t>
+            </w:r>
+          </w:p>
+        </w:tc>
+        <w:tc>
+          <w:tcPr>
+            <w:tcW w:type="dxa" w:w="6528"/>
+            <w:vAlign w:val="center"/>
+            <w:tcMar>
+              <w:top w:w="100" w:type="dxa"/>
+              <w:start w:w="100" w:type="dxa"/>
+              <w:bottom w:w="100" w:type="dxa"/>
+              <w:end w:w="100" w:type="dxa"/>
+            </w:tcMar>
+          </w:tcPr>
+          <w:p>
+            <w:r>
+              <w:t>Running of α, Lesson 68</w:t>
             </w:r>
           </w:p>
         </w:tc>
@@ -496,7 +1217,7 @@
     </w:tbl>
     <w:p>
       <w:pPr>
-        <w:pStyle w:val="Heading1"/>
+        <w:pStyle w:val="Heading2"/>
       </w:pPr>
       <w:r>
         <w:t>Summary</w:t>
@@ -511,7 +1232,7 @@
         </w:numPr>
       </w:pPr>
       <w:r>
-        <w:t>Lesson 68 ran the charge at |q²|≫m².</w:t>
+        <w:t>After charge renormalization, a finite Π̂(q²) remains in the photon line.</w:t>
       </w:r>
     </w:p>
     <w:p>
@@ -523,7 +1244,7 @@
         </w:numPr>
       </w:pPr>
       <w:r>
-        <w:t>The core relation is stated and checked in a limit.</w:t>
+        <w:t>At |q²|≪m², Π̂(q²)=(α/15π)(q²/m²)+⋯.</w:t>
       </w:r>
     </w:p>
     <w:p>
@@ -535,12 +1256,36 @@
         </w:numPr>
       </w:pPr>
       <w:r>
-        <w:t>Earlier lessons supply the ingredients; this lesson supplies the interpretation.</w:t>
+        <w:t>That expansion is a contact correction to the Coulomb potential, the Uehling potential.</w:t>
       </w:r>
     </w:p>
     <w:p>
       <w:pPr>
-        <w:pStyle w:val="Heading1"/>
+        <w:pStyle w:val="ListNumber"/>
+        <w:numPr>
+          <w:ilvl w:val="0"/>
+          <w:numId w:val="10"/>
+        </w:numPr>
+      </w:pPr>
+      <w:r>
+        <w:t>In hydrogen 2s it contributes about −27 MHz, opposite to Lesson 76's self-energy log.</w:t>
+      </w:r>
+    </w:p>
+    <w:p>
+      <w:pPr>
+        <w:pStyle w:val="ListNumber"/>
+        <w:numPr>
+          <w:ilvl w:val="0"/>
+          <w:numId w:val="10"/>
+        </w:numPr>
+      </w:pPr>
+      <w:r>
+        <w:t>The large-q² limit of the same function is the running coupling.</w:t>
+      </w:r>
+    </w:p>
+    <w:p>
+      <w:pPr>
+        <w:pStyle w:val="Heading2"/>
       </w:pPr>
       <w:r>
         <w:t>Exercises</w:t>
@@ -556,13 +1301,15 @@
         <w:tblLook w:firstColumn="1" w:firstRow="1" w:lastColumn="0" w:lastRow="0" w:noHBand="0" w:noVBand="1" w:val="04A0"/>
       </w:tblPr>
       <w:tblGrid>
-        <w:gridCol w:w="720"/>
-        <w:gridCol w:w="9072"/>
+        <w:gridCol w:w="2448"/>
+        <w:gridCol w:w="2448"/>
+        <w:gridCol w:w="2448"/>
+        <w:gridCol w:w="2448"/>
       </w:tblGrid>
       <w:tr>
         <w:tc>
           <w:tcPr>
-            <w:tcW w:type="dxa" w:w="720"/>
+            <w:tcW w:type="dxa" w:w="2448"/>
             <w:shd w:fill="1F4E78"/>
             <w:vAlign w:val="center"/>
             <w:tcMar>
@@ -584,7 +1331,7 @@
         </w:tc>
         <w:tc>
           <w:tcPr>
-            <w:tcW w:type="dxa" w:w="9072"/>
+            <w:tcW w:type="dxa" w:w="2448"/>
             <w:shd w:fill="1F4E78"/>
             <w:vAlign w:val="center"/>
             <w:tcMar>
@@ -604,11 +1351,53 @@
             </w:r>
           </w:p>
         </w:tc>
+        <w:tc>
+          <w:tcPr>
+            <w:tcW w:type="dxa" w:w="2448"/>
+            <w:shd w:fill="1F4E78"/>
+            <w:vAlign w:val="center"/>
+            <w:tcMar>
+              <w:top w:w="100" w:type="dxa"/>
+              <w:start w:w="100" w:type="dxa"/>
+              <w:bottom w:w="100" w:type="dxa"/>
+              <w:end w:w="100" w:type="dxa"/>
+            </w:tcMar>
+          </w:tcPr>
+          <w:p>
+            <w:r>
+              <w:rPr>
+                <w:b/>
+                <w:color w:val="FFFFFF"/>
+              </w:rPr>
+            </w:r>
+          </w:p>
+        </w:tc>
+        <w:tc>
+          <w:tcPr>
+            <w:tcW w:type="dxa" w:w="2448"/>
+            <w:shd w:fill="1F4E78"/>
+            <w:vAlign w:val="center"/>
+            <w:tcMar>
+              <w:top w:w="100" w:type="dxa"/>
+              <w:start w:w="100" w:type="dxa"/>
+              <w:bottom w:w="100" w:type="dxa"/>
+              <w:end w:w="100" w:type="dxa"/>
+            </w:tcMar>
+          </w:tcPr>
+          <w:p>
+            <w:r>
+              <w:rPr>
+                <w:b/>
+                <w:color w:val="FFFFFF"/>
+              </w:rPr>
+            </w:r>
+          </w:p>
+        </w:tc>
       </w:tr>
       <w:tr>
         <w:tc>
           <w:tcPr>
-            <w:tcW w:type="dxa" w:w="720"/>
+            <w:tcW w:type="dxa" w:w="2448"/>
             <w:vAlign w:val="center"/>
             <w:tcMar>
               <w:top w:w="100" w:type="dxa"/>
@@ -625,7 +1414,7 @@
         </w:tc>
         <w:tc>
           <w:tcPr>
-            <w:tcW w:type="dxa" w:w="9072"/>
+            <w:tcW w:type="dxa" w:w="2448"/>
             <w:vAlign w:val="center"/>
             <w:tcMar>
               <w:top w:w="100" w:type="dxa"/>
@@ -636,15 +1425,41 @@
           </w:tcPr>
           <w:p>
             <w:r>
-              <w:t>State the core relation without looking.</w:t>
+              <w:t>Why is Π̂(0)=0, and why does that forbid a 1/r correction that survives at infinite distance?</w:t>
             </w:r>
           </w:p>
+        </w:tc>
+        <w:tc>
+          <w:tcPr>
+            <w:tcW w:type="dxa" w:w="2448"/>
+            <w:vAlign w:val="center"/>
+            <w:tcMar>
+              <w:top w:w="100" w:type="dxa"/>
+              <w:start w:w="100" w:type="dxa"/>
+              <w:bottom w:w="100" w:type="dxa"/>
+              <w:end w:w="100" w:type="dxa"/>
+            </w:tcMar>
+          </w:tcPr>
+          <w:p/>
+        </w:tc>
+        <w:tc>
+          <w:tcPr>
+            <w:tcW w:type="dxa" w:w="2448"/>
+            <w:vAlign w:val="center"/>
+            <w:tcMar>
+              <w:top w:w="100" w:type="dxa"/>
+              <w:start w:w="100" w:type="dxa"/>
+              <w:bottom w:w="100" w:type="dxa"/>
+              <w:end w:w="100" w:type="dxa"/>
+            </w:tcMar>
+          </w:tcPr>
+          <w:p/>
         </w:tc>
       </w:tr>
       <w:tr>
         <w:tc>
           <w:tcPr>
-            <w:tcW w:type="dxa" w:w="720"/>
+            <w:tcW w:type="dxa" w:w="2448"/>
             <w:vAlign w:val="center"/>
             <w:shd w:fill="EAF2F8"/>
             <w:tcMar>
@@ -662,7 +1477,7 @@
         </w:tc>
         <w:tc>
           <w:tcPr>
-            <w:tcW w:type="dxa" w:w="9072"/>
+            <w:tcW w:type="dxa" w:w="2448"/>
             <w:vAlign w:val="center"/>
             <w:shd w:fill="EAF2F8"/>
             <w:tcMar>
@@ -674,15 +1489,43 @@
           </w:tcPr>
           <w:p>
             <w:r>
-              <w:t>Name the earlier lesson that supplies the main ingredient.</w:t>
+              <w:t>Obtain ΔṼ(q)≈(4α²/15)/m² from Π̂≈(α/15π)q²/m².</w:t>
             </w:r>
           </w:p>
+        </w:tc>
+        <w:tc>
+          <w:tcPr>
+            <w:tcW w:type="dxa" w:w="2448"/>
+            <w:vAlign w:val="center"/>
+            <w:shd w:fill="EAF2F8"/>
+            <w:tcMar>
+              <w:top w:w="100" w:type="dxa"/>
+              <w:start w:w="100" w:type="dxa"/>
+              <w:bottom w:w="100" w:type="dxa"/>
+              <w:end w:w="100" w:type="dxa"/>
+            </w:tcMar>
+          </w:tcPr>
+          <w:p/>
+        </w:tc>
+        <w:tc>
+          <w:tcPr>
+            <w:tcW w:type="dxa" w:w="2448"/>
+            <w:vAlign w:val="center"/>
+            <w:shd w:fill="EAF2F8"/>
+            <w:tcMar>
+              <w:top w:w="100" w:type="dxa"/>
+              <w:start w:w="100" w:type="dxa"/>
+              <w:bottom w:w="100" w:type="dxa"/>
+              <w:end w:w="100" w:type="dxa"/>
+            </w:tcMar>
+          </w:tcPr>
+          <w:p/>
         </w:tc>
       </w:tr>
       <w:tr>
         <w:tc>
           <w:tcPr>
-            <w:tcW w:type="dxa" w:w="720"/>
+            <w:tcW w:type="dxa" w:w="2448"/>
             <w:vAlign w:val="center"/>
             <w:tcMar>
               <w:top w:w="100" w:type="dxa"/>
@@ -699,7 +1542,7 @@
         </w:tc>
         <w:tc>
           <w:tcPr>
-            <w:tcW w:type="dxa" w:w="9072"/>
+            <w:tcW w:type="dxa" w:w="2448"/>
             <w:vAlign w:val="center"/>
             <w:tcMar>
               <w:top w:w="100" w:type="dxa"/>
@@ -710,15 +1553,41 @@
           </w:tcPr>
           <w:p>
             <w:r>
-              <w:t>Check a special case or limit of the relation.</w:t>
+              <w:t>Fourier-transform a momentum-space constant to a δ³(r) potential.</w:t>
             </w:r>
           </w:p>
+        </w:tc>
+        <w:tc>
+          <w:tcPr>
+            <w:tcW w:type="dxa" w:w="2448"/>
+            <w:vAlign w:val="center"/>
+            <w:tcMar>
+              <w:top w:w="100" w:type="dxa"/>
+              <w:start w:w="100" w:type="dxa"/>
+              <w:bottom w:w="100" w:type="dxa"/>
+              <w:end w:w="100" w:type="dxa"/>
+            </w:tcMar>
+          </w:tcPr>
+          <w:p/>
+        </w:tc>
+        <w:tc>
+          <w:tcPr>
+            <w:tcW w:type="dxa" w:w="2448"/>
+            <w:vAlign w:val="center"/>
+            <w:tcMar>
+              <w:top w:w="100" w:type="dxa"/>
+              <w:start w:w="100" w:type="dxa"/>
+              <w:bottom w:w="100" w:type="dxa"/>
+              <w:end w:w="100" w:type="dxa"/>
+            </w:tcMar>
+          </w:tcPr>
+          <w:p/>
         </w:tc>
       </w:tr>
       <w:tr>
         <w:tc>
           <w:tcPr>
-            <w:tcW w:type="dxa" w:w="720"/>
+            <w:tcW w:type="dxa" w:w="2448"/>
             <w:vAlign w:val="center"/>
             <w:shd w:fill="EAF2F8"/>
             <w:tcMar>
@@ -736,7 +1605,7 @@
         </w:tc>
         <w:tc>
           <w:tcPr>
-            <w:tcW w:type="dxa" w:w="9072"/>
+            <w:tcW w:type="dxa" w:w="2448"/>
             <w:vAlign w:val="center"/>
             <w:shd w:fill="EAF2F8"/>
             <w:tcMar>
@@ -748,7 +1617,43 @@
           </w:tcPr>
           <w:p>
             <w:r>
-              <w:t>Identify one convention that would change intermediate signs but not the observable.</w:t>
+              <w:t>Evaluate δE_U(2s) using</w:t>
+            </w:r>
+          </w:p>
+        </w:tc>
+        <w:tc>
+          <w:tcPr>
+            <w:tcW w:type="dxa" w:w="2448"/>
+            <w:vAlign w:val="center"/>
+            <w:shd w:fill="EAF2F8"/>
+            <w:tcMar>
+              <w:top w:w="100" w:type="dxa"/>
+              <w:start w:w="100" w:type="dxa"/>
+              <w:bottom w:w="100" w:type="dxa"/>
+              <w:end w:w="100" w:type="dxa"/>
+            </w:tcMar>
+          </w:tcPr>
+          <w:p>
+            <w:r>
+              <w:t>ψ_{2s}(0)</w:t>
+            </w:r>
+          </w:p>
+        </w:tc>
+        <w:tc>
+          <w:tcPr>
+            <w:tcW w:type="dxa" w:w="2448"/>
+            <w:vAlign w:val="center"/>
+            <w:shd w:fill="EAF2F8"/>
+            <w:tcMar>
+              <w:top w:w="100" w:type="dxa"/>
+              <w:start w:w="100" w:type="dxa"/>
+              <w:bottom w:w="100" w:type="dxa"/>
+              <w:end w:w="100" w:type="dxa"/>
+            </w:tcMar>
+          </w:tcPr>
+          <w:p>
+            <w:r>
+              <w:t>²=(αm)³/(8π).</w:t>
             </w:r>
           </w:p>
         </w:tc>
@@ -756,7 +1661,7 @@
       <w:tr>
         <w:tc>
           <w:tcPr>
-            <w:tcW w:type="dxa" w:w="720"/>
+            <w:tcW w:type="dxa" w:w="2448"/>
             <w:vAlign w:val="center"/>
             <w:tcMar>
               <w:top w:w="100" w:type="dxa"/>
@@ -773,7 +1678,7 @@
         </w:tc>
         <w:tc>
           <w:tcPr>
-            <w:tcW w:type="dxa" w:w="9072"/>
+            <w:tcW w:type="dxa" w:w="2448"/>
             <w:vAlign w:val="center"/>
             <w:tcMar>
               <w:top w:w="100" w:type="dxa"/>
@@ -784,15 +1689,41 @@
           </w:tcPr>
           <w:p>
             <w:r>
-              <w:t>Write the mass dimension of each new symbol.</w:t>
+              <w:t>Why is δE_U(2p) negligible compared with δE_U(2s)?</w:t>
             </w:r>
           </w:p>
+        </w:tc>
+        <w:tc>
+          <w:tcPr>
+            <w:tcW w:type="dxa" w:w="2448"/>
+            <w:vAlign w:val="center"/>
+            <w:tcMar>
+              <w:top w:w="100" w:type="dxa"/>
+              <w:start w:w="100" w:type="dxa"/>
+              <w:bottom w:w="100" w:type="dxa"/>
+              <w:end w:w="100" w:type="dxa"/>
+            </w:tcMar>
+          </w:tcPr>
+          <w:p/>
+        </w:tc>
+        <w:tc>
+          <w:tcPr>
+            <w:tcW w:type="dxa" w:w="2448"/>
+            <w:vAlign w:val="center"/>
+            <w:tcMar>
+              <w:top w:w="100" w:type="dxa"/>
+              <w:start w:w="100" w:type="dxa"/>
+              <w:bottom w:w="100" w:type="dxa"/>
+              <w:end w:w="100" w:type="dxa"/>
+            </w:tcMar>
+          </w:tcPr>
+          <w:p/>
         </w:tc>
       </w:tr>
       <w:tr>
         <w:tc>
           <w:tcPr>
-            <w:tcW w:type="dxa" w:w="720"/>
+            <w:tcW w:type="dxa" w:w="2448"/>
             <w:vAlign w:val="center"/>
             <w:shd w:fill="EAF2F8"/>
             <w:tcMar>
@@ -810,7 +1741,7 @@
         </w:tc>
         <w:tc>
           <w:tcPr>
-            <w:tcW w:type="dxa" w:w="9072"/>
+            <w:tcW w:type="dxa" w:w="2448"/>
             <w:vAlign w:val="center"/>
             <w:shd w:fill="EAF2F8"/>
             <w:tcMar>
@@ -822,15 +1753,43 @@
           </w:tcPr>
           <w:p>
             <w:r>
-              <w:t>Explain, in one sentence, what would go wrong if the main assumption were dropped.</w:t>
+              <w:t>Sign: does Uehling increase or decrease the 1058 MHz interval?</w:t>
             </w:r>
           </w:p>
+        </w:tc>
+        <w:tc>
+          <w:tcPr>
+            <w:tcW w:type="dxa" w:w="2448"/>
+            <w:vAlign w:val="center"/>
+            <w:shd w:fill="EAF2F8"/>
+            <w:tcMar>
+              <w:top w:w="100" w:type="dxa"/>
+              <w:start w:w="100" w:type="dxa"/>
+              <w:bottom w:w="100" w:type="dxa"/>
+              <w:end w:w="100" w:type="dxa"/>
+            </w:tcMar>
+          </w:tcPr>
+          <w:p/>
+        </w:tc>
+        <w:tc>
+          <w:tcPr>
+            <w:tcW w:type="dxa" w:w="2448"/>
+            <w:vAlign w:val="center"/>
+            <w:shd w:fill="EAF2F8"/>
+            <w:tcMar>
+              <w:top w:w="100" w:type="dxa"/>
+              <w:start w:w="100" w:type="dxa"/>
+              <w:bottom w:w="100" w:type="dxa"/>
+              <w:end w:w="100" w:type="dxa"/>
+            </w:tcMar>
+          </w:tcPr>
+          <w:p/>
         </w:tc>
       </w:tr>
       <w:tr>
         <w:tc>
           <w:tcPr>
-            <w:tcW w:type="dxa" w:w="720"/>
+            <w:tcW w:type="dxa" w:w="2448"/>
             <w:vAlign w:val="center"/>
             <w:tcMar>
               <w:top w:w="100" w:type="dxa"/>
@@ -847,7 +1806,7 @@
         </w:tc>
         <w:tc>
           <w:tcPr>
-            <w:tcW w:type="dxa" w:w="9072"/>
+            <w:tcW w:type="dxa" w:w="2448"/>
             <w:vAlign w:val="center"/>
             <w:tcMar>
               <w:top w:w="100" w:type="dxa"/>
@@ -858,7 +1817,41 @@
           </w:tcPr>
           <w:p>
             <w:r>
-              <w:t>Connect this result to a tree-level process in Part VIII.</w:t>
+              <w:t>What does the same Π̂ become at</w:t>
+            </w:r>
+          </w:p>
+        </w:tc>
+        <w:tc>
+          <w:tcPr>
+            <w:tcW w:type="dxa" w:w="2448"/>
+            <w:vAlign w:val="center"/>
+            <w:tcMar>
+              <w:top w:w="100" w:type="dxa"/>
+              <w:start w:w="100" w:type="dxa"/>
+              <w:bottom w:w="100" w:type="dxa"/>
+              <w:end w:w="100" w:type="dxa"/>
+            </w:tcMar>
+          </w:tcPr>
+          <w:p>
+            <w:r>
+              <w:t>q²</w:t>
+            </w:r>
+          </w:p>
+        </w:tc>
+        <w:tc>
+          <w:tcPr>
+            <w:tcW w:type="dxa" w:w="2448"/>
+            <w:vAlign w:val="center"/>
+            <w:tcMar>
+              <w:top w:w="100" w:type="dxa"/>
+              <w:start w:w="100" w:type="dxa"/>
+              <w:bottom w:w="100" w:type="dxa"/>
+              <w:end w:w="100" w:type="dxa"/>
+            </w:tcMar>
+          </w:tcPr>
+          <w:p>
+            <w:r>
+              <w:t>≫m²?</w:t>
             </w:r>
           </w:p>
         </w:tc>
@@ -866,7 +1859,7 @@
       <w:tr>
         <w:tc>
           <w:tcPr>
-            <w:tcW w:type="dxa" w:w="720"/>
+            <w:tcW w:type="dxa" w:w="2448"/>
             <w:vAlign w:val="center"/>
             <w:shd w:fill="EAF2F8"/>
             <w:tcMar>
@@ -884,7 +1877,7 @@
         </w:tc>
         <w:tc>
           <w:tcPr>
-            <w:tcW w:type="dxa" w:w="9072"/>
+            <w:tcW w:type="dxa" w:w="2448"/>
             <w:vAlign w:val="center"/>
             <w:shd w:fill="EAF2F8"/>
             <w:tcMar>
@@ -896,15 +1889,43 @@
           </w:tcPr>
           <w:p>
             <w:r>
-              <w:t>Connect this result to a loop in Part IX.</w:t>
+              <w:t>Why is the contact approximation better in hydrogen than in a muonic atom?</w:t>
             </w:r>
           </w:p>
+        </w:tc>
+        <w:tc>
+          <w:tcPr>
+            <w:tcW w:type="dxa" w:w="2448"/>
+            <w:vAlign w:val="center"/>
+            <w:shd w:fill="EAF2F8"/>
+            <w:tcMar>
+              <w:top w:w="100" w:type="dxa"/>
+              <w:start w:w="100" w:type="dxa"/>
+              <w:bottom w:w="100" w:type="dxa"/>
+              <w:end w:w="100" w:type="dxa"/>
+            </w:tcMar>
+          </w:tcPr>
+          <w:p/>
+        </w:tc>
+        <w:tc>
+          <w:tcPr>
+            <w:tcW w:type="dxa" w:w="2448"/>
+            <w:vAlign w:val="center"/>
+            <w:shd w:fill="EAF2F8"/>
+            <w:tcMar>
+              <w:top w:w="100" w:type="dxa"/>
+              <w:start w:w="100" w:type="dxa"/>
+              <w:bottom w:w="100" w:type="dxa"/>
+              <w:end w:w="100" w:type="dxa"/>
+            </w:tcMar>
+          </w:tcPr>
+          <w:p/>
         </w:tc>
       </w:tr>
       <w:tr>
         <w:tc>
           <w:tcPr>
-            <w:tcW w:type="dxa" w:w="720"/>
+            <w:tcW w:type="dxa" w:w="2448"/>
             <w:vAlign w:val="center"/>
             <w:tcMar>
               <w:top w:w="100" w:type="dxa"/>
@@ -921,7 +1942,7 @@
         </w:tc>
         <w:tc>
           <w:tcPr>
-            <w:tcW w:type="dxa" w:w="9072"/>
+            <w:tcW w:type="dxa" w:w="2448"/>
             <w:vAlign w:val="center"/>
             <w:tcMar>
               <w:top w:w="100" w:type="dxa"/>
@@ -932,15 +1953,41 @@
           </w:tcPr>
           <w:p>
             <w:r>
-              <w:t>Is the result ultraviolet, infrared, or finite? Justify.</w:t>
+              <w:t>Connect the 15 in 15π to a Feynman-parameter integral, at the level of “the second moment of the same spectral density that produced 3π in Lesson 68.”</w:t>
             </w:r>
           </w:p>
+        </w:tc>
+        <w:tc>
+          <w:tcPr>
+            <w:tcW w:type="dxa" w:w="2448"/>
+            <w:vAlign w:val="center"/>
+            <w:tcMar>
+              <w:top w:w="100" w:type="dxa"/>
+              <w:start w:w="100" w:type="dxa"/>
+              <w:bottom w:w="100" w:type="dxa"/>
+              <w:end w:w="100" w:type="dxa"/>
+            </w:tcMar>
+          </w:tcPr>
+          <w:p/>
+        </w:tc>
+        <w:tc>
+          <w:tcPr>
+            <w:tcW w:type="dxa" w:w="2448"/>
+            <w:vAlign w:val="center"/>
+            <w:tcMar>
+              <w:top w:w="100" w:type="dxa"/>
+              <w:start w:w="100" w:type="dxa"/>
+              <w:bottom w:w="100" w:type="dxa"/>
+              <w:end w:w="100" w:type="dxa"/>
+            </w:tcMar>
+          </w:tcPr>
+          <w:p/>
         </w:tc>
       </w:tr>
       <w:tr>
         <w:tc>
           <w:tcPr>
-            <w:tcW w:type="dxa" w:w="720"/>
+            <w:tcW w:type="dxa" w:w="2448"/>
             <w:vAlign w:val="center"/>
             <w:shd w:fill="EAF2F8"/>
             <w:tcMar>
@@ -958,7 +2005,7 @@
         </w:tc>
         <w:tc>
           <w:tcPr>
-            <w:tcW w:type="dxa" w:w="9072"/>
+            <w:tcW w:type="dxa" w:w="2448"/>
             <w:vAlign w:val="center"/>
             <w:shd w:fill="EAF2F8"/>
             <w:tcMar>
@@ -970,51 +2017,13 @@
           </w:tcPr>
           <w:p>
             <w:r>
-              <w:t>Quote a number, a sign, or a functional form from the lesson.</w:t>
-            </w:r>
-          </w:p>
-        </w:tc>
-      </w:tr>
-      <w:tr>
-        <w:tc>
-          <w:tcPr>
-            <w:tcW w:type="dxa" w:w="720"/>
-            <w:vAlign w:val="center"/>
-            <w:tcMar>
-              <w:top w:w="100" w:type="dxa"/>
-              <w:start w:w="100" w:type="dxa"/>
-              <w:bottom w:w="100" w:type="dxa"/>
-              <w:end w:w="100" w:type="dxa"/>
-            </w:tcMar>
-          </w:tcPr>
-          <w:p>
-            <w:r>
-              <w:t>11</w:t>
+              <w:t>Challenge: estimate the muonic-hydrogen Uehling shift relative to electronic hydrogen by replacing m→m in</w:t>
             </w:r>
           </w:p>
         </w:tc>
         <w:tc>
           <w:tcPr>
-            <w:tcW w:type="dxa" w:w="9072"/>
-            <w:vAlign w:val="center"/>
-            <w:tcMar>
-              <w:top w:w="100" w:type="dxa"/>
-              <w:start w:w="100" w:type="dxa"/>
-              <w:bottom w:w="100" w:type="dxa"/>
-              <w:end w:w="100" w:type="dxa"/>
-            </w:tcMar>
-          </w:tcPr>
-          <w:p>
-            <w:r>
-              <w:t>What measurement would test this?</w:t>
-            </w:r>
-          </w:p>
-        </w:tc>
-      </w:tr>
-      <w:tr>
-        <w:tc>
-          <w:tcPr>
-            <w:tcW w:type="dxa" w:w="720"/>
+            <w:tcW w:type="dxa" w:w="2448"/>
             <w:vAlign w:val="center"/>
             <w:shd w:fill="EAF2F8"/>
             <w:tcMar>
@@ -1026,13 +2035,13 @@
           </w:tcPr>
           <w:p>
             <w:r>
-              <w:t>12</w:t>
+              <w:t>ψ(0)</w:t>
             </w:r>
           </w:p>
         </w:tc>
         <w:tc>
           <w:tcPr>
-            <w:tcW w:type="dxa" w:w="9072"/>
+            <w:tcW w:type="dxa" w:w="2448"/>
             <w:vAlign w:val="center"/>
             <w:shd w:fill="EAF2F8"/>
             <w:tcMar>
@@ -1044,155 +2053,7 @@
           </w:tcPr>
           <w:p>
             <w:r>
-              <w:t>What does this lesson explicitly not compute?</w:t>
-            </w:r>
-          </w:p>
-        </w:tc>
-      </w:tr>
-      <w:tr>
-        <w:tc>
-          <w:tcPr>
-            <w:tcW w:type="dxa" w:w="720"/>
-            <w:vAlign w:val="center"/>
-            <w:tcMar>
-              <w:top w:w="100" w:type="dxa"/>
-              <w:start w:w="100" w:type="dxa"/>
-              <w:bottom w:w="100" w:type="dxa"/>
-              <w:end w:w="100" w:type="dxa"/>
-            </w:tcMar>
-          </w:tcPr>
-          <w:p>
-            <w:r>
-              <w:t>13</w:t>
-            </w:r>
-          </w:p>
-        </w:tc>
-        <w:tc>
-          <w:tcPr>
-            <w:tcW w:type="dxa" w:w="9072"/>
-            <w:vAlign w:val="center"/>
-            <w:tcMar>
-              <w:top w:w="100" w:type="dxa"/>
-              <w:start w:w="100" w:type="dxa"/>
-              <w:bottom w:w="100" w:type="dxa"/>
-              <w:end w:w="100" w:type="dxa"/>
-            </w:tcMar>
-          </w:tcPr>
-          <w:p>
-            <w:r>
-              <w:t>Write a one-line Feynman-diagram description of the effect.</w:t>
-            </w:r>
-          </w:p>
-        </w:tc>
-      </w:tr>
-      <w:tr>
-        <w:tc>
-          <w:tcPr>
-            <w:tcW w:type="dxa" w:w="720"/>
-            <w:vAlign w:val="center"/>
-            <w:shd w:fill="EAF2F8"/>
-            <w:tcMar>
-              <w:top w:w="100" w:type="dxa"/>
-              <w:start w:w="100" w:type="dxa"/>
-              <w:bottom w:w="100" w:type="dxa"/>
-              <w:end w:w="100" w:type="dxa"/>
-            </w:tcMar>
-          </w:tcPr>
-          <w:p>
-            <w:r>
-              <w:t>14</w:t>
-            </w:r>
-          </w:p>
-        </w:tc>
-        <w:tc>
-          <w:tcPr>
-            <w:tcW w:type="dxa" w:w="9072"/>
-            <w:vAlign w:val="center"/>
-            <w:shd w:fill="EAF2F8"/>
-            <w:tcMar>
-              <w:top w:w="100" w:type="dxa"/>
-              <w:start w:w="100" w:type="dxa"/>
-              <w:bottom w:w="100" w:type="dxa"/>
-              <w:end w:w="100" w:type="dxa"/>
-            </w:tcMar>
-          </w:tcPr>
-          <w:p>
-            <w:r>
-              <w:t>Restate the result in the notation of Lesson 41's Lagrangian if possible.</w:t>
-            </w:r>
-          </w:p>
-        </w:tc>
-      </w:tr>
-      <w:tr>
-        <w:tc>
-          <w:tcPr>
-            <w:tcW w:type="dxa" w:w="720"/>
-            <w:vAlign w:val="center"/>
-            <w:tcMar>
-              <w:top w:w="100" w:type="dxa"/>
-              <w:start w:w="100" w:type="dxa"/>
-              <w:bottom w:w="100" w:type="dxa"/>
-              <w:end w:w="100" w:type="dxa"/>
-            </w:tcMar>
-          </w:tcPr>
-          <w:p>
-            <w:r>
-              <w:t>15</w:t>
-            </w:r>
-          </w:p>
-        </w:tc>
-        <w:tc>
-          <w:tcPr>
-            <w:tcW w:type="dxa" w:w="9072"/>
-            <w:vAlign w:val="center"/>
-            <w:tcMar>
-              <w:top w:w="100" w:type="dxa"/>
-              <w:start w:w="100" w:type="dxa"/>
-              <w:bottom w:w="100" w:type="dxa"/>
-              <w:end w:w="100" w:type="dxa"/>
-            </w:tcMar>
-          </w:tcPr>
-          <w:p>
-            <w:r>
-              <w:t>Give a wrong statement a reader might walk away with, and correct it.</w:t>
-            </w:r>
-          </w:p>
-        </w:tc>
-      </w:tr>
-      <w:tr>
-        <w:tc>
-          <w:tcPr>
-            <w:tcW w:type="dxa" w:w="720"/>
-            <w:vAlign w:val="center"/>
-            <w:shd w:fill="EAF2F8"/>
-            <w:tcMar>
-              <w:top w:w="100" w:type="dxa"/>
-              <w:start w:w="100" w:type="dxa"/>
-              <w:bottom w:w="100" w:type="dxa"/>
-              <w:end w:w="100" w:type="dxa"/>
-            </w:tcMar>
-          </w:tcPr>
-          <w:p>
-            <w:r>
-              <w:t>16</w:t>
-            </w:r>
-          </w:p>
-        </w:tc>
-        <w:tc>
-          <w:tcPr>
-            <w:tcW w:type="dxa" w:w="9072"/>
-            <w:vAlign w:val="center"/>
-            <w:shd w:fill="EAF2F8"/>
-            <w:tcMar>
-              <w:top w:w="100" w:type="dxa"/>
-              <w:start w:w="100" w:type="dxa"/>
-              <w:bottom w:w="100" w:type="dxa"/>
-              <w:end w:w="100" w:type="dxa"/>
-            </w:tcMar>
-          </w:tcPr>
-          <w:p>
-            <w:r>
-              <w:t>Challenge: sketch the next correction beyond this lesson's order.</w:t>
+              <w:t>²~(α m_μ)³ while the potential's range remains 1/m_e.</w:t>
             </w:r>
           </w:p>
         </w:tc>
@@ -1200,7 +2061,7 @@
     </w:tbl>
     <w:p>
       <w:pPr>
-        <w:pStyle w:val="Heading1"/>
+        <w:pStyle w:val="Heading2"/>
       </w:pPr>
       <w:r>
         <w:t>Solutions</w:t>
@@ -1217,7 +2078,7 @@
         <w:t xml:space="preserve"> </w:t>
       </w:r>
       <w:r>
-        <w:t>See the displayed relation in Section 1.</w:t>
+        <w:t>Π̂(0)=0 is the renormalization condition that the long-distance charge is the measured e. A nonzero Π̂(0) would rescale 1/r at infinity, which has already been absorbed. There is therefore no correction to the coefficient of 1/r at r→∞.</w:t>
       </w:r>
     </w:p>
     <w:p>
@@ -1231,7 +2092,7 @@
         <w:t xml:space="preserve"> </w:t>
       </w:r>
       <w:r>
-        <w:t>Named in the opening and in Worked example 1.</w:t>
+        <w:t>(4πα/q²)Π̂=(4πα/q²)(α/15π)(q²/m²)=(4α²/15)/m².</w:t>
       </w:r>
     </w:p>
     <w:p>
@@ -1245,7 +2106,7 @@
         <w:t xml:space="preserve"> </w:t>
       </w:r>
       <w:r>
-        <w:t>The low-energy, on-shell, or μ→μ₀ limit discussed in Section 2.</w:t>
+        <w:t>∫d³q/(2π)³ e^{iq·r} × const = const × δ³(r). The overall 4π conventions follow the Coulomb Fourier pair 4πα/q² ↔ α/r.</w:t>
       </w:r>
     </w:p>
     <w:p>
@@ -1259,7 +2120,7 @@
         <w:t xml:space="preserve"> </w:t>
       </w:r>
       <w:r>
-        <w:t>Metric signature, charge-sign convention, or ξ; observables unchanged.</w:t>
+        <w:t>δE=−(4α²/15 m²)(αm)³/(8π)=−α⁵ m/(30π), of order tens of MHz once converted with 1 eV=2.418×10¹⁴ Hz. The textbook number including the full Uehling shape is −27.13 MHz.</w:t>
       </w:r>
     </w:p>
     <w:p>
@@ -1273,7 +2134,7 @@
         <w:t xml:space="preserve"> </w:t>
       </w:r>
       <w:r>
-        <w:t>Read off from ℒ having dimension 4, as in Lesson 25.</w:t>
+        <w:t>ψ_{2p}(0)=0, so a contact operator vanishes. The smeared Uehling tail gives a much smaller 2p piece.</w:t>
       </w:r>
     </w:p>
     <w:p>
@@ -1287,7 +2148,7 @@
         <w:t xml:space="preserve"> </w:t>
       </w:r>
       <w:r>
-        <w:t>The derivation's first step would not be available; the result would not follow.</w:t>
+        <w:t>Decreases it: 2s is lowered.</w:t>
       </w:r>
     </w:p>
     <w:p>
@@ -1301,7 +2162,7 @@
         <w:t xml:space="preserve"> </w:t>
       </w:r>
       <w:r>
-        <w:t>Part VIII supplies the tree process whose correction this is, or the kinematics.</w:t>
+        <w:t>Π̂(q²)≈−(α/3π)log(|q²|/m²) in the mostly-minus metric conventions of Lesson 68, producing α(q²)=α/[1−(α/3π)log(|q²|/m²)].</w:t>
       </w:r>
     </w:p>
     <w:p>
@@ -1315,7 +2176,7 @@
         <w:t xml:space="preserve"> </w:t>
       </w:r>
       <w:r>
-        <w:t>Part IX supplies the loop integral being interpreted.</w:t>
+        <w:t>A muon's Bohr radius is 1/(α m_μ), comparable to 1/m_e, so the Uehling cloud is no longer a point relative to the wavefunction and the shift is a large fraction of the muonic Lamb interval.</w:t>
       </w:r>
     </w:p>
     <w:p>
@@ -1329,7 +2190,7 @@
         <w:t xml:space="preserve"> </w:t>
       </w:r>
       <w:r>
-        <w:t>Stated in the lesson: UV absorbed, IR cancelled inclusively, or finite prediction.</w:t>
+        <w:t>Both 3 and 15 are moments of the one-loop fermion spectral function of Π; the log is the high-q² moment, 1/15 the threshold moment.</w:t>
       </w:r>
     </w:p>
     <w:p>
@@ -1343,96 +2204,12 @@
         <w:t xml:space="preserve"> </w:t>
       </w:r>
       <w:r>
-        <w:t>The number or form in the introduction.</w:t>
-      </w:r>
-    </w:p>
-    <w:p>
-      <w:r>
-        <w:rPr>
-          <w:b/>
-        </w:rPr>
-        <w:t>11.</w:t>
-      </w:r>
-      <w:r>
-        <w:t xml:space="preserve"> </w:t>
-      </w:r>
-      <w:r>
-        <w:t>The precision experiment named, or a scattering process at the relevant q².</w:t>
-      </w:r>
-    </w:p>
-    <w:p>
-      <w:r>
-        <w:rPr>
-          <w:b/>
-        </w:rPr>
-        <w:t>12.</w:t>
-      </w:r>
-      <w:r>
-        <w:t xml:space="preserve"> </w:t>
-      </w:r>
-      <w:r>
-        <w:t>Full numerical integral, higher loops, or hadronic pieces, as the opening said.</w:t>
-      </w:r>
-    </w:p>
-    <w:p>
-      <w:r>
-        <w:rPr>
-          <w:b/>
-        </w:rPr>
-        <w:t>13.</w:t>
-      </w:r>
-      <w:r>
-        <w:t xml:space="preserve"> </w:t>
-      </w:r>
-      <w:r>
-        <w:t>The diagram of the relevant lesson (vertex, vacuum polarization, or emission).</w:t>
-      </w:r>
-    </w:p>
-    <w:p>
-      <w:r>
-        <w:rPr>
-          <w:b/>
-        </w:rPr>
-        <w:t>14.</w:t>
-      </w:r>
-      <w:r>
-        <w:t xml:space="preserve"> </w:t>
-      </w:r>
-      <w:r>
-        <w:t>Match symbols to e, m, A_μ, ψ as appropriate.</w:t>
-      </w:r>
-    </w:p>
-    <w:p>
-      <w:r>
-        <w:rPr>
-          <w:b/>
-        </w:rPr>
-        <w:t>15.</w:t>
-      </w:r>
-      <w:r>
-        <w:t xml:space="preserve"> </w:t>
-      </w:r>
-      <w:r>
-        <w:t>A common overclaim is that the template slogans were already a derivation; this lesson is the derivation of the named relation only, at the stated order.</w:t>
-      </w:r>
-    </w:p>
-    <w:p>
-      <w:r>
-        <w:rPr>
-          <w:b/>
-        </w:rPr>
-        <w:t>16.</w:t>
-      </w:r>
-      <w:r>
-        <w:t xml:space="preserve"> </w:t>
-      </w:r>
-      <w:r>
-        <w:t>The next order in α, or the next operator in an effective Lagrangian.</w:t>
+        <w:t>|ψ(0)|² grows as m_μ³, so the contact estimate is larger by (m_μ/m_e)³≈200³, while the true Uehling function, varying on 1/m_e, must be integrated against the muon wavefunction. Muonic hydrogen is a vacuum-polarization laboratory; this volume does not compute it.</w:t>
       </w:r>
     </w:p>
     <w:p>
       <w:pPr>
-        <w:pStyle w:val="Heading1"/>
+        <w:pStyle w:val="Heading2"/>
       </w:pPr>
       <w:r>
         <w:t>Mastery checklist</w:t>
@@ -1443,7 +2220,7 @@
         <w:pStyle w:val="ListBullet"/>
       </w:pPr>
       <w:r>
-        <w:t>I can state this lesson's core relation and the lesson it depends on.</w:t>
+        <w:t>I can write Π̂(q²)≈(α/15π)q²/m² and convert it to a contact potential.</w:t>
       </w:r>
     </w:p>
     <w:p>
@@ -1451,7 +2228,7 @@
         <w:pStyle w:val="ListBullet"/>
       </w:pPr>
       <w:r>
-        <w:t>I can check a limit and name what is not computed.</w:t>
+        <w:t>I can evaluate that potential on |ψ_{2s}(0)|² and quote −27 MHz.</w:t>
       </w:r>
     </w:p>
     <w:p>
@@ -1459,12 +2236,20 @@
         <w:pStyle w:val="ListBullet"/>
       </w:pPr>
       <w:r>
-        <w:t>I can place the result among tree processes, loops, and measurements.</w:t>
+        <w:t>I can state the sign relative to Bethe's self-energy log.</w:t>
       </w:r>
     </w:p>
     <w:p>
       <w:pPr>
-        <w:pStyle w:val="Heading1"/>
+        <w:pStyle w:val="ListBullet"/>
+      </w:pPr>
+      <w:r>
+        <w:t>I can identify the large-q² limit as Lesson 68's running.</w:t>
+      </w:r>
+    </w:p>
+    <w:p>
+      <w:pPr>
+        <w:pStyle w:val="Heading2"/>
       </w:pPr>
       <w:r>
         <w:t>Next lesson</w:t>
@@ -1472,7 +2257,7 @@
     </w:p>
     <w:p>
       <w:r>
-        <w:t>Lesson 78 places g−2, the Lamb shift, and the running of α next to the measurements they are tested against.</w:t>
+        <w:t>Lesson 78 places g−2, the Lamb interval, and the running of α next to the measurements they are tested against.</w:t>
       </w:r>
     </w:p>
     <w:sectPr>

--- a/Science Books/QED Course/Lesson 77 Vacuum Polarization and Precision.docx
+++ b/Science Books/QED Course/Lesson 77 Vacuum Polarization and Precision.docx
@@ -34,7 +34,7 @@
           <w:b/>
           <w:sz w:val="26"/>
         </w:rPr>
-        <w:t>The Uehling potential, the finite q² dependence of Π̂ from Lesson 68, as a correction to Coulomb's law inside an atom</w:t>
+        <w:t>Lesson 68's running charge, turned into a modification of Coulomb's law at distances near the electron's Compton wavelength: the Uehling potential, its −27 MHz in hydrogen, and its dominance in muonic atoms and the muon's magnetic moment</w:t>
       </w:r>
     </w:p>
     <w:p>
@@ -66,7 +66,7 @@
     </w:p>
     <w:p>
       <w:r>
-        <w:t>Lesson 68 ran the charge at |q²|≫m². Inside hydrogen, typical momenta are the Bohr momentum αm, smaller than m, so that logarithm is not large. The finite remainder Π̂(q²) still modifies the photon propagator. This lesson expands Π̂ at small q², Fourier-transforms the correction, and obtains the Uehling shift of the 2s state, about −27 MHz. Expect five to seven hours.</w:t>
+        <w:t>Lesson 68 described vacuum polarization as a running coupling, α(Q²), probed by scattering at high momentum transfer. Lesson 76 used the same effect at the opposite end of the scale, where it contributed −1/5 to hydrogen's 19/30 and −27 MHz to the 2s level. This lesson connects the two pictures. It Fourier-transforms Lesson 68's Π̂(q²) into a correction to Coulomb's law, the Uehling potential of 1935, derives its contact limit and the hydrogen shift, and then follows it to systems where it is not small: muonic hydrogen, where it is the largest part of the Lamb shift, and the muon's anomalous magnetic moment, where electron loops and hadronic loops both enter. The full radial form of the Uehling potential is quoted, and its limits are derived. Expect five to seven hours.</w:t>
       </w:r>
     </w:p>
     <w:p>
@@ -82,7 +82,7 @@
         <w:pStyle w:val="ListBullet"/>
       </w:pPr>
       <w:r>
-        <w:t>Expand Lesson 62's vacuum polarization at |q²|≪m² to Π̂(q²)≈(α/15π)(q²/m²).</w:t>
+        <w:t>Write the static potential of a point charge including vacuum polarization, Ṽ(Q) = −4πZα/[Q²(1 − Π̂(−Q²))].</w:t>
       </w:r>
     </w:p>
     <w:p>
@@ -90,7 +90,7 @@
         <w:pStyle w:val="ListBullet"/>
       </w:pPr>
       <w:r>
-        <w:t>Convert that expansion into a correction to the Coulomb potential in momentum space and in r-space.</w:t>
+        <w:t>Use Π̂ ≈ (α/15π)Q²/m² to obtain the contact term δV = −(4Zα²/15m²)δ³(r), and derive the s-state shift −4α(Zα)⁴m/(15πn³).</w:t>
       </w:r>
     </w:p>
     <w:p>
@@ -98,7 +98,7 @@
         <w:pStyle w:val="ListBullet"/>
       </w:pPr>
       <w:r>
-        <w:t>Evaluate the contact piece on |ψ_{2s}(0)|² and obtain a shift of order −27 MHz, opposite in sign to Bethe's self-energy log.</w:t>
+        <w:t>State the Uehling potential and its limits at distances much smaller and much larger than 1/m.</w:t>
       </w:r>
     </w:p>
     <w:p>
@@ -106,7 +106,23 @@
         <w:pStyle w:val="ListBullet"/>
       </w:pPr>
       <w:r>
-        <w:t>Recover Lesson 68's running by evaluating the same Π̂ at |q²|≫m².</w:t>
+        <w:t>Explain why vacuum polarization dominates the Lamb shift of muonic hydrogen, and estimate the scales involved.</w:t>
+      </w:r>
+    </w:p>
+    <w:p>
+      <w:pPr>
+        <w:pStyle w:val="ListBullet"/>
+      </w:pPr>
+      <w:r>
+        <w:t>Identify the vacuum-polarization contributions to a_μ, including the electron loop and the hadronic contribution obtained from e⁺e⁻ data.</w:t>
+      </w:r>
+    </w:p>
+    <w:p>
+      <w:pPr>
+        <w:pStyle w:val="ListBullet"/>
+      </w:pPr>
+      <w:r>
+        <w:t>Explain why vacuum polarization is a precision correction at long distance and a running coupling at short distance.</w:t>
       </w:r>
     </w:p>
     <w:p>
@@ -190,7 +206,7 @@
           </w:tcPr>
           <w:p>
             <w:r>
-              <w:t>Π̂(q²)=Π(q²)−Π(0)</w:t>
+              <w:t>Q</w:t>
             </w:r>
           </w:p>
         </w:tc>
@@ -207,7 +223,7 @@
           </w:tcPr>
           <w:p>
             <w:r>
-              <w:t>Finite remainder of vacuum polarization, Π̂(0)=0</w:t>
+              <w:t>Magnitude of the three-momentum transfer for a static source, q² = −Q²</w:t>
             </w:r>
           </w:p>
         </w:tc>
@@ -227,7 +243,7 @@
           </w:tcPr>
           <w:p>
             <w:r>
-              <w:t>V_U(r)</w:t>
+              <w:t>Π̂(q²)</w:t>
             </w:r>
           </w:p>
         </w:tc>
@@ -245,7 +261,7 @@
           </w:tcPr>
           <w:p>
             <w:r>
-              <w:t>Uehling potential, the coordinate-space image of Π̂</w:t>
+              <w:t>Lesson 68's subtracted vacuum polarization</w:t>
             </w:r>
           </w:p>
         </w:tc>
@@ -264,7 +280,7 @@
           </w:tcPr>
           <w:p>
             <w:r>
-              <w:t>δE_U</w:t>
+              <w:t>V_U(r)</w:t>
             </w:r>
           </w:p>
         </w:tc>
@@ -281,52 +297,127 @@
           </w:tcPr>
           <w:p>
             <w:r>
-              <w:t>Expectation value of V_U in a hydrogen state</w:t>
+              <w:t>Uehling correction to the Coulomb potential</w:t>
+            </w:r>
+          </w:p>
+        </w:tc>
+      </w:tr>
+      <w:tr>
+        <w:tc>
+          <w:tcPr>
+            <w:tcW w:type="dxa" w:w="2160"/>
+            <w:vAlign w:val="center"/>
+            <w:shd w:fill="EAF2F8"/>
+            <w:tcMar>
+              <w:top w:w="100" w:type="dxa"/>
+              <w:start w:w="100" w:type="dxa"/>
+              <w:bottom w:w="100" w:type="dxa"/>
+              <w:end w:w="100" w:type="dxa"/>
+            </w:tcMar>
+          </w:tcPr>
+          <w:p>
+            <w:r>
+              <w:t>m_r</w:t>
+            </w:r>
+          </w:p>
+        </w:tc>
+        <w:tc>
+          <w:tcPr>
+            <w:tcW w:type="dxa" w:w="7632"/>
+            <w:vAlign w:val="center"/>
+            <w:shd w:fill="EAF2F8"/>
+            <w:tcMar>
+              <w:top w:w="100" w:type="dxa"/>
+              <w:start w:w="100" w:type="dxa"/>
+              <w:bottom w:w="100" w:type="dxa"/>
+              <w:end w:w="100" w:type="dxa"/>
+            </w:tcMar>
+          </w:tcPr>
+          <w:p>
+            <w:r>
+              <w:t>Reduced mass of a two-body atom</w:t>
+            </w:r>
+          </w:p>
+        </w:tc>
+      </w:tr>
+      <w:tr>
+        <w:tc>
+          <w:tcPr>
+            <w:tcW w:type="dxa" w:w="2160"/>
+            <w:vAlign w:val="center"/>
+            <w:tcMar>
+              <w:top w:w="100" w:type="dxa"/>
+              <w:start w:w="100" w:type="dxa"/>
+              <w:bottom w:w="100" w:type="dxa"/>
+              <w:end w:w="100" w:type="dxa"/>
+            </w:tcMar>
+          </w:tcPr>
+          <w:p>
+            <w:r>
+              <w:t>R(s)</w:t>
+            </w:r>
+          </w:p>
+        </w:tc>
+        <w:tc>
+          <w:tcPr>
+            <w:tcW w:type="dxa" w:w="7632"/>
+            <w:vAlign w:val="center"/>
+            <w:tcMar>
+              <w:top w:w="100" w:type="dxa"/>
+              <w:start w:w="100" w:type="dxa"/>
+              <w:bottom w:w="100" w:type="dxa"/>
+              <w:end w:w="100" w:type="dxa"/>
+            </w:tcMar>
+          </w:tcPr>
+          <w:p>
+            <w:r>
+              <w:t>σ(e⁺e⁻ → hadrons)/σ(e⁺e⁻ → μ⁺μ⁻) at center-of-mass energy squared s</w:t>
+            </w:r>
+          </w:p>
+        </w:tc>
+      </w:tr>
+      <w:tr>
+        <w:tc>
+          <w:tcPr>
+            <w:tcW w:type="dxa" w:w="2160"/>
+            <w:vAlign w:val="center"/>
+            <w:shd w:fill="EAF2F8"/>
+            <w:tcMar>
+              <w:top w:w="100" w:type="dxa"/>
+              <w:start w:w="100" w:type="dxa"/>
+              <w:bottom w:w="100" w:type="dxa"/>
+              <w:end w:w="100" w:type="dxa"/>
+            </w:tcMar>
+          </w:tcPr>
+          <w:p>
+            <w:r>
+              <w:t>1 eV</w:t>
+            </w:r>
+          </w:p>
+        </w:tc>
+        <w:tc>
+          <w:tcPr>
+            <w:tcW w:type="dxa" w:w="7632"/>
+            <w:vAlign w:val="center"/>
+            <w:shd w:fill="EAF2F8"/>
+            <w:tcMar>
+              <w:top w:w="100" w:type="dxa"/>
+              <w:start w:w="100" w:type="dxa"/>
+              <w:bottom w:w="100" w:type="dxa"/>
+              <w:end w:w="100" w:type="dxa"/>
+            </w:tcMar>
+          </w:tcPr>
+          <w:p>
+            <w:r>
+              <w:t>2.41799×10⁸ MHz</w:t>
             </w:r>
           </w:p>
         </w:tc>
       </w:tr>
     </w:tbl>
     <w:p>
-      <w:pPr>
-        <w:pStyle w:val="Heading2"/>
-      </w:pPr>
       <w:r>
-        <w:t>1 The same Π, the other kinematic end</w:t>
-      </w:r>
-    </w:p>
-    <w:p>
-      <w:pPr>
-        <w:spacing w:before="160" w:after="160"/>
-        <w:jc w:val="center"/>
-      </w:pPr>
-      <w:r>
-        <w:rPr>
-          <w:rFonts w:ascii="Consolas" w:hAnsi="Consolas" w:cs="Consolas" w:eastAsia="Consolas"/>
-          <w:sz w:val="20"/>
-        </w:rPr>
-        <w:t xml:space="preserve"> e⁻  -------*~~~~~~(Π)~~~~~~*-------  e⁻     Coulomb photon with</w:t>
-      </w:r>
-      <w:r>
-        <w:rPr>
-          <w:rFonts w:ascii="Consolas" w:hAnsi="Consolas" w:cs="Consolas" w:eastAsia="Consolas"/>
-          <w:sz w:val="20"/>
-        </w:rPr>
-        <w:br/>
-        <w:t xml:space="preserve">             \              /                 a vacuum-polarization</w:t>
-      </w:r>
-      <w:r>
-        <w:rPr>
-          <w:rFonts w:ascii="Consolas" w:hAnsi="Consolas" w:cs="Consolas" w:eastAsia="Consolas"/>
-          <w:sz w:val="20"/>
-        </w:rPr>
-        <w:br/>
-        <w:t xml:space="preserve">              *------------*  e⁺e⁻ loop       insertion, Lesson 62</w:t>
-      </w:r>
-    </w:p>
-    <w:p>
-      <w:r>
-        <w:t>Lesson 68 wrote Π(q²)=Π(0)+Π̂(q²) and absorbed Π(0) into the definition of e. What remains in the photon line is a factor 1/(1−Π̂)≈1+Π̂. At large |q²| this is the running coupling. At small |q²| it is a short-range modification of Coulomb's law.</w:t>
+        <w:t>Natural units, ħc = 197.327 MeV fm. In display equations, square brackets enclose function arguments and visible groupings.</w:t>
       </w:r>
     </w:p>
     <w:p>
@@ -334,7 +425,7 @@
         <w:pStyle w:val="Heading2"/>
       </w:pPr>
       <w:r>
-        <w:t>2 Small-q² expansion</w:t>
+        <w:t>1 From Π̂ to a potential</w:t>
       </w:r>
     </w:p>
     <w:p>
@@ -342,28 +433,145 @@
         <w:pStyle w:val="Heading3"/>
       </w:pPr>
       <w:r>
-        <w:t>2.1 Why the first term is q²/m²</w:t>
+        <w:t>1.1 The static potential</w:t>
       </w:r>
     </w:p>
     <w:p>
       <w:r>
-        <w:t>Π̂(0)=0 by construction. Analyticity in q² near 0, and the absence of a massless charged particle that could produce a branch cut at q²=0, imply Π̂(q²)=c q²/m²+O(q⁴/m⁴). The coefficient c is a finite Feynman-parameter integral over Lesson 62's integrand. Its value is</w:t>
+        <w:t>For a static nucleus of charge Ze, the exchanged photon carries no energy, so q² = −Q², with Q the magnitude of the three-momentum. The tree-level potential energy of an electron is the Fourier transform of −4πZα/Q², which is −Zα/r. Lesson 68 showed that vacuum polarization replaces α by α/(1 − Π̂). In momentum space,</w:t>
       </w:r>
     </w:p>
     <w:p>
       <w:pPr>
-        <w:spacing w:before="100" w:after="40"/>
+        <w:spacing w:before="100" w:after="160"/>
         <w:jc w:val="center"/>
       </w:pPr>
       <m:oMathPara>
         <m:oMath>
           <m:r>
+            <m:t xml:space="preserve">Ṽ</m:t>
+          </m:r>
+          <m:r>
+            <m:t xml:space="preserve">[</m:t>
+          </m:r>
+          <m:r>
+            <m:t xml:space="preserve">Q</m:t>
+          </m:r>
+          <m:r>
+            <m:t xml:space="preserve">]</m:t>
+          </m:r>
+          <m:r>
+            <m:t xml:space="preserve">=</m:t>
+          </m:r>
+          <m:r>
+            <m:t xml:space="preserve">−</m:t>
+          </m:r>
+          <m:f>
+            <m:num>
+              <m:r>
+                <m:t xml:space="preserve">4πZα</m:t>
+              </m:r>
+            </m:num>
+            <m:den>
+              <m:sSup>
+                <m:e>
+                  <m:r>
+                    <m:t xml:space="preserve">Q</m:t>
+                  </m:r>
+                </m:e>
+                <m:sup>
+                  <m:r>
+                    <m:t xml:space="preserve">2</m:t>
+                  </m:r>
+                </m:sup>
+              </m:sSup>
+              <m:r>
+                <m:t xml:space="preserve">[</m:t>
+              </m:r>
+              <m:r>
+                <m:t xml:space="preserve">1</m:t>
+              </m:r>
+              <m:r>
+                <m:t xml:space="preserve">−</m:t>
+              </m:r>
+              <m:r>
+                <m:t xml:space="preserve">Π̂</m:t>
+              </m:r>
+              <m:r>
+                <m:t xml:space="preserve">[</m:t>
+              </m:r>
+              <m:r>
+                <m:t xml:space="preserve">−</m:t>
+              </m:r>
+              <m:sSup>
+                <m:e>
+                  <m:r>
+                    <m:t xml:space="preserve">Q</m:t>
+                  </m:r>
+                </m:e>
+                <m:sup>
+                  <m:r>
+                    <m:t xml:space="preserve">2</m:t>
+                  </m:r>
+                </m:sup>
+              </m:sSup>
+              <m:r>
+                <m:t xml:space="preserve">]</m:t>
+              </m:r>
+              <m:r>
+                <m:t xml:space="preserve">]</m:t>
+              </m:r>
+            </m:den>
+          </m:f>
+          <m:r>
+            <m:t xml:space="preserve">≈</m:t>
+          </m:r>
+          <m:r>
+            <m:t xml:space="preserve">−</m:t>
+          </m:r>
+          <m:f>
+            <m:num>
+              <m:r>
+                <m:t xml:space="preserve">4πZα</m:t>
+              </m:r>
+            </m:num>
+            <m:den>
+              <m:sSup>
+                <m:e>
+                  <m:r>
+                    <m:t xml:space="preserve">Q</m:t>
+                  </m:r>
+                </m:e>
+                <m:sup>
+                  <m:r>
+                    <m:t xml:space="preserve">2</m:t>
+                  </m:r>
+                </m:sup>
+              </m:sSup>
+            </m:den>
+          </m:f>
+          <m:r>
+            <m:t xml:space="preserve">[</m:t>
+          </m:r>
+          <m:r>
+            <m:t xml:space="preserve">1</m:t>
+          </m:r>
+          <m:r>
+            <m:t xml:space="preserve">+</m:t>
+          </m:r>
+          <m:r>
             <m:t xml:space="preserve">Π̂</m:t>
+          </m:r>
+          <m:r>
+            <m:t xml:space="preserve">[</m:t>
+          </m:r>
+          <m:r>
+            <m:t xml:space="preserve">−</m:t>
           </m:r>
           <m:sSup>
             <m:e>
               <m:r>
-                <m:t xml:space="preserve">q</m:t>
+                <m:t xml:space="preserve">Q</m:t>
               </m:r>
             </m:e>
             <m:sup>
@@ -373,8 +581,78 @@
             </m:sup>
           </m:sSup>
           <m:r>
+            <m:t xml:space="preserve">]</m:t>
+          </m:r>
+          <m:r>
+            <m:t xml:space="preserve">]</m:t>
+          </m:r>
+        </m:oMath>
+      </m:oMathPara>
+    </w:p>
+    <w:p>
+      <w:r>
+        <w:t>to first order in α.</w:t>
+      </w:r>
+    </w:p>
+    <w:p>
+      <w:pPr>
+        <w:pStyle w:val="Heading3"/>
+      </w:pPr>
+      <w:r>
+        <w:t>1.2 The contact term</w:t>
+      </w:r>
+    </w:p>
+    <w:p>
+      <w:r>
+        <w:t>For Q ≪ m, Lesson 68, Section 4.1, gave Π̂ ≈ (α/15π)Q²/m². The correction is then</w:t>
+      </w:r>
+    </w:p>
+    <w:p>
+      <w:pPr>
+        <w:spacing w:before="100" w:after="160"/>
+        <w:jc w:val="center"/>
+      </w:pPr>
+      <m:oMathPara>
+        <m:oMath>
+          <m:r>
+            <m:t xml:space="preserve">δṼ</m:t>
+          </m:r>
+          <m:r>
+            <m:t xml:space="preserve">[</m:t>
+          </m:r>
+          <m:r>
+            <m:t xml:space="preserve">Q</m:t>
+          </m:r>
+          <m:r>
+            <m:t xml:space="preserve">]</m:t>
+          </m:r>
+          <m:r>
             <m:t xml:space="preserve">=</m:t>
           </m:r>
+          <m:r>
+            <m:t xml:space="preserve">−</m:t>
+          </m:r>
+          <m:f>
+            <m:num>
+              <m:r>
+                <m:t xml:space="preserve">4πZα</m:t>
+              </m:r>
+            </m:num>
+            <m:den>
+              <m:sSup>
+                <m:e>
+                  <m:r>
+                    <m:t xml:space="preserve">Q</m:t>
+                  </m:r>
+                </m:e>
+                <m:sup>
+                  <m:r>
+                    <m:t xml:space="preserve">2</m:t>
+                  </m:r>
+                </m:sup>
+              </m:sSup>
+            </m:den>
+          </m:f>
           <m:f>
             <m:num>
               <m:r>
@@ -392,7 +670,7 @@
               <m:sSup>
                 <m:e>
                   <m:r>
-                    <m:t xml:space="preserve">q</m:t>
+                    <m:t xml:space="preserve">Q</m:t>
                   </m:r>
                 </m:e>
                 <m:sup>
@@ -418,22 +696,22 @@
             </m:den>
           </m:f>
           <m:r>
-            <m:t xml:space="preserve">+</m:t>
+            <m:t xml:space="preserve">=</m:t>
           </m:r>
           <m:r>
-            <m:t xml:space="preserve">O</m:t>
+            <m:t xml:space="preserve">−</m:t>
           </m:r>
           <m:f>
             <m:num>
               <m:sSup>
                 <m:e>
                   <m:r>
-                    <m:t xml:space="preserve">q</m:t>
+                    <m:t xml:space="preserve">4Zα</m:t>
                   </m:r>
                 </m:e>
                 <m:sup>
                   <m:r>
-                    <m:t xml:space="preserve">4</m:t>
+                    <m:t xml:space="preserve">2</m:t>
                   </m:r>
                 </m:sup>
               </m:sSup>
@@ -442,13 +720,505 @@
               <m:sSup>
                 <m:e>
                   <m:r>
-                    <m:t xml:space="preserve">m</m:t>
+                    <m:t xml:space="preserve">15m</m:t>
                   </m:r>
                 </m:e>
                 <m:sup>
                   <m:r>
-                    <m:t xml:space="preserve">4</m:t>
+                    <m:t xml:space="preserve">2</m:t>
                   </m:r>
+                </m:sup>
+              </m:sSup>
+            </m:den>
+          </m:f>
+        </m:oMath>
+      </m:oMathPara>
+    </w:p>
+    <w:p>
+      <w:r>
+        <w:t>which is independent of Q. A constant in momentum space is a delta function in position space:</w:t>
+      </w:r>
+    </w:p>
+    <w:p>
+      <w:pPr>
+        <w:spacing w:before="100" w:after="160"/>
+        <w:jc w:val="center"/>
+      </w:pPr>
+      <m:oMathPara>
+        <m:oMath>
+          <m:r>
+            <m:t xml:space="preserve">δV</m:t>
+          </m:r>
+          <m:r>
+            <m:t xml:space="preserve">[</m:t>
+          </m:r>
+          <m:r>
+            <m:t xml:space="preserve">r</m:t>
+          </m:r>
+          <m:r>
+            <m:t xml:space="preserve">]</m:t>
+          </m:r>
+          <m:r>
+            <m:t xml:space="preserve">=</m:t>
+          </m:r>
+          <m:r>
+            <m:t xml:space="preserve">−</m:t>
+          </m:r>
+          <m:f>
+            <m:num>
+              <m:sSup>
+                <m:e>
+                  <m:r>
+                    <m:t xml:space="preserve">4Zα</m:t>
+                  </m:r>
+                </m:e>
+                <m:sup>
+                  <m:r>
+                    <m:t xml:space="preserve">2</m:t>
+                  </m:r>
+                </m:sup>
+              </m:sSup>
+            </m:num>
+            <m:den>
+              <m:sSup>
+                <m:e>
+                  <m:r>
+                    <m:t xml:space="preserve">15m</m:t>
+                  </m:r>
+                </m:e>
+                <m:sup>
+                  <m:r>
+                    <m:t xml:space="preserve">2</m:t>
+                  </m:r>
+                </m:sup>
+              </m:sSup>
+            </m:den>
+          </m:f>
+          <m:sSup>
+            <m:e>
+              <m:r>
+                <m:t xml:space="preserve">δ</m:t>
+              </m:r>
+            </m:e>
+            <m:sup>
+              <m:r>
+                <m:t xml:space="preserve">3</m:t>
+              </m:r>
+            </m:sup>
+          </m:sSup>
+          <m:r>
+            <m:t xml:space="preserve">[</m:t>
+          </m:r>
+          <m:r>
+            <m:t xml:space="preserve">r</m:t>
+          </m:r>
+          <m:r>
+            <m:t xml:space="preserve">]</m:t>
+          </m:r>
+        </m:oMath>
+      </m:oMathPara>
+    </w:p>
+    <w:p>
+      <w:r>
+        <w:t>This is the long-distance limit of vacuum polarization. To an atomic electron, whose wave function varies over distances much larger than 1/m, the correction looks like a point-like extra attraction at the nucleus.</w:t>
+      </w:r>
+    </w:p>
+    <w:p>
+      <w:pPr>
+        <w:pStyle w:val="Heading3"/>
+      </w:pPr>
+      <w:r>
+        <w:t>1.3 The s-state shift</w:t>
+      </w:r>
+    </w:p>
+    <w:p>
+      <w:r>
+        <w:t>First-order perturbation theory gives ΔE = −(4Zα²/15m²)|ψ(0)|². With |ψ_ns(0)|² = (Zαm)³/(πn³),</w:t>
+      </w:r>
+    </w:p>
+    <w:p>
+      <w:pPr>
+        <w:spacing w:before="100" w:after="160"/>
+        <w:jc w:val="center"/>
+      </w:pPr>
+      <m:oMathPara>
+        <m:oMath>
+          <m:sSub>
+            <m:e>
+              <m:r>
+                <m:t xml:space="preserve">ΔE</m:t>
+              </m:r>
+            </m:e>
+            <m:sub>
+              <m:r>
+                <m:t xml:space="preserve">ns</m:t>
+              </m:r>
+            </m:sub>
+          </m:sSub>
+          <m:r>
+            <m:t xml:space="preserve">=</m:t>
+          </m:r>
+          <m:r>
+            <m:t xml:space="preserve">−</m:t>
+          </m:r>
+          <m:r>
+            <m:t xml:space="preserve">4α</m:t>
+          </m:r>
+          <m:sSup>
+            <m:e>
+              <m:r>
+                <m:t xml:space="preserve">Zα</m:t>
+              </m:r>
+            </m:e>
+            <m:sup>
+              <m:r>
+                <m:t xml:space="preserve">4</m:t>
+              </m:r>
+            </m:sup>
+          </m:sSup>
+          <m:f>
+            <m:num>
+              <m:r>
+                <m:t xml:space="preserve">m</m:t>
+              </m:r>
+            </m:num>
+            <m:den>
+              <m:sSup>
+                <m:e>
+                  <m:r>
+                    <m:t xml:space="preserve">15πn</m:t>
+                  </m:r>
+                </m:e>
+                <m:sup>
+                  <m:r>
+                    <m:t xml:space="preserve">3</m:t>
+                  </m:r>
+                </m:sup>
+              </m:sSup>
+            </m:den>
+          </m:f>
+        </m:oMath>
+      </m:oMathPara>
+    </w:p>
+    <w:p>
+      <w:r>
+        <w:t>and zero for l ≥ 1. This is exactly the −1/5 that Lesson 76 included in its 19/30, since (4α(Zα)⁴m/(3πn³)) × (−1/5) = −4α(Zα)⁴m/(15πn³).</w:t>
+      </w:r>
+    </w:p>
+    <w:p>
+      <w:r>
+        <w:rPr>
+          <w:b/>
+          <w:i/>
+        </w:rPr>
+        <w:t>Worked example 1</w:t>
+      </w:r>
+    </w:p>
+    <w:p>
+      <w:r>
+        <w:t>Evaluate the shift for the 1s and 2s states of hydrogen. With α⁵m = 1.0594×10⁻⁵ eV, the 1s shift is −(4/15π) × 1.0594×10⁻⁵ eV = −8.99×10⁻⁷ eV, which is −217 MHz. The 2s shift is one-eighth of this, −27.2 MHz. Both are measured, as parts of the total Lamb shifts of about 8173 MHz and 1046 MHz for 1s and 2s. The sign is negative: vacuum polarization binds the electron more tightly, because near the nucleus the electron sees part of the unscreened charge.</w:t>
+      </w:r>
+    </w:p>
+    <w:p>
+      <w:pPr>
+        <w:pStyle w:val="Heading2"/>
+      </w:pPr>
+      <w:r>
+        <w:t>2 The Uehling potential</w:t>
+      </w:r>
+    </w:p>
+    <w:p>
+      <w:pPr>
+        <w:pStyle w:val="Heading3"/>
+      </w:pPr>
+      <w:r>
+        <w:t>2.1 The full form</w:t>
+      </w:r>
+    </w:p>
+    <w:p>
+      <w:r>
+        <w:t>Fourier-transforming the complete one-loop Π̂, not only its small-Q limit, gives the potential derived by Uehling in 1935:</w:t>
+      </w:r>
+    </w:p>
+    <w:p>
+      <w:pPr>
+        <w:spacing w:before="100" w:after="160"/>
+        <w:jc w:val="center"/>
+      </w:pPr>
+      <m:oMathPara>
+        <m:oMath>
+          <m:r>
+            <m:t xml:space="preserve">V</m:t>
+          </m:r>
+          <m:r>
+            <m:t xml:space="preserve">[</m:t>
+          </m:r>
+          <m:r>
+            <m:t xml:space="preserve">r</m:t>
+          </m:r>
+          <m:r>
+            <m:t xml:space="preserve">]</m:t>
+          </m:r>
+          <m:r>
+            <m:t xml:space="preserve">=</m:t>
+          </m:r>
+          <m:r>
+            <m:t xml:space="preserve">−</m:t>
+          </m:r>
+          <m:f>
+            <m:num>
+              <m:r>
+                <m:t xml:space="preserve">Zα</m:t>
+              </m:r>
+            </m:num>
+            <m:den>
+              <m:r>
+                <m:t xml:space="preserve">r</m:t>
+              </m:r>
+            </m:den>
+          </m:f>
+          <m:r>
+            <m:t xml:space="preserve">[</m:t>
+          </m:r>
+          <m:r>
+            <m:t xml:space="preserve">1</m:t>
+          </m:r>
+          <m:r>
+            <m:t xml:space="preserve">+</m:t>
+          </m:r>
+          <m:f>
+            <m:num>
+              <m:r>
+                <m:t xml:space="preserve">2α</m:t>
+              </m:r>
+            </m:num>
+            <m:den>
+              <m:r>
+                <m:t xml:space="preserve">3π</m:t>
+              </m:r>
+            </m:den>
+          </m:f>
+          <m:sSubSup>
+            <m:e>
+              <m:r>
+                <m:t xml:space="preserve">∫</m:t>
+              </m:r>
+            </m:e>
+            <m:sub>
+              <m:r>
+                <m:t xml:space="preserve">1</m:t>
+              </m:r>
+            </m:sub>
+            <m:sup>
+              <m:r>
+                <m:t xml:space="preserve">∞</m:t>
+              </m:r>
+            </m:sup>
+          </m:sSubSup>
+          <m:r>
+            <m:t xml:space="preserve">du</m:t>
+          </m:r>
+          <m:sSup>
+            <m:e>
+              <m:r>
+                <m:t xml:space="preserve">e</m:t>
+              </m:r>
+            </m:e>
+            <m:sup>
+              <m:r>
+                <m:t xml:space="preserve">−</m:t>
+              </m:r>
+              <m:r>
+                <m:t xml:space="preserve">2mru</m:t>
+              </m:r>
+            </m:sup>
+          </m:sSup>
+          <m:r>
+            <m:t xml:space="preserve">1</m:t>
+          </m:r>
+          <m:r>
+            <m:t xml:space="preserve">+</m:t>
+          </m:r>
+          <m:f>
+            <m:num>
+              <m:r>
+                <m:t xml:space="preserve">1</m:t>
+              </m:r>
+            </m:num>
+            <m:den>
+              <m:sSup>
+                <m:e>
+                  <m:r>
+                    <m:t xml:space="preserve">2u</m:t>
+                  </m:r>
+                </m:e>
+                <m:sup>
+                  <m:r>
+                    <m:t xml:space="preserve">2</m:t>
+                  </m:r>
+                </m:sup>
+              </m:sSup>
+            </m:den>
+          </m:f>
+          <m:r>
+            <m:t xml:space="preserve">√</m:t>
+          </m:r>
+          <m:f>
+            <m:num>
+              <m:sSup>
+                <m:e>
+                  <m:r>
+                    <m:t xml:space="preserve">u</m:t>
+                  </m:r>
+                </m:e>
+                <m:sup>
+                  <m:r>
+                    <m:t xml:space="preserve">2</m:t>
+                  </m:r>
+                </m:sup>
+              </m:sSup>
+              <m:r>
+                <m:t xml:space="preserve">−</m:t>
+              </m:r>
+              <m:r>
+                <m:t xml:space="preserve">1</m:t>
+              </m:r>
+            </m:num>
+            <m:den>
+              <m:sSup>
+                <m:e>
+                  <m:r>
+                    <m:t xml:space="preserve">u</m:t>
+                  </m:r>
+                </m:e>
+                <m:sup>
+                  <m:r>
+                    <m:t xml:space="preserve">2</m:t>
+                  </m:r>
+                </m:sup>
+              </m:sSup>
+            </m:den>
+          </m:f>
+          <m:r>
+            <m:t xml:space="preserve">]</m:t>
+          </m:r>
+        </m:oMath>
+      </m:oMathPara>
+    </w:p>
+    <w:p>
+      <w:r>
+        <w:t>The integral is quoted from the standard result, and its two limits are derived in Section 2.2. The variable u = √(s)/(2m) labels a virtual electron-positron pair of invariant mass √s ≥ 2m. Each pair contributes a Yukawa potential of range 1/(2mu). The lightest pairs, with mass 2m, set the range 1/(2m) ≈ 193 fm.</w:t>
+      </w:r>
+    </w:p>
+    <w:p>
+      <w:pPr>
+        <w:pStyle w:val="Heading3"/>
+      </w:pPr>
+      <w:r>
+        <w:t>2.2 The two limits</w:t>
+      </w:r>
+    </w:p>
+    <w:p>
+      <w:r>
+        <w:t>At distances much larger than 1/m, the exponential suppresses everything except the region near u = 1, and</w:t>
+      </w:r>
+    </w:p>
+    <w:p>
+      <w:pPr>
+        <w:spacing w:before="100" w:after="40"/>
+        <w:jc w:val="center"/>
+      </w:pPr>
+      <m:oMathPara>
+        <m:oMath>
+          <m:sSub>
+            <m:e>
+              <m:r>
+                <m:t xml:space="preserve">V</m:t>
+              </m:r>
+            </m:e>
+            <m:sub>
+              <m:r>
+                <m:t xml:space="preserve">U</m:t>
+              </m:r>
+            </m:sub>
+          </m:sSub>
+          <m:r>
+            <m:t xml:space="preserve">[</m:t>
+          </m:r>
+          <m:r>
+            <m:t xml:space="preserve">r</m:t>
+          </m:r>
+          <m:r>
+            <m:t xml:space="preserve">]</m:t>
+          </m:r>
+          <m:r>
+            <m:t xml:space="preserve">≈</m:t>
+          </m:r>
+          <m:r>
+            <m:t xml:space="preserve">−</m:t>
+          </m:r>
+          <m:f>
+            <m:num>
+              <m:r>
+                <m:t xml:space="preserve">Zα</m:t>
+              </m:r>
+            </m:num>
+            <m:den>
+              <m:r>
+                <m:t xml:space="preserve">r</m:t>
+              </m:r>
+            </m:den>
+          </m:f>
+          <m:f>
+            <m:num>
+              <m:r>
+                <m:t xml:space="preserve">α</m:t>
+              </m:r>
+            </m:num>
+            <m:den>
+              <m:r>
+                <m:t xml:space="preserve">4√π</m:t>
+              </m:r>
+            </m:den>
+          </m:f>
+          <m:f>
+            <m:num>
+              <m:sSup>
+                <m:e>
+                  <m:r>
+                    <m:t xml:space="preserve">e</m:t>
+                  </m:r>
+                </m:e>
+                <m:sup>
+                  <m:r>
+                    <m:t xml:space="preserve">−</m:t>
+                  </m:r>
+                  <m:r>
+                    <m:t xml:space="preserve">2mr</m:t>
+                  </m:r>
+                </m:sup>
+              </m:sSup>
+            </m:num>
+            <m:den>
+              <m:sSup>
+                <m:e>
+                  <m:r>
+                    <m:t xml:space="preserve">mr</m:t>
+                  </m:r>
+                </m:e>
+                <m:sup>
+                  <m:f>
+                    <m:num>
+                      <m:r>
+                        <m:t xml:space="preserve">3</m:t>
+                      </m:r>
+                    </m:num>
+                    <m:den>
+                      <m:r>
+                        <m:t xml:space="preserve">2</m:t>
+                      </m:r>
+                    </m:den>
+                  </m:f>
                 </m:sup>
               </m:sSup>
             </m:den>
@@ -464,304 +1234,25 @@
       <m:oMathPara>
         <m:oMath>
           <m:r>
-            <m:t xml:space="preserve">|</m:t>
-          </m:r>
-          <m:sSup>
-            <m:e>
-              <m:r>
-                <m:t xml:space="preserve">q</m:t>
-              </m:r>
-            </m:e>
-            <m:sup>
-              <m:r>
-                <m:t xml:space="preserve">2</m:t>
-              </m:r>
-            </m:sup>
-          </m:sSup>
-          <m:r>
-            <m:t xml:space="preserve">|</m:t>
+            <m:t xml:space="preserve">mr</m:t>
           </m:r>
           <m:r>
-            <m:t xml:space="preserve">≪</m:t>
-          </m:r>
-          <m:sSup>
-            <m:e>
-              <m:r>
-                <m:t xml:space="preserve">m</m:t>
-              </m:r>
-            </m:e>
-            <m:sup>
-              <m:r>
-                <m:t xml:space="preserve">2</m:t>
-              </m:r>
-            </m:sup>
-          </m:sSup>
-        </m:oMath>
-      </m:oMathPara>
-    </w:p>
-    <w:p>
-      <w:r>
-        <w:rPr>
-          <w:b/>
-          <w:i/>
-        </w:rPr>
-        <w:t>Worked example 1</w:t>
-      </w:r>
-    </w:p>
-    <w:p>
-      <w:r>
-        <w:t>Check dimensions. Π̂ is dimensionless, q²/m² is dimensionless, α is dimensionless, so c is a pure number. The 15 in the denominator is 1/5 of the 3 in Lesson 68's (α/3π) log, coming from the first two moments of the same spectral function: the log is the large-q² end, 1/15 is the small-q² end.</w:t>
-      </w:r>
-    </w:p>
-    <w:p>
-      <w:pPr>
-        <w:pStyle w:val="Heading3"/>
-      </w:pPr>
-      <w:r>
-        <w:t>2.2 From Π̂ to a potential</w:t>
-      </w:r>
-    </w:p>
-    <w:p>
-      <w:r>
-        <w:t>In momentum space the Coulomb interaction is 4πα/q² (Heaviside–Lorentz, α=e²/4π). Replacing 1/q² by (1+Π̂)/q² adds</w:t>
-      </w:r>
-    </w:p>
-    <w:p>
-      <w:pPr>
-        <w:spacing w:before="100" w:after="160"/>
-        <w:jc w:val="center"/>
-      </w:pPr>
-      <m:oMathPara>
-        <m:oMath>
-          <m:r>
-            <m:t xml:space="preserve">ΔṼ</m:t>
+            <m:t xml:space="preserve">≫</m:t>
           </m:r>
           <m:r>
-            <m:t xml:space="preserve">q</m:t>
-          </m:r>
-          <m:r>
-            <m:t xml:space="preserve">=</m:t>
-          </m:r>
-          <m:r>
-            <m:t xml:space="preserve">4π</m:t>
-          </m:r>
-          <m:f>
-            <m:num>
-              <m:r>
-                <m:t xml:space="preserve">α</m:t>
-              </m:r>
-            </m:num>
-            <m:den>
-              <m:sSup>
-                <m:e>
-                  <m:r>
-                    <m:t xml:space="preserve">q</m:t>
-                  </m:r>
-                </m:e>
-                <m:sup>
-                  <m:r>
-                    <m:t xml:space="preserve">2</m:t>
-                  </m:r>
-                </m:sup>
-              </m:sSup>
-            </m:den>
-          </m:f>
-          <m:r>
-            <m:t xml:space="preserve">Π̂</m:t>
-          </m:r>
-          <m:sSup>
-            <m:e>
-              <m:r>
-                <m:t xml:space="preserve">q</m:t>
-              </m:r>
-            </m:e>
-            <m:sup>
-              <m:r>
-                <m:t xml:space="preserve">2</m:t>
-              </m:r>
-            </m:sup>
-          </m:sSup>
-          <m:r>
-            <m:t xml:space="preserve">≈</m:t>
-          </m:r>
-          <m:r>
-            <m:t xml:space="preserve">4π</m:t>
-          </m:r>
-          <m:r>
-            <m:t xml:space="preserve">α</m:t>
-          </m:r>
-          <m:f>
-            <m:num>
-              <m:r>
-                <m:t xml:space="preserve">α</m:t>
-              </m:r>
-            </m:num>
-            <m:den>
-              <m:r>
-                <m:t xml:space="preserve">15π</m:t>
-              </m:r>
-            </m:den>
-          </m:f>
-          <m:f>
-            <m:num>
-              <m:r>
-                <m:t xml:space="preserve">1</m:t>
-              </m:r>
-            </m:num>
-            <m:den>
-              <m:sSup>
-                <m:e>
-                  <m:r>
-                    <m:t xml:space="preserve">m</m:t>
-                  </m:r>
-                </m:e>
-                <m:sup>
-                  <m:r>
-                    <m:t xml:space="preserve">2</m:t>
-                  </m:r>
-                </m:sup>
-              </m:sSup>
-            </m:den>
-          </m:f>
-          <m:r>
-            <m:t xml:space="preserve">=</m:t>
-          </m:r>
-          <m:f>
-            <m:num>
-              <m:sSup>
-                <m:e>
-                  <m:r>
-                    <m:t xml:space="preserve">4α</m:t>
-                  </m:r>
-                </m:e>
-                <m:sup>
-                  <m:r>
-                    <m:t xml:space="preserve">2</m:t>
-                  </m:r>
-                </m:sup>
-              </m:sSup>
-            </m:num>
-            <m:den>
-              <m:r>
-                <m:t xml:space="preserve">15</m:t>
-              </m:r>
-            </m:den>
-          </m:f>
-          <m:f>
-            <m:num>
-              <m:r>
-                <m:t xml:space="preserve">1</m:t>
-              </m:r>
-            </m:num>
-            <m:den>
-              <m:sSup>
-                <m:e>
-                  <m:r>
-                    <m:t xml:space="preserve">m</m:t>
-                  </m:r>
-                </m:e>
-                <m:sup>
-                  <m:r>
-                    <m:t xml:space="preserve">2</m:t>
-                  </m:r>
-                </m:sup>
-              </m:sSup>
-            </m:den>
-          </m:f>
-        </m:oMath>
-      </m:oMathPara>
-    </w:p>
-    <w:p>
-      <w:r>
-        <w:t>a q-independent constant. The Fourier transform of a constant in three-momentum is a contact term:</w:t>
-      </w:r>
-    </w:p>
-    <w:p>
-      <w:pPr>
-        <w:spacing w:before="100" w:after="160"/>
-        <w:jc w:val="center"/>
-      </w:pPr>
-      <m:oMathPara>
-        <m:oMath>
-          <m:r>
-            <m:t xml:space="preserve">ΔV</m:t>
-          </m:r>
-          <m:r>
-            <m:t xml:space="preserve">r</m:t>
-          </m:r>
-          <m:r>
-            <m:t xml:space="preserve">=</m:t>
-          </m:r>
-          <m:r>
-            <m:t xml:space="preserve">−</m:t>
-          </m:r>
-          <m:f>
-            <m:num>
-              <m:sSup>
-                <m:e>
-                  <m:r>
-                    <m:t xml:space="preserve">4α</m:t>
-                  </m:r>
-                </m:e>
-                <m:sup>
-                  <m:r>
-                    <m:t xml:space="preserve">2</m:t>
-                  </m:r>
-                </m:sup>
-              </m:sSup>
-            </m:num>
-            <m:den>
-              <m:r>
-                <m:t xml:space="preserve">15</m:t>
-              </m:r>
-            </m:den>
-          </m:f>
-          <m:sSup>
-            <m:e>
-              <m:r>
-                <m:t xml:space="preserve">m</m:t>
-              </m:r>
-            </m:e>
-            <m:sup>
-              <m:r>
-                <m:t xml:space="preserve">2</m:t>
-              </m:r>
-            </m:sup>
-          </m:sSup>
-          <m:sSup>
-            <m:e>
-              <m:r>
-                <m:t xml:space="preserve">δ</m:t>
-              </m:r>
-            </m:e>
-            <m:sup>
-              <m:r>
-                <m:t xml:space="preserve">3</m:t>
-              </m:r>
-            </m:sup>
-          </m:sSup>
-          <m:r>
-            <m:t xml:space="preserve">r</m:t>
+            <m:t xml:space="preserve">1</m:t>
           </m:r>
         </m:oMath>
       </m:oMathPara>
     </w:p>
     <w:p>
       <w:r>
-        <w:t>up to the sign convention that a negative potential is attractive. (The overall sign follows because Π̂&gt;0 at spacelike q² in our metric, which screens the charge at long distance and therefore concentrates extra attraction at r≲1/m.) The true Uehling potential is this contact term smeared over a Compton wavelength, not a mathematical δ³(r); for atomic expectation values in states whose support is a₀≫1/m, the contact approximation is enough.</w:t>
+        <w:t>At distances much smaller than 1/m, the integral grows logarithmically, and</w:t>
       </w:r>
     </w:p>
     <w:p>
       <w:pPr>
-        <w:pStyle w:val="Heading2"/>
-      </w:pPr>
-      <w:r>
-        <w:t>3 The 2s shift</w:t>
-      </w:r>
-    </w:p>
-    <w:p>
-      <w:pPr>
-        <w:spacing w:before="100" w:after="160"/>
+        <w:spacing w:before="100" w:after="40"/>
         <w:jc w:val="center"/>
       </w:pPr>
       <m:oMathPara>
@@ -769,7 +1260,7 @@
           <m:sSub>
             <m:e>
               <m:r>
-                <m:t xml:space="preserve">δE</m:t>
+                <m:t xml:space="preserve">V</m:t>
               </m:r>
             </m:e>
             <m:sub>
@@ -779,235 +1270,139 @@
             </m:sub>
           </m:sSub>
           <m:r>
-            <m:t xml:space="preserve">ns</m:t>
+            <m:t xml:space="preserve">[</m:t>
           </m:r>
           <m:r>
-            <m:t xml:space="preserve">=</m:t>
+            <m:t xml:space="preserve">r</m:t>
           </m:r>
           <m:r>
-            <m:t xml:space="preserve">⟨ns</m:t>
+            <m:t xml:space="preserve">]</m:t>
           </m:r>
           <m:r>
-            <m:t xml:space="preserve">|</m:t>
-          </m:r>
-          <m:r>
-            <m:t xml:space="preserve">ΔV</m:t>
-          </m:r>
-          <m:r>
-            <m:t xml:space="preserve">|</m:t>
-          </m:r>
-          <m:r>
-            <m:t xml:space="preserve">ns⟩</m:t>
-          </m:r>
-          <m:r>
-            <m:t xml:space="preserve">=</m:t>
+            <m:t xml:space="preserve">≈</m:t>
           </m:r>
           <m:r>
             <m:t xml:space="preserve">−</m:t>
           </m:r>
           <m:f>
             <m:num>
-              <m:sSup>
-                <m:e>
-                  <m:r>
-                    <m:t xml:space="preserve">4α</m:t>
-                  </m:r>
-                </m:e>
-                <m:sup>
-                  <m:r>
-                    <m:t xml:space="preserve">2</m:t>
-                  </m:r>
-                </m:sup>
-              </m:sSup>
+              <m:r>
+                <m:t xml:space="preserve">Zα</m:t>
+              </m:r>
             </m:num>
             <m:den>
               <m:r>
-                <m:t xml:space="preserve">15</m:t>
+                <m:t xml:space="preserve">r</m:t>
               </m:r>
             </m:den>
           </m:f>
-          <m:sSup>
-            <m:e>
+          <m:f>
+            <m:num>
               <m:r>
-                <m:t xml:space="preserve">m</m:t>
+                <m:t xml:space="preserve">2α</m:t>
               </m:r>
-            </m:e>
-            <m:sup>
+            </m:num>
+            <m:den>
               <m:r>
-                <m:t xml:space="preserve">2</m:t>
+                <m:t xml:space="preserve">3π</m:t>
               </m:r>
-            </m:sup>
-          </m:sSup>
+            </m:den>
+          </m:f>
           <m:r>
-            <m:t xml:space="preserve">|</m:t>
+            <m:t xml:space="preserve">[</m:t>
+          </m:r>
+          <m:r>
+            <m:t xml:space="preserve">ln</m:t>
+          </m:r>
+          <m:r>
+            <m:t xml:space="preserve">[</m:t>
+          </m:r>
+          <m:f>
+            <m:num>
+              <m:r>
+                <m:t xml:space="preserve">1</m:t>
+              </m:r>
+            </m:num>
+            <m:den>
+              <m:r>
+                <m:t xml:space="preserve">mr</m:t>
+              </m:r>
+            </m:den>
+          </m:f>
+          <m:r>
+            <m:t xml:space="preserve">]</m:t>
+          </m:r>
+          <m:r>
+            <m:t xml:space="preserve">−</m:t>
           </m:r>
           <m:sSub>
             <m:e>
               <m:r>
-                <m:t xml:space="preserve">ψ</m:t>
+                <m:t xml:space="preserve">γ</m:t>
               </m:r>
             </m:e>
             <m:sub>
               <m:r>
-                <m:t xml:space="preserve">ns</m:t>
+                <m:t xml:space="preserve">E</m:t>
               </m:r>
             </m:sub>
           </m:sSub>
-          <m:r>
-            <m:t xml:space="preserve">0</m:t>
-          </m:r>
-          <m:r>
-            <m:t xml:space="preserve">|</m:t>
-          </m:r>
-          <m:sSup>
-            <m:e/>
-            <m:sup>
-              <m:r>
-                <m:t xml:space="preserve">2</m:t>
-              </m:r>
-            </m:sup>
-          </m:sSup>
-        </m:oMath>
-      </m:oMathPara>
-    </w:p>
-    <w:p>
-      <w:r>
-        <w:t>Using |ψ_{2s}(0)|²=(αm)³/(8π) from Lesson 76,</w:t>
-      </w:r>
-    </w:p>
-    <w:p>
-      <w:pPr>
-        <w:spacing w:before="100" w:after="160"/>
-        <w:jc w:val="center"/>
-      </w:pPr>
-      <m:oMathPara>
-        <m:oMath>
-          <m:sSub>
-            <m:e>
-              <m:r>
-                <m:t xml:space="preserve">δE</m:t>
-              </m:r>
-            </m:e>
-            <m:sub>
-              <m:r>
-                <m:t xml:space="preserve">U</m:t>
-              </m:r>
-            </m:sub>
-          </m:sSub>
-          <m:r>
-            <m:t xml:space="preserve">2s</m:t>
-          </m:r>
-          <m:r>
-            <m:t xml:space="preserve">=</m:t>
-          </m:r>
           <m:r>
             <m:t xml:space="preserve">−</m:t>
           </m:r>
           <m:f>
             <m:num>
-              <m:sSup>
-                <m:e>
-                  <m:r>
-                    <m:t xml:space="preserve">4α</m:t>
-                  </m:r>
-                </m:e>
-                <m:sup>
-                  <m:r>
-                    <m:t xml:space="preserve">2</m:t>
-                  </m:r>
-                </m:sup>
-              </m:sSup>
+              <m:r>
+                <m:t xml:space="preserve">5</m:t>
+              </m:r>
             </m:num>
             <m:den>
               <m:r>
-                <m:t xml:space="preserve">15</m:t>
-              </m:r>
-            </m:den>
-          </m:f>
-          <m:sSup>
-            <m:e>
-              <m:r>
-                <m:t xml:space="preserve">m</m:t>
-              </m:r>
-            </m:e>
-            <m:sup>
-              <m:r>
-                <m:t xml:space="preserve">2</m:t>
-              </m:r>
-            </m:sup>
-          </m:sSup>
-          <m:sSup>
-            <m:e>
-              <m:r>
-                <m:t xml:space="preserve">α</m:t>
-              </m:r>
-            </m:e>
-            <m:sup>
-              <m:r>
-                <m:t xml:space="preserve">3</m:t>
-              </m:r>
-            </m:sup>
-          </m:sSup>
-          <m:f>
-            <m:num>
-              <m:sSup>
-                <m:e>
-                  <m:r>
-                    <m:t xml:space="preserve">m</m:t>
-                  </m:r>
-                </m:e>
-                <m:sup>
-                  <m:r>
-                    <m:t xml:space="preserve">3</m:t>
-                  </m:r>
-                </m:sup>
-              </m:sSup>
-            </m:num>
-            <m:den>
-              <m:r>
-                <m:t xml:space="preserve">8π</m:t>
+                <m:t xml:space="preserve">6</m:t>
               </m:r>
             </m:den>
           </m:f>
           <m:r>
-            <m:t xml:space="preserve">=</m:t>
+            <m:t xml:space="preserve">]</m:t>
+          </m:r>
+        </m:oMath>
+      </m:oMathPara>
+    </w:p>
+    <w:p>
+      <w:pPr>
+        <w:spacing w:before="40" w:after="160"/>
+        <w:jc w:val="center"/>
+      </w:pPr>
+      <m:oMathPara>
+        <m:oMath>
+          <m:r>
+            <m:t xml:space="preserve">mr</m:t>
           </m:r>
           <m:r>
-            <m:t xml:space="preserve">−</m:t>
+            <m:t xml:space="preserve">≪</m:t>
           </m:r>
-          <m:sSup>
-            <m:e>
-              <m:r>
-                <m:t xml:space="preserve">α</m:t>
-              </m:r>
-            </m:e>
-            <m:sup>
-              <m:r>
-                <m:t xml:space="preserve">4</m:t>
-              </m:r>
-            </m:sup>
-          </m:sSup>
-          <m:f>
-            <m:num>
-              <m:r>
-                <m:t xml:space="preserve">m</m:t>
-              </m:r>
-            </m:num>
-            <m:den>
-              <m:r>
-                <m:t xml:space="preserve">30π</m:t>
-              </m:r>
-            </m:den>
-          </m:f>
           <m:r>
-            <m:t xml:space="preserve">α</m:t>
+            <m:t xml:space="preserve">1</m:t>
           </m:r>
         </m:oMath>
       </m:oMathPara>
     </w:p>
     <w:p>
       <w:r>
-        <w:t>which is of order 10 MHz. The standard evaluation of the unsmeared-plus-Uehling integral for hydrogen 2s−2p is −27.13 MHz. Because 2p has ψ(0)=0, this piece, like Lesson 76's contact self-energy, is almost entirely a 2s shift. It lowers 2s, which shrinks the Lamb interval: vacuum polarization works against Bethe's self-energy logarithm.</w:t>
+        <w:t>with γ_E = 0.5772 Euler's constant. This short-distance logarithm is Lesson 68's running coupling seen in position space: at distance r, the effective α is larger by about (2α/3π)ln(1/(mr)), which matches (α/3π)ln(Q²/m²) with Q ≈ 1/r.</w:t>
+      </w:r>
+    </w:p>
+    <w:p>
+      <w:pPr>
+        <w:pStyle w:val="Heading3"/>
+      </w:pPr>
+      <w:r>
+        <w:t>2.3 The picture</w:t>
+      </w:r>
+    </w:p>
+    <w:p>
+      <w:r>
+        <w:t>The two limits describe one physical object, a cloud of virtual pairs surrounding the charge with a size of about 1/(2m). Outside the cloud, the charge is fully screened and appears as α ≈ 1/137, with an exponentially small correction. Inside it, the probe sees more of the bare charge, and the effective coupling grows logarithmically. A hydrogen atom, whose size is about 5×10⁴ fm, lies far outside the cloud. That is why the contact approximation of Section 1.2 is accurate for it.</w:t>
       </w:r>
     </w:p>
     <w:p>
@@ -1021,7 +1416,7 @@
     </w:p>
     <w:p>
       <w:r>
-        <w:t>State the sign in words. Vacuum polarization screens: at distances ≫1/m the effective charge is smaller. An s-electron, which samples r~1/m, sees extra unscreened charge and is bound more tightly, so its energy goes down. The 2s–2p Lamb interval, which had 2s above 2p from the self-energy, is reduced.</w:t>
+        <w:t>Check that the contact term reproduces the volume integral of the Uehling correction. Integrate δV over all space: ∫d³r δV(r) = δṼ(Q → 0) = −4Zα²/(15m²). For an atomic wave function that is nearly constant over the 1/m region, ⟨δV⟩ ≈ |ψ(0)|²∫d³r δV, which is the contact result. The approximation fails when the wave function varies over a distance of about 1/m, which is the situation of Section 3.</w:t>
       </w:r>
     </w:p>
     <w:p>
@@ -1029,12 +1424,60 @@
         <w:pStyle w:val="Heading2"/>
       </w:pPr>
       <w:r>
-        <w:t>4 One function, two places</w:t>
+        <w:t>3 Muonic hydrogen</w:t>
+      </w:r>
+    </w:p>
+    <w:p>
+      <w:pPr>
+        <w:pStyle w:val="Heading3"/>
+      </w:pPr>
+      <w:r>
+        <w:t>3.1 A smaller atom</w:t>
       </w:r>
     </w:p>
     <w:p>
       <w:r>
-        <w:t>At |q²|≫m², the same Π̂ is Lesson 68's (α/3π) log(|q²|/m²). Precision in hydrogen and running at a collider are not two theories. They are Π̂(q²) at two values of q². Lesson 78 will put numbers on both.</w:t>
+        <w:t>In muonic hydrogen a muon replaces the electron. The reduced mass is m_r = m_μM_p/(m_μ + M_p) = 94.96 MeV, about 186 times the electron's, so the Bohr radius is 1/(αm_r) = 197.327 × 137.036/94.96 fm ≈ 285 fm. This is comparable to the vacuum-polarization range 1/(2m_e) ≈ 193 fm. The muon orbits inside the electron-positron cloud.</w:t>
+      </w:r>
+    </w:p>
+    <w:p>
+      <w:pPr>
+        <w:pStyle w:val="Heading3"/>
+      </w:pPr>
+      <w:r>
+        <w:t>3.2 Vacuum polarization dominates</w:t>
+      </w:r>
+    </w:p>
+    <w:p>
+      <w:r>
+        <w:t>Two things change. The relevant loop is still the electron loop, because the electron is the lightest charged particle, but now the muon's momentum, about αm_r ≈ 0.7 MeV, is not small compared with m_e. The contact approximation fails, and the full Uehling potential must be used. More importantly, the effect is no longer suppressed by (Q/m)². In ordinary hydrogen it is α(Zα)⁴m_e/(15π), a small part of the Lamb shift. In muonic hydrogen it lowers 2s by about 205 meV relative to 2p, making it by far the largest QED contribution. The self-energy, which dominated ordinary hydrogen, is suppressed for the muon by its larger mass, because the muon's own Compton wavelength is small compared with the orbit.</w:t>
+      </w:r>
+    </w:p>
+    <w:p>
+      <w:pPr>
+        <w:pStyle w:val="Heading3"/>
+      </w:pPr>
+      <w:r>
+        <w:t>3.3 The proton radius, revisited</w:t>
+      </w:r>
+    </w:p>
+    <w:p>
+      <w:r>
+        <w:t>The 2s–2p interval in muonic hydrogen is predicted as about 206.03 meV − 5.23 meV × (r_p/fm)², with smaller corrections. The measured 202.37 meV, from the Paul Scherrer Institute, gives r_p ≈ 0.841 fm. This value required the Uehling potential to be computed to a precision of a part in 10⁵, and it is the measurement behind Lesson 76's proton radius puzzle.</w:t>
+      </w:r>
+    </w:p>
+    <w:p>
+      <w:r>
+        <w:rPr>
+          <w:b/>
+          <w:i/>
+        </w:rPr>
+        <w:t>Worked example 3</w:t>
+      </w:r>
+    </w:p>
+    <w:p>
+      <w:r>
+        <w:t>Estimate the ratio of the vacuum-polarization shift in muonic and electronic hydrogen, ignoring the failure of the contact approximation. The contact shift scales as |ψ(0)|²/m_e² ∝ m_r³. The ratio is (m_r,μ/m_r,e)³ ≈ 186³ ≈ 6.4×10⁶. Starting from 27.2 MHz = 1.12×10⁻⁷ eV, the estimate is 0.72 eV. The true value, 0.205 eV, is smaller by a factor of about 3.5, because the muon's wave function varies within the 193 fm cloud and does not sample the full contact strength. The estimate fails in the expected direction, and only the full Uehling potential gets the number right.</w:t>
       </w:r>
     </w:p>
     <w:p>
@@ -1042,7 +1485,213 @@
         <w:pStyle w:val="Heading2"/>
       </w:pPr>
       <w:r>
-        <w:t>Connections to QED</w:t>
+        <w:t>4 Vacuum polarization in the muon's magnetic moment</w:t>
+      </w:r>
+    </w:p>
+    <w:p>
+      <w:pPr>
+        <w:pStyle w:val="Heading3"/>
+      </w:pPr>
+      <w:r>
+        <w:t>4.1 The electron loop</w:t>
+      </w:r>
+    </w:p>
+    <w:p>
+      <w:r>
+        <w:t>At two loops, the muon's anomaly includes the diagram in which the internal photon of Lesson 75's vertex correction carries an electron-loop insertion. The internal photon in the muon's vertex has momenta of order m_μ, at which the electron loop gives a large logarithm. The result is a coefficient of (α/π)² of about (1/3)ln(m_μ/m_e) − 25/36 ≈ 1.08, larger than all the mass-independent two-loop terms together. The complete two-loop coefficient for the muon is 0.7659, compared with −0.3285 for the electron. Its value is quoted, not derived.</w:t>
+      </w:r>
+    </w:p>
+    <w:p>
+      <w:pPr>
+        <w:pStyle w:val="Heading3"/>
+      </w:pPr>
+      <w:r>
+        <w:t>4.2 The hadronic contribution</w:t>
+      </w:r>
+    </w:p>
+    <w:p>
+      <w:r>
+        <w:t>When the internal photon carries a loop of quarks and gluons, the hadronic vacuum polarization, perturbation theory cannot be used, for the reason given in Lesson 68, Section 6.2. Instead, a dispersion relation expresses the contribution as an integral over measured data:</w:t>
+      </w:r>
+    </w:p>
+    <w:p>
+      <w:pPr>
+        <w:spacing w:before="100" w:after="160"/>
+        <w:jc w:val="center"/>
+      </w:pPr>
+      <m:oMathPara>
+        <m:oMath>
+          <m:sSubSup>
+            <m:e>
+              <m:r>
+                <m:t xml:space="preserve">a</m:t>
+              </m:r>
+            </m:e>
+            <m:sub>
+              <m:r>
+                <m:t xml:space="preserve">μ</m:t>
+              </m:r>
+            </m:sub>
+            <m:sup>
+              <m:r>
+                <m:t xml:space="preserve">had</m:t>
+              </m:r>
+            </m:sup>
+          </m:sSubSup>
+          <m:r>
+            <m:t xml:space="preserve">=</m:t>
+          </m:r>
+          <m:f>
+            <m:num>
+              <m:sSup>
+                <m:e>
+                  <m:r>
+                    <m:t xml:space="preserve">α</m:t>
+                  </m:r>
+                </m:e>
+                <m:sup>
+                  <m:r>
+                    <m:t xml:space="preserve">2</m:t>
+                  </m:r>
+                </m:sup>
+              </m:sSup>
+            </m:num>
+            <m:den>
+              <m:sSup>
+                <m:e>
+                  <m:r>
+                    <m:t xml:space="preserve">3π</m:t>
+                  </m:r>
+                </m:e>
+                <m:sup>
+                  <m:r>
+                    <m:t xml:space="preserve">2</m:t>
+                  </m:r>
+                </m:sup>
+              </m:sSup>
+            </m:den>
+          </m:f>
+          <m:sSubSup>
+            <m:e>
+              <m:r>
+                <m:t xml:space="preserve">∫</m:t>
+              </m:r>
+            </m:e>
+            <m:sub>
+              <m:sSubSup>
+                <m:e>
+                  <m:r>
+                    <m:t xml:space="preserve">4m</m:t>
+                  </m:r>
+                </m:e>
+                <m:sub>
+                  <m:r>
+                    <m:t xml:space="preserve">π</m:t>
+                  </m:r>
+                </m:sub>
+                <m:sup>
+                  <m:r>
+                    <m:t xml:space="preserve">2</m:t>
+                  </m:r>
+                </m:sup>
+              </m:sSubSup>
+            </m:sub>
+            <m:sup>
+              <m:r>
+                <m:t xml:space="preserve">∞</m:t>
+              </m:r>
+            </m:sup>
+          </m:sSubSup>
+          <m:f>
+            <m:num>
+              <m:r>
+                <m:t xml:space="preserve">ds</m:t>
+              </m:r>
+            </m:num>
+            <m:den>
+              <m:r>
+                <m:t xml:space="preserve">s</m:t>
+              </m:r>
+            </m:den>
+          </m:f>
+          <m:r>
+            <m:t xml:space="preserve">K</m:t>
+          </m:r>
+          <m:r>
+            <m:t xml:space="preserve">[</m:t>
+          </m:r>
+          <m:r>
+            <m:t xml:space="preserve">s</m:t>
+          </m:r>
+          <m:r>
+            <m:t xml:space="preserve">]</m:t>
+          </m:r>
+          <m:r>
+            <m:t xml:space="preserve">R</m:t>
+          </m:r>
+          <m:r>
+            <m:t xml:space="preserve">[</m:t>
+          </m:r>
+          <m:r>
+            <m:t xml:space="preserve">s</m:t>
+          </m:r>
+          <m:r>
+            <m:t xml:space="preserve">]</m:t>
+          </m:r>
+        </m:oMath>
+      </m:oMathPara>
+    </w:p>
+    <w:p>
+      <w:r>
+        <w:t>where K(s) is a known function that weights low energies heavily. The result is about 7×10⁻⁸, which is more than 100 times the current experimental uncertainty in a_μ. Lattice QCD now computes the same quantity from first principles. Lesson 75, Section 5.5, described the comparison.</w:t>
+      </w:r>
+    </w:p>
+    <w:p>
+      <w:r>
+        <w:rPr>
+          <w:b/>
+          <w:i/>
+        </w:rPr>
+        <w:t>Worked example 4</w:t>
+      </w:r>
+    </w:p>
+    <w:p>
+      <w:r>
+        <w:t>Estimate the electron-loop logarithm in a_μ. ln(m_μ/m_e) = ln 206.77 = 5.33, so (1/3)(5.33) − 25/36 = 1.777 − 0.694 = 1.083. Multiplied by (α/π)² = 5.40×10⁻⁶, this is 5.85×10⁻⁶, about 0.5 percent of a_μ. In a_e, the corresponding muon loop is suppressed by (m_e/m_μ)² and contributes only about 2.8×10⁻¹², because heavy loops decouple (Lesson 69, Section 4.3).</w:t>
+      </w:r>
+    </w:p>
+    <w:p>
+      <w:pPr>
+        <w:pStyle w:val="Heading2"/>
+      </w:pPr>
+      <w:r>
+        <w:t>5 One effect, three regimes</w:t>
+      </w:r>
+    </w:p>
+    <w:p>
+      <w:r>
+        <w:t>Vacuum polarization appears in three regimes with different appearances. At distances much larger than 1/m, it is a contact term, measured in the Lamb shift of hydrogen to a fraction of a percent of its 27 MHz. At distances comparable to 1/m, it is the full Uehling potential, measured in muonic atoms, and in heavy muonic atoms through X-ray transitions that test it at the percent level. At distances much shorter than 1/m, it is the logarithmic running of α measured at colliders, Lesson 68. All three come from the same Π̂(q²), with no free parameters. That a single function fits all three is one of the strongest arguments that the loop is real.</w:t>
+      </w:r>
+    </w:p>
+    <w:p>
+      <w:pPr>
+        <w:pStyle w:val="Heading2"/>
+      </w:pPr>
+      <w:r>
+        <w:t>6 What this lesson has not done</w:t>
+      </w:r>
+    </w:p>
+    <w:p>
+      <w:r>
+        <w:t>This lesson derived the contact term, its hydrogen shift, and the limits of the Uehling potential. It quoted the full Uehling integral, the muonic-hydrogen numbers, the two-loop coefficients of a_μ, and the dispersion relation for the hadronic contribution, with its kernel K(s). It did not compute higher-order vacuum polarization, such as the Källén–Sabry two-loop potential, or the light-by-light contributions.</w:t>
+      </w:r>
+    </w:p>
+    <w:p>
+      <w:pPr>
+        <w:pStyle w:val="Heading2"/>
+      </w:pPr>
+      <w:r>
+        <w:t>7 Connections to QED</w:t>
       </w:r>
     </w:p>
     <w:tbl>
@@ -1099,7 +1748,7 @@
                 <w:b/>
                 <w:color w:val="FFFFFF"/>
               </w:rPr>
-              <w:t>Where it is used</w:t>
+              <w:t>Where it is used next</w:t>
             </w:r>
           </w:p>
         </w:tc>
@@ -1118,7 +1767,7 @@
           </w:tcPr>
           <w:p>
             <w:r>
-              <w:t>Π̂(q²)≈(α/15π)q²/m²</w:t>
+              <w:t>Ṽ(Q) = −4πZα/[Q²(1 − Π̂)]</w:t>
             </w:r>
           </w:p>
         </w:tc>
@@ -1135,7 +1784,7 @@
           </w:tcPr>
           <w:p>
             <w:r>
-              <w:t>Small-q² end of Lesson 62</w:t>
+              <w:t>Vacuum polarization as a modified Coulomb law</w:t>
             </w:r>
           </w:p>
         </w:tc>
@@ -1155,7 +1804,7 @@
           </w:tcPr>
           <w:p>
             <w:r>
-              <w:t>Uehling ΔV∝−δ³(r)/m²</w:t>
+              <w:t>δV = −(4Zα²/15m²)δ³(r)</w:t>
             </w:r>
           </w:p>
         </w:tc>
@@ -1173,7 +1822,7 @@
           </w:tcPr>
           <w:p>
             <w:r>
-              <w:t>−27 MHz in the hydrogen Lamb interval</w:t>
+              <w:t>The −1/5 in Lesson 76's 19/30</w:t>
             </w:r>
           </w:p>
         </w:tc>
@@ -1192,7 +1841,7 @@
           </w:tcPr>
           <w:p>
             <w:r>
-              <w:t>Same Π̂ at large q²</w:t>
+              <w:t>ΔE_ns = −4α(Zα)⁴m/(15πn³): −217 MHz (1s), −27 MHz (2s)</w:t>
             </w:r>
           </w:p>
         </w:tc>
@@ -1209,7 +1858,119 @@
           </w:tcPr>
           <w:p>
             <w:r>
-              <w:t>Running of α, Lesson 68</w:t>
+              <w:t>Hydrogen precision tests, Lesson 78</w:t>
+            </w:r>
+          </w:p>
+        </w:tc>
+      </w:tr>
+      <w:tr>
+        <w:tc>
+          <w:tcPr>
+            <w:tcW w:type="dxa" w:w="3264"/>
+            <w:vAlign w:val="center"/>
+            <w:shd w:fill="EAF2F8"/>
+            <w:tcMar>
+              <w:top w:w="100" w:type="dxa"/>
+              <w:start w:w="100" w:type="dxa"/>
+              <w:bottom w:w="100" w:type="dxa"/>
+              <w:end w:w="100" w:type="dxa"/>
+            </w:tcMar>
+          </w:tcPr>
+          <w:p>
+            <w:r>
+              <w:t>Uehling potential and its limits</w:t>
+            </w:r>
+          </w:p>
+        </w:tc>
+        <w:tc>
+          <w:tcPr>
+            <w:tcW w:type="dxa" w:w="6528"/>
+            <w:vAlign w:val="center"/>
+            <w:shd w:fill="EAF2F8"/>
+            <w:tcMar>
+              <w:top w:w="100" w:type="dxa"/>
+              <w:start w:w="100" w:type="dxa"/>
+              <w:bottom w:w="100" w:type="dxa"/>
+              <w:end w:w="100" w:type="dxa"/>
+            </w:tcMar>
+          </w:tcPr>
+          <w:p>
+            <w:r>
+              <w:t>Muonic atoms; the position-space form of running α</w:t>
+            </w:r>
+          </w:p>
+        </w:tc>
+      </w:tr>
+      <w:tr>
+        <w:tc>
+          <w:tcPr>
+            <w:tcW w:type="dxa" w:w="3264"/>
+            <w:vAlign w:val="center"/>
+            <w:tcMar>
+              <w:top w:w="100" w:type="dxa"/>
+              <w:start w:w="100" w:type="dxa"/>
+              <w:bottom w:w="100" w:type="dxa"/>
+              <w:end w:w="100" w:type="dxa"/>
+            </w:tcMar>
+          </w:tcPr>
+          <w:p>
+            <w:r>
+              <w:t>Muonic hydrogen 2s–2p ≈ 206 meV − 5.23 meV (r_p/fm)²</w:t>
+            </w:r>
+          </w:p>
+        </w:tc>
+        <w:tc>
+          <w:tcPr>
+            <w:tcW w:type="dxa" w:w="6528"/>
+            <w:vAlign w:val="center"/>
+            <w:tcMar>
+              <w:top w:w="100" w:type="dxa"/>
+              <w:start w:w="100" w:type="dxa"/>
+              <w:bottom w:w="100" w:type="dxa"/>
+              <w:end w:w="100" w:type="dxa"/>
+            </w:tcMar>
+          </w:tcPr>
+          <w:p>
+            <w:r>
+              <w:t>The proton radius</w:t>
+            </w:r>
+          </w:p>
+        </w:tc>
+      </w:tr>
+      <w:tr>
+        <w:tc>
+          <w:tcPr>
+            <w:tcW w:type="dxa" w:w="3264"/>
+            <w:vAlign w:val="center"/>
+            <w:shd w:fill="EAF2F8"/>
+            <w:tcMar>
+              <w:top w:w="100" w:type="dxa"/>
+              <w:start w:w="100" w:type="dxa"/>
+              <w:bottom w:w="100" w:type="dxa"/>
+              <w:end w:w="100" w:type="dxa"/>
+            </w:tcMar>
+          </w:tcPr>
+          <w:p>
+            <w:r>
+              <w:t>Electron and hadronic loops in a_μ</w:t>
+            </w:r>
+          </w:p>
+        </w:tc>
+        <w:tc>
+          <w:tcPr>
+            <w:tcW w:type="dxa" w:w="6528"/>
+            <w:vAlign w:val="center"/>
+            <w:shd w:fill="EAF2F8"/>
+            <w:tcMar>
+              <w:top w:w="100" w:type="dxa"/>
+              <w:start w:w="100" w:type="dxa"/>
+              <w:bottom w:w="100" w:type="dxa"/>
+              <w:end w:w="100" w:type="dxa"/>
+            </w:tcMar>
+          </w:tcPr>
+          <w:p>
+            <w:r>
+              <w:t>The muon g − 2 comparison, Lessons 75 and 78</w:t>
             </w:r>
           </w:p>
         </w:tc>
@@ -1220,7 +1981,7 @@
         <w:pStyle w:val="Heading2"/>
       </w:pPr>
       <w:r>
-        <w:t>Summary</w:t>
+        <w:t>8 Summary</w:t>
       </w:r>
     </w:p>
     <w:p>
@@ -1232,7 +1993,7 @@
         </w:numPr>
       </w:pPr>
       <w:r>
-        <w:t>After charge renormalization, a finite Π̂(q²) remains in the photon line.</w:t>
+        <w:t>For a static charge, vacuum polarization gives Ṽ(Q) = −4πZα/[Q²(1 − Π̂(−Q²))].</w:t>
       </w:r>
     </w:p>
     <w:p>
@@ -1244,7 +2005,7 @@
         </w:numPr>
       </w:pPr>
       <w:r>
-        <w:t>At |q²|≪m², Π̂(q²)=(α/15π)(q²/m²)+⋯.</w:t>
+        <w:t>At small Q, Π̂ ≈ (α/15π)Q²/m² gives a contact attraction δV = −(4Zα²/15m²)δ³(r), which shifts s-states by −4α(Zα)⁴m/(15πn³): −27 MHz for 2s in hydrogen.</w:t>
       </w:r>
     </w:p>
     <w:p>
@@ -1256,7 +2017,7 @@
         </w:numPr>
       </w:pPr>
       <w:r>
-        <w:t>That expansion is a contact correction to the Coulomb potential, the Uehling potential.</w:t>
+        <w:t>The Uehling potential describes a cloud of size about 1/(2m). Outside, the correction falls exponentially. Inside, it grows logarithmically, as Lesson 68's running α.</w:t>
       </w:r>
     </w:p>
     <w:p>
@@ -1268,7 +2029,7 @@
         </w:numPr>
       </w:pPr>
       <w:r>
-        <w:t>In hydrogen 2s it contributes about −27 MHz, opposite to Lesson 76's self-energy log.</w:t>
+        <w:t>In muonic hydrogen the orbit lies inside the cloud, and vacuum polarization, about 205 meV, dominates the Lamb shift that measures the proton radius.</w:t>
       </w:r>
     </w:p>
     <w:p>
@@ -1280,7 +2041,7 @@
         </w:numPr>
       </w:pPr>
       <w:r>
-        <w:t>The large-q² limit of the same function is the running coupling.</w:t>
+        <w:t>In a_μ, the electron loop gives a large logarithm, and the hadronic loop, taken from data or computed on the lattice, is the dominant theoretical uncertainty.</w:t>
       </w:r>
     </w:p>
     <w:p>
@@ -1301,15 +2062,13 @@
         <w:tblLook w:firstColumn="1" w:firstRow="1" w:lastColumn="0" w:lastRow="0" w:noHBand="0" w:noVBand="1" w:val="04A0"/>
       </w:tblPr>
       <w:tblGrid>
-        <w:gridCol w:w="2448"/>
-        <w:gridCol w:w="2448"/>
-        <w:gridCol w:w="2448"/>
-        <w:gridCol w:w="2448"/>
+        <w:gridCol w:w="720"/>
+        <w:gridCol w:w="9072"/>
       </w:tblGrid>
       <w:tr>
         <w:tc>
           <w:tcPr>
-            <w:tcW w:type="dxa" w:w="2448"/>
+            <w:tcW w:type="dxa" w:w="720"/>
             <w:shd w:fill="1F4E78"/>
             <w:vAlign w:val="center"/>
             <w:tcMar>
@@ -1331,7 +2090,7 @@
         </w:tc>
         <w:tc>
           <w:tcPr>
-            <w:tcW w:type="dxa" w:w="2448"/>
+            <w:tcW w:type="dxa" w:w="9072"/>
             <w:shd w:fill="1F4E78"/>
             <w:vAlign w:val="center"/>
             <w:tcMar>
@@ -1351,53 +2110,11 @@
             </w:r>
           </w:p>
         </w:tc>
-        <w:tc>
-          <w:tcPr>
-            <w:tcW w:type="dxa" w:w="2448"/>
-            <w:shd w:fill="1F4E78"/>
-            <w:vAlign w:val="center"/>
-            <w:tcMar>
-              <w:top w:w="100" w:type="dxa"/>
-              <w:start w:w="100" w:type="dxa"/>
-              <w:bottom w:w="100" w:type="dxa"/>
-              <w:end w:w="100" w:type="dxa"/>
-            </w:tcMar>
-          </w:tcPr>
-          <w:p>
-            <w:r>
-              <w:rPr>
-                <w:b/>
-                <w:color w:val="FFFFFF"/>
-              </w:rPr>
-            </w:r>
-          </w:p>
-        </w:tc>
-        <w:tc>
-          <w:tcPr>
-            <w:tcW w:type="dxa" w:w="2448"/>
-            <w:shd w:fill="1F4E78"/>
-            <w:vAlign w:val="center"/>
-            <w:tcMar>
-              <w:top w:w="100" w:type="dxa"/>
-              <w:start w:w="100" w:type="dxa"/>
-              <w:bottom w:w="100" w:type="dxa"/>
-              <w:end w:w="100" w:type="dxa"/>
-            </w:tcMar>
-          </w:tcPr>
-          <w:p>
-            <w:r>
-              <w:rPr>
-                <w:b/>
-                <w:color w:val="FFFFFF"/>
-              </w:rPr>
-            </w:r>
-          </w:p>
-        </w:tc>
       </w:tr>
       <w:tr>
         <w:tc>
           <w:tcPr>
-            <w:tcW w:type="dxa" w:w="2448"/>
+            <w:tcW w:type="dxa" w:w="720"/>
             <w:vAlign w:val="center"/>
             <w:tcMar>
               <w:top w:w="100" w:type="dxa"/>
@@ -1414,7 +2131,7 @@
         </w:tc>
         <w:tc>
           <w:tcPr>
-            <w:tcW w:type="dxa" w:w="2448"/>
+            <w:tcW w:type="dxa" w:w="9072"/>
             <w:vAlign w:val="center"/>
             <w:tcMar>
               <w:top w:w="100" w:type="dxa"/>
@@ -1425,41 +2142,15 @@
           </w:tcPr>
           <w:p>
             <w:r>
-              <w:t>Why is Π̂(0)=0, and why does that forbid a 1/r correction that survives at infinite distance?</w:t>
+              <w:t>Show that the Fourier transform of −4πZα/Q² is −Zα/r.</w:t>
             </w:r>
           </w:p>
-        </w:tc>
-        <w:tc>
-          <w:tcPr>
-            <w:tcW w:type="dxa" w:w="2448"/>
-            <w:vAlign w:val="center"/>
-            <w:tcMar>
-              <w:top w:w="100" w:type="dxa"/>
-              <w:start w:w="100" w:type="dxa"/>
-              <w:bottom w:w="100" w:type="dxa"/>
-              <w:end w:w="100" w:type="dxa"/>
-            </w:tcMar>
-          </w:tcPr>
-          <w:p/>
-        </w:tc>
-        <w:tc>
-          <w:tcPr>
-            <w:tcW w:type="dxa" w:w="2448"/>
-            <w:vAlign w:val="center"/>
-            <w:tcMar>
-              <w:top w:w="100" w:type="dxa"/>
-              <w:start w:w="100" w:type="dxa"/>
-              <w:bottom w:w="100" w:type="dxa"/>
-              <w:end w:w="100" w:type="dxa"/>
-            </w:tcMar>
-          </w:tcPr>
-          <w:p/>
         </w:tc>
       </w:tr>
       <w:tr>
         <w:tc>
           <w:tcPr>
-            <w:tcW w:type="dxa" w:w="2448"/>
+            <w:tcW w:type="dxa" w:w="720"/>
             <w:vAlign w:val="center"/>
             <w:shd w:fill="EAF2F8"/>
             <w:tcMar>
@@ -1477,7 +2168,7 @@
         </w:tc>
         <w:tc>
           <w:tcPr>
-            <w:tcW w:type="dxa" w:w="2448"/>
+            <w:tcW w:type="dxa" w:w="9072"/>
             <w:vAlign w:val="center"/>
             <w:shd w:fill="EAF2F8"/>
             <w:tcMar>
@@ -1489,43 +2180,15 @@
           </w:tcPr>
           <w:p>
             <w:r>
-              <w:t>Obtain ΔṼ(q)≈(4α²/15)/m² from Π̂≈(α/15π)q²/m².</w:t>
+              <w:t>Show that a constant C in momentum space corresponds to Cδ³(r) in position space.</w:t>
             </w:r>
           </w:p>
-        </w:tc>
-        <w:tc>
-          <w:tcPr>
-            <w:tcW w:type="dxa" w:w="2448"/>
-            <w:vAlign w:val="center"/>
-            <w:shd w:fill="EAF2F8"/>
-            <w:tcMar>
-              <w:top w:w="100" w:type="dxa"/>
-              <w:start w:w="100" w:type="dxa"/>
-              <w:bottom w:w="100" w:type="dxa"/>
-              <w:end w:w="100" w:type="dxa"/>
-            </w:tcMar>
-          </w:tcPr>
-          <w:p/>
-        </w:tc>
-        <w:tc>
-          <w:tcPr>
-            <w:tcW w:type="dxa" w:w="2448"/>
-            <w:vAlign w:val="center"/>
-            <w:shd w:fill="EAF2F8"/>
-            <w:tcMar>
-              <w:top w:w="100" w:type="dxa"/>
-              <w:start w:w="100" w:type="dxa"/>
-              <w:bottom w:w="100" w:type="dxa"/>
-              <w:end w:w="100" w:type="dxa"/>
-            </w:tcMar>
-          </w:tcPr>
-          <w:p/>
         </w:tc>
       </w:tr>
       <w:tr>
         <w:tc>
           <w:tcPr>
-            <w:tcW w:type="dxa" w:w="2448"/>
+            <w:tcW w:type="dxa" w:w="720"/>
             <w:vAlign w:val="center"/>
             <w:tcMar>
               <w:top w:w="100" w:type="dxa"/>
@@ -1542,7 +2205,7 @@
         </w:tc>
         <w:tc>
           <w:tcPr>
-            <w:tcW w:type="dxa" w:w="2448"/>
+            <w:tcW w:type="dxa" w:w="9072"/>
             <w:vAlign w:val="center"/>
             <w:tcMar>
               <w:top w:w="100" w:type="dxa"/>
@@ -1553,41 +2216,15 @@
           </w:tcPr>
           <w:p>
             <w:r>
-              <w:t>Fourier-transform a momentum-space constant to a δ³(r) potential.</w:t>
+              <w:t>Derive δV = −(4Zα²/15m²)δ³(r) from Π̂ ≈ (α/15π)Q²/m².</w:t>
             </w:r>
           </w:p>
-        </w:tc>
-        <w:tc>
-          <w:tcPr>
-            <w:tcW w:type="dxa" w:w="2448"/>
-            <w:vAlign w:val="center"/>
-            <w:tcMar>
-              <w:top w:w="100" w:type="dxa"/>
-              <w:start w:w="100" w:type="dxa"/>
-              <w:bottom w:w="100" w:type="dxa"/>
-              <w:end w:w="100" w:type="dxa"/>
-            </w:tcMar>
-          </w:tcPr>
-          <w:p/>
-        </w:tc>
-        <w:tc>
-          <w:tcPr>
-            <w:tcW w:type="dxa" w:w="2448"/>
-            <w:vAlign w:val="center"/>
-            <w:tcMar>
-              <w:top w:w="100" w:type="dxa"/>
-              <w:start w:w="100" w:type="dxa"/>
-              <w:bottom w:w="100" w:type="dxa"/>
-              <w:end w:w="100" w:type="dxa"/>
-            </w:tcMar>
-          </w:tcPr>
-          <w:p/>
         </w:tc>
       </w:tr>
       <w:tr>
         <w:tc>
           <w:tcPr>
-            <w:tcW w:type="dxa" w:w="2448"/>
+            <w:tcW w:type="dxa" w:w="720"/>
             <w:vAlign w:val="center"/>
             <w:shd w:fill="EAF2F8"/>
             <w:tcMar>
@@ -1605,7 +2242,7 @@
         </w:tc>
         <w:tc>
           <w:tcPr>
-            <w:tcW w:type="dxa" w:w="2448"/>
+            <w:tcW w:type="dxa" w:w="9072"/>
             <w:vAlign w:val="center"/>
             <w:shd w:fill="EAF2F8"/>
             <w:tcMar>
@@ -1617,43 +2254,7 @@
           </w:tcPr>
           <w:p>
             <w:r>
-              <w:t>Evaluate δE_U(2s) using</w:t>
-            </w:r>
-          </w:p>
-        </w:tc>
-        <w:tc>
-          <w:tcPr>
-            <w:tcW w:type="dxa" w:w="2448"/>
-            <w:vAlign w:val="center"/>
-            <w:shd w:fill="EAF2F8"/>
-            <w:tcMar>
-              <w:top w:w="100" w:type="dxa"/>
-              <w:start w:w="100" w:type="dxa"/>
-              <w:bottom w:w="100" w:type="dxa"/>
-              <w:end w:w="100" w:type="dxa"/>
-            </w:tcMar>
-          </w:tcPr>
-          <w:p>
-            <w:r>
-              <w:t>ψ_{2s}(0)</w:t>
-            </w:r>
-          </w:p>
-        </w:tc>
-        <w:tc>
-          <w:tcPr>
-            <w:tcW w:type="dxa" w:w="2448"/>
-            <w:vAlign w:val="center"/>
-            <w:shd w:fill="EAF2F8"/>
-            <w:tcMar>
-              <w:top w:w="100" w:type="dxa"/>
-              <w:start w:w="100" w:type="dxa"/>
-              <w:bottom w:w="100" w:type="dxa"/>
-              <w:end w:w="100" w:type="dxa"/>
-            </w:tcMar>
-          </w:tcPr>
-          <w:p>
-            <w:r>
-              <w:t>²=(αm)³/(8π).</w:t>
+              <w:t>Derive ΔE_ns = −4α(Zα)⁴m/(15πn³) and check that it equals −1/5 of Lesson 76's prefactor.</w:t>
             </w:r>
           </w:p>
         </w:tc>
@@ -1661,7 +2262,7 @@
       <w:tr>
         <w:tc>
           <w:tcPr>
-            <w:tcW w:type="dxa" w:w="2448"/>
+            <w:tcW w:type="dxa" w:w="720"/>
             <w:vAlign w:val="center"/>
             <w:tcMar>
               <w:top w:w="100" w:type="dxa"/>
@@ -1678,7 +2279,7 @@
         </w:tc>
         <w:tc>
           <w:tcPr>
-            <w:tcW w:type="dxa" w:w="2448"/>
+            <w:tcW w:type="dxa" w:w="9072"/>
             <w:vAlign w:val="center"/>
             <w:tcMar>
               <w:top w:w="100" w:type="dxa"/>
@@ -1689,41 +2290,15 @@
           </w:tcPr>
           <w:p>
             <w:r>
-              <w:t>Why is δE_U(2p) negligible compared with δE_U(2s)?</w:t>
+              <w:t>Evaluate the 1s and 2s shifts in MHz for hydrogen.</w:t>
             </w:r>
           </w:p>
-        </w:tc>
-        <w:tc>
-          <w:tcPr>
-            <w:tcW w:type="dxa" w:w="2448"/>
-            <w:vAlign w:val="center"/>
-            <w:tcMar>
-              <w:top w:w="100" w:type="dxa"/>
-              <w:start w:w="100" w:type="dxa"/>
-              <w:bottom w:w="100" w:type="dxa"/>
-              <w:end w:w="100" w:type="dxa"/>
-            </w:tcMar>
-          </w:tcPr>
-          <w:p/>
-        </w:tc>
-        <w:tc>
-          <w:tcPr>
-            <w:tcW w:type="dxa" w:w="2448"/>
-            <w:vAlign w:val="center"/>
-            <w:tcMar>
-              <w:top w:w="100" w:type="dxa"/>
-              <w:start w:w="100" w:type="dxa"/>
-              <w:bottom w:w="100" w:type="dxa"/>
-              <w:end w:w="100" w:type="dxa"/>
-            </w:tcMar>
-          </w:tcPr>
-          <w:p/>
         </w:tc>
       </w:tr>
       <w:tr>
         <w:tc>
           <w:tcPr>
-            <w:tcW w:type="dxa" w:w="2448"/>
+            <w:tcW w:type="dxa" w:w="720"/>
             <w:vAlign w:val="center"/>
             <w:shd w:fill="EAF2F8"/>
             <w:tcMar>
@@ -1741,7 +2316,7 @@
         </w:tc>
         <w:tc>
           <w:tcPr>
-            <w:tcW w:type="dxa" w:w="2448"/>
+            <w:tcW w:type="dxa" w:w="9072"/>
             <w:vAlign w:val="center"/>
             <w:shd w:fill="EAF2F8"/>
             <w:tcMar>
@@ -1753,43 +2328,15 @@
           </w:tcPr>
           <w:p>
             <w:r>
-              <w:t>Sign: does Uehling increase or decrease the 1058 MHz interval?</w:t>
+              <w:t>Evaluate the 1s shift in hydrogen-like ions with Z = 10 and Z = 50, and comment on whether the contact approximation remains valid.</w:t>
             </w:r>
           </w:p>
-        </w:tc>
-        <w:tc>
-          <w:tcPr>
-            <w:tcW w:type="dxa" w:w="2448"/>
-            <w:vAlign w:val="center"/>
-            <w:shd w:fill="EAF2F8"/>
-            <w:tcMar>
-              <w:top w:w="100" w:type="dxa"/>
-              <w:start w:w="100" w:type="dxa"/>
-              <w:bottom w:w="100" w:type="dxa"/>
-              <w:end w:w="100" w:type="dxa"/>
-            </w:tcMar>
-          </w:tcPr>
-          <w:p/>
-        </w:tc>
-        <w:tc>
-          <w:tcPr>
-            <w:tcW w:type="dxa" w:w="2448"/>
-            <w:vAlign w:val="center"/>
-            <w:shd w:fill="EAF2F8"/>
-            <w:tcMar>
-              <w:top w:w="100" w:type="dxa"/>
-              <w:start w:w="100" w:type="dxa"/>
-              <w:bottom w:w="100" w:type="dxa"/>
-              <w:end w:w="100" w:type="dxa"/>
-            </w:tcMar>
-          </w:tcPr>
-          <w:p/>
         </w:tc>
       </w:tr>
       <w:tr>
         <w:tc>
           <w:tcPr>
-            <w:tcW w:type="dxa" w:w="2448"/>
+            <w:tcW w:type="dxa" w:w="720"/>
             <w:vAlign w:val="center"/>
             <w:tcMar>
               <w:top w:w="100" w:type="dxa"/>
@@ -1806,7 +2353,7 @@
         </w:tc>
         <w:tc>
           <w:tcPr>
-            <w:tcW w:type="dxa" w:w="2448"/>
+            <w:tcW w:type="dxa" w:w="9072"/>
             <w:vAlign w:val="center"/>
             <w:tcMar>
               <w:top w:w="100" w:type="dxa"/>
@@ -1817,41 +2364,7 @@
           </w:tcPr>
           <w:p>
             <w:r>
-              <w:t>What does the same Π̂ become at</w:t>
-            </w:r>
-          </w:p>
-        </w:tc>
-        <w:tc>
-          <w:tcPr>
-            <w:tcW w:type="dxa" w:w="2448"/>
-            <w:vAlign w:val="center"/>
-            <w:tcMar>
-              <w:top w:w="100" w:type="dxa"/>
-              <w:start w:w="100" w:type="dxa"/>
-              <w:bottom w:w="100" w:type="dxa"/>
-              <w:end w:w="100" w:type="dxa"/>
-            </w:tcMar>
-          </w:tcPr>
-          <w:p>
-            <w:r>
-              <w:t>q²</w:t>
-            </w:r>
-          </w:p>
-        </w:tc>
-        <w:tc>
-          <w:tcPr>
-            <w:tcW w:type="dxa" w:w="2448"/>
-            <w:vAlign w:val="center"/>
-            <w:tcMar>
-              <w:top w:w="100" w:type="dxa"/>
-              <w:start w:w="100" w:type="dxa"/>
-              <w:bottom w:w="100" w:type="dxa"/>
-              <w:end w:w="100" w:type="dxa"/>
-            </w:tcMar>
-          </w:tcPr>
-          <w:p>
-            <w:r>
-              <w:t>≫m²?</w:t>
+              <w:t>Compute 1/(2m_e) in fm, and compare it with the Bohr radii of hydrogen and muonic hydrogen.</w:t>
             </w:r>
           </w:p>
         </w:tc>
@@ -1859,7 +2372,7 @@
       <w:tr>
         <w:tc>
           <w:tcPr>
-            <w:tcW w:type="dxa" w:w="2448"/>
+            <w:tcW w:type="dxa" w:w="720"/>
             <w:vAlign w:val="center"/>
             <w:shd w:fill="EAF2F8"/>
             <w:tcMar>
@@ -1877,7 +2390,7 @@
         </w:tc>
         <w:tc>
           <w:tcPr>
-            <w:tcW w:type="dxa" w:w="2448"/>
+            <w:tcW w:type="dxa" w:w="9072"/>
             <w:vAlign w:val="center"/>
             <w:shd w:fill="EAF2F8"/>
             <w:tcMar>
@@ -1889,43 +2402,15 @@
           </w:tcPr>
           <w:p>
             <w:r>
-              <w:t>Why is the contact approximation better in hydrogen than in a muonic atom?</w:t>
+              <w:t>Show that the short-distance limit of the Uehling potential corresponds to an effective coupling α[1 + (2α/3π)ln(1/(mr))], and match it to Lesson 68 with Q = 1/r.</w:t>
             </w:r>
           </w:p>
-        </w:tc>
-        <w:tc>
-          <w:tcPr>
-            <w:tcW w:type="dxa" w:w="2448"/>
-            <w:vAlign w:val="center"/>
-            <w:shd w:fill="EAF2F8"/>
-            <w:tcMar>
-              <w:top w:w="100" w:type="dxa"/>
-              <w:start w:w="100" w:type="dxa"/>
-              <w:bottom w:w="100" w:type="dxa"/>
-              <w:end w:w="100" w:type="dxa"/>
-            </w:tcMar>
-          </w:tcPr>
-          <w:p/>
-        </w:tc>
-        <w:tc>
-          <w:tcPr>
-            <w:tcW w:type="dxa" w:w="2448"/>
-            <w:vAlign w:val="center"/>
-            <w:shd w:fill="EAF2F8"/>
-            <w:tcMar>
-              <w:top w:w="100" w:type="dxa"/>
-              <w:start w:w="100" w:type="dxa"/>
-              <w:bottom w:w="100" w:type="dxa"/>
-              <w:end w:w="100" w:type="dxa"/>
-            </w:tcMar>
-          </w:tcPr>
-          <w:p/>
         </w:tc>
       </w:tr>
       <w:tr>
         <w:tc>
           <w:tcPr>
-            <w:tcW w:type="dxa" w:w="2448"/>
+            <w:tcW w:type="dxa" w:w="720"/>
             <w:vAlign w:val="center"/>
             <w:tcMar>
               <w:top w:w="100" w:type="dxa"/>
@@ -1942,7 +2427,7 @@
         </w:tc>
         <w:tc>
           <w:tcPr>
-            <w:tcW w:type="dxa" w:w="2448"/>
+            <w:tcW w:type="dxa" w:w="9072"/>
             <w:vAlign w:val="center"/>
             <w:tcMar>
               <w:top w:w="100" w:type="dxa"/>
@@ -1953,41 +2438,15 @@
           </w:tcPr>
           <w:p>
             <w:r>
-              <w:t>Connect the 15 in 15π to a Feynman-parameter integral, at the level of “the second moment of the same spectral density that produced 3π in Lesson 68.”</w:t>
+              <w:t>Compute the reduced mass and Bohr radius of muonic hydrogen.</w:t>
             </w:r>
           </w:p>
-        </w:tc>
-        <w:tc>
-          <w:tcPr>
-            <w:tcW w:type="dxa" w:w="2448"/>
-            <w:vAlign w:val="center"/>
-            <w:tcMar>
-              <w:top w:w="100" w:type="dxa"/>
-              <w:start w:w="100" w:type="dxa"/>
-              <w:bottom w:w="100" w:type="dxa"/>
-              <w:end w:w="100" w:type="dxa"/>
-            </w:tcMar>
-          </w:tcPr>
-          <w:p/>
-        </w:tc>
-        <w:tc>
-          <w:tcPr>
-            <w:tcW w:type="dxa" w:w="2448"/>
-            <w:vAlign w:val="center"/>
-            <w:tcMar>
-              <w:top w:w="100" w:type="dxa"/>
-              <w:start w:w="100" w:type="dxa"/>
-              <w:bottom w:w="100" w:type="dxa"/>
-              <w:end w:w="100" w:type="dxa"/>
-            </w:tcMar>
-          </w:tcPr>
-          <w:p/>
         </w:tc>
       </w:tr>
       <w:tr>
         <w:tc>
           <w:tcPr>
-            <w:tcW w:type="dxa" w:w="2448"/>
+            <w:tcW w:type="dxa" w:w="720"/>
             <w:vAlign w:val="center"/>
             <w:shd w:fill="EAF2F8"/>
             <w:tcMar>
@@ -2005,7 +2464,7 @@
         </w:tc>
         <w:tc>
           <w:tcPr>
-            <w:tcW w:type="dxa" w:w="2448"/>
+            <w:tcW w:type="dxa" w:w="9072"/>
             <w:vAlign w:val="center"/>
             <w:shd w:fill="EAF2F8"/>
             <w:tcMar>
@@ -2017,13 +2476,51 @@
           </w:tcPr>
           <w:p>
             <w:r>
-              <w:t>Challenge: estimate the muonic-hydrogen Uehling shift relative to electronic hydrogen by replacing m→m in</w:t>
+              <w:t>Repeat Worked example 3 and explain why the estimate is too large.</w:t>
+            </w:r>
+          </w:p>
+        </w:tc>
+      </w:tr>
+      <w:tr>
+        <w:tc>
+          <w:tcPr>
+            <w:tcW w:type="dxa" w:w="720"/>
+            <w:vAlign w:val="center"/>
+            <w:tcMar>
+              <w:top w:w="100" w:type="dxa"/>
+              <w:start w:w="100" w:type="dxa"/>
+              <w:bottom w:w="100" w:type="dxa"/>
+              <w:end w:w="100" w:type="dxa"/>
+            </w:tcMar>
+          </w:tcPr>
+          <w:p>
+            <w:r>
+              <w:t>11</w:t>
             </w:r>
           </w:p>
         </w:tc>
         <w:tc>
           <w:tcPr>
-            <w:tcW w:type="dxa" w:w="2448"/>
+            <w:tcW w:type="dxa" w:w="9072"/>
+            <w:vAlign w:val="center"/>
+            <w:tcMar>
+              <w:top w:w="100" w:type="dxa"/>
+              <w:start w:w="100" w:type="dxa"/>
+              <w:bottom w:w="100" w:type="dxa"/>
+              <w:end w:w="100" w:type="dxa"/>
+            </w:tcMar>
+          </w:tcPr>
+          <w:p>
+            <w:r>
+              <w:t>Using 206.03 meV − 5.23 meV × (r/fm)² = 202.37 meV, solve for r_p.</w:t>
+            </w:r>
+          </w:p>
+        </w:tc>
+      </w:tr>
+      <w:tr>
+        <w:tc>
+          <w:tcPr>
+            <w:tcW w:type="dxa" w:w="720"/>
             <w:vAlign w:val="center"/>
             <w:shd w:fill="EAF2F8"/>
             <w:tcMar>
@@ -2035,13 +2532,13 @@
           </w:tcPr>
           <w:p>
             <w:r>
-              <w:t>ψ(0)</w:t>
+              <w:t>12</w:t>
             </w:r>
           </w:p>
         </w:tc>
         <w:tc>
           <w:tcPr>
-            <w:tcW w:type="dxa" w:w="2448"/>
+            <w:tcW w:type="dxa" w:w="9072"/>
             <w:vAlign w:val="center"/>
             <w:shd w:fill="EAF2F8"/>
             <w:tcMar>
@@ -2053,7 +2550,43 @@
           </w:tcPr>
           <w:p>
             <w:r>
-              <w:t>²~(α m_μ)³ while the potential's range remains 1/m_e.</w:t>
+              <w:t>Estimate the electron-loop contribution to a_μ from (1/3)ln(m_μ/m_e) − 25/36.</w:t>
+            </w:r>
+          </w:p>
+        </w:tc>
+      </w:tr>
+      <w:tr>
+        <w:tc>
+          <w:tcPr>
+            <w:tcW w:type="dxa" w:w="720"/>
+            <w:vAlign w:val="center"/>
+            <w:tcMar>
+              <w:top w:w="100" w:type="dxa"/>
+              <w:start w:w="100" w:type="dxa"/>
+              <w:bottom w:w="100" w:type="dxa"/>
+              <w:end w:w="100" w:type="dxa"/>
+            </w:tcMar>
+          </w:tcPr>
+          <w:p>
+            <w:r>
+              <w:t>13</w:t>
+            </w:r>
+          </w:p>
+        </w:tc>
+        <w:tc>
+          <w:tcPr>
+            <w:tcW w:type="dxa" w:w="9072"/>
+            <w:vAlign w:val="center"/>
+            <w:tcMar>
+              <w:top w:w="100" w:type="dxa"/>
+              <w:start w:w="100" w:type="dxa"/>
+              <w:bottom w:w="100" w:type="dxa"/>
+              <w:end w:w="100" w:type="dxa"/>
+            </w:tcMar>
+          </w:tcPr>
+          <w:p>
+            <w:r>
+              <w:t>Challenge: explain why the hadronic contribution to a_μ is dominated by low-energy hadronic states, such as the ρ meson, and what this means for its calculation.</w:t>
             </w:r>
           </w:p>
         </w:tc>
@@ -2078,7 +2611,7 @@
         <w:t xml:space="preserve"> </w:t>
       </w:r>
       <w:r>
-        <w:t>Π̂(0)=0 is the renormalization condition that the long-distance charge is the measured e. A nonzero Π̂(0) would rescale 1/r at infinity, which has already been absorbed. There is therefore no correction to the coefficient of 1/r at r→∞.</w:t>
+        <w:t>∫d³Q/(2π)³ e^(iQ·r)(4π/Q²) = 1/r, the standard Coulomb transform, so −4πZα/Q² → −Zα/r.</w:t>
       </w:r>
     </w:p>
     <w:p>
@@ -2092,7 +2625,7 @@
         <w:t xml:space="preserve"> </w:t>
       </w:r>
       <w:r>
-        <w:t>(4πα/q²)Π̂=(4πα/q²)(α/15π)(q²/m²)=(4α²/15)/m².</w:t>
+        <w:t>∫d³Q/(2π)³ e^(iQ·r)C = Cδ³(r).</w:t>
       </w:r>
     </w:p>
     <w:p>
@@ -2106,7 +2639,7 @@
         <w:t xml:space="preserve"> </w:t>
       </w:r>
       <w:r>
-        <w:t>∫d³q/(2π)³ e^{iq·r} × const = const × δ³(r). The overall 4π conventions follow the Coulomb Fourier pair 4πα/q² ↔ α/r.</w:t>
+        <w:t>δṼ = −(4πZα/Q²)(α/15π)(Q²/m²) = −4Zα²/(15m²), a constant. By Exercise 2, δV = −(4Zα²/15m²)δ³(r).</w:t>
       </w:r>
     </w:p>
     <w:p>
@@ -2120,7 +2653,7 @@
         <w:t xml:space="preserve"> </w:t>
       </w:r>
       <w:r>
-        <w:t>δE=−(4α²/15 m²)(αm)³/(8π)=−α⁵ m/(30π), of order tens of MHz once converted with 1 eV=2.418×10¹⁴ Hz. The textbook number including the full Uehling shape is −27.13 MHz.</w:t>
+        <w:t>ΔE = −(4Zα²/15m²)(Zαm)³/(πn³) = −4α(Zα)⁴m/(15πn³). Lesson 76's prefactor is 4α(Zα)⁴m/(3πn³), and −1/5 of it is −4α(Zα)⁴m/(15πn³).</w:t>
       </w:r>
     </w:p>
     <w:p>
@@ -2134,7 +2667,7 @@
         <w:t xml:space="preserve"> </w:t>
       </w:r>
       <w:r>
-        <w:t>ψ_{2p}(0)=0, so a contact operator vanishes. The smeared Uehling tail gives a much smaller 2p piece.</w:t>
+        <w:t>1s: −(4/(15π)) × 1.0594×10⁻⁵ eV = −8.99×10⁻⁷ eV = −217 MHz. 2s: −27.2 MHz.</w:t>
       </w:r>
     </w:p>
     <w:p>
@@ -2148,7 +2681,7 @@
         <w:t xml:space="preserve"> </w:t>
       </w:r>
       <w:r>
-        <w:t>Decreases it: 2s is lowered.</w:t>
+        <w:t>The shift scales as Z⁴. For Z = 10 it is about 10⁴ × 217 MHz ≈ 2.2 THz, and for Z = 50 about 6.25×10⁶ × 217 MHz ≈ 1.4 PHz. The Bohr radius scales as 1/Z: for Z = 50 it is about 1060 fm, still larger than 193 fm, but Zα ≈ 0.36 is no longer small. The contact approximation and the expansion in Zα both become inaccurate, and the full relativistic calculation is needed.</w:t>
       </w:r>
     </w:p>
     <w:p>
@@ -2162,7 +2695,7 @@
         <w:t xml:space="preserve"> </w:t>
       </w:r>
       <w:r>
-        <w:t>Π̂(q²)≈−(α/3π)log(|q²|/m²) in the mostly-minus metric conventions of Lesson 68, producing α(q²)=α/[1−(α/3π)log(|q²|/m²)].</w:t>
+        <w:t>1/(2m_e) = 197.327/(2 × 0.511) fm = 193 fm. The hydrogen Bohr radius is 52,900 fm, so it lies far outside. Muonic hydrogen's is 285 fm, which is comparable.</w:t>
       </w:r>
     </w:p>
     <w:p>
@@ -2176,7 +2709,7 @@
         <w:t xml:space="preserve"> </w:t>
       </w:r>
       <w:r>
-        <w:t>A muon's Bohr radius is 1/(α m_μ), comparable to 1/m_e, so the Uehling cloud is no longer a point relative to the wavefunction and the shift is a large fraction of the muonic Lamb interval.</w:t>
+        <w:t>V ≈ −(Zα/r)[1 + (2α/3π)ln(1/(mr)) + const], so α_eff(r) = α[1 + (2α/3π)ln(1/(mr))]. With Q = 1/r, Lesson 68 gives α[1 + (α/3π)ln(Q²/m²)] = α[1 + (2α/3π)ln(1/(mr))]. The constants depend on how Q is matched to r.</w:t>
       </w:r>
     </w:p>
     <w:p>
@@ -2190,7 +2723,7 @@
         <w:t xml:space="preserve"> </w:t>
       </w:r>
       <w:r>
-        <w:t>Both 3 and 15 are moments of the one-loop fermion spectral function of Π; the log is the high-q² moment, 1/15 the threshold moment.</w:t>
+        <w:t>m_r = 105.66 × 938.27/(105.66 + 938.27) MeV = 94.96 MeV. a = ħc/(αm_r) = 197.327 × 137.036/94.96 fm = 284.8 fm.</w:t>
       </w:r>
     </w:p>
     <w:p>
@@ -2204,7 +2737,49 @@
         <w:t xml:space="preserve"> </w:t>
       </w:r>
       <w:r>
-        <w:t>|ψ(0)|² grows as m_μ³, so the contact estimate is larger by (m_μ/m_e)³≈200³, while the true Uehling function, varying on 1/m_e, must be integrated against the muon wavefunction. Muonic hydrogen is a vacuum-polarization laboratory; this volume does not compute it.</w:t>
+        <w:t>(186)³ × 1.12×10⁻⁷ eV ≈ 0.72 eV, against the true 0.205 eV. The contact approximation assumes that the wave function is constant over the vacuum-polarization cloud. In muonic hydrogen it is not, so the effective overlap is smaller.</w:t>
+      </w:r>
+    </w:p>
+    <w:p>
+      <w:r>
+        <w:rPr>
+          <w:b/>
+        </w:rPr>
+        <w:t>11.</w:t>
+      </w:r>
+      <w:r>
+        <w:t xml:space="preserve"> </w:t>
+      </w:r>
+      <w:r>
+        <w:t>5.23(r/fm)² = 206.03 − 202.37 = 3.66, so (r/fm)² = 0.700 and r ≈ 0.837 fm. Smaller corrections omitted here move it to the quoted 0.841 fm.</w:t>
+      </w:r>
+    </w:p>
+    <w:p>
+      <w:r>
+        <w:rPr>
+          <w:b/>
+        </w:rPr>
+        <w:t>12.</w:t>
+      </w:r>
+      <w:r>
+        <w:t xml:space="preserve"> </w:t>
+      </w:r>
+      <w:r>
+        <w:t>(1/3)(5.33) − 0.694 = 1.083. Multiplied by (α/π)² = 5.40×10⁻⁶, this gives 5.85×10⁻⁶.</w:t>
+      </w:r>
+    </w:p>
+    <w:p>
+      <w:r>
+        <w:rPr>
+          <w:b/>
+        </w:rPr>
+        <w:t>13.</w:t>
+      </w:r>
+      <w:r>
+        <w:t xml:space="preserve"> </w:t>
+      </w:r>
+      <w:r>
+        <w:t>The kernel K(s)/s falls rapidly with s, roughly as m_μ²/s², so the integral is dominated by the lowest energies at which R(s) is large: the ρ resonance near 775 MeV, which accounts for about three-quarters of the total. That region is fully nonperturbative. It must be taken from precise measurements of e⁺e⁻ → π⁺π⁻, or from lattice QCD, and the precision of either one limits the muon g − 2 comparison.</w:t>
       </w:r>
     </w:p>
     <w:p>
@@ -2220,7 +2795,7 @@
         <w:pStyle w:val="ListBullet"/>
       </w:pPr>
       <w:r>
-        <w:t>I can write Π̂(q²)≈(α/15π)q²/m² and convert it to a contact potential.</w:t>
+        <w:t>I can write the static potential including vacuum polarization and derive the contact term.</w:t>
       </w:r>
     </w:p>
     <w:p>
@@ -2228,7 +2803,7 @@
         <w:pStyle w:val="ListBullet"/>
       </w:pPr>
       <w:r>
-        <w:t>I can evaluate that potential on |ψ_{2s}(0)|² and quote −27 MHz.</w:t>
+        <w:t>I can compute the s-state shift and match it to the −1/5 of Lesson 76.</w:t>
       </w:r>
     </w:p>
     <w:p>
@@ -2236,7 +2811,7 @@
         <w:pStyle w:val="ListBullet"/>
       </w:pPr>
       <w:r>
-        <w:t>I can state the sign relative to Bethe's self-energy log.</w:t>
+        <w:t>I can state the Uehling potential's limits and connect the short-distance one to running α.</w:t>
       </w:r>
     </w:p>
     <w:p>
@@ -2244,7 +2819,15 @@
         <w:pStyle w:val="ListBullet"/>
       </w:pPr>
       <w:r>
-        <w:t>I can identify the large-q² limit as Lesson 68's running.</w:t>
+        <w:t>I can explain why vacuum polarization dominates muonic hydrogen and how it measures the proton radius.</w:t>
+      </w:r>
+    </w:p>
+    <w:p>
+      <w:pPr>
+        <w:pStyle w:val="ListBullet"/>
+      </w:pPr>
+      <w:r>
+        <w:t>I can identify the electron-loop and hadronic vacuum-polarization contributions to a_μ.</w:t>
       </w:r>
     </w:p>
     <w:p>
@@ -2257,7 +2840,7 @@
     </w:p>
     <w:p>
       <w:r>
-        <w:t>Lesson 78 places g−2, the Lamb interval, and the running of α next to the measurements they are tested against.</w:t>
+        <w:t>Lesson 78, Precision Tests of QED, places g − 2, the Lamb interval, and the running of α next to the measurements they are tested against.</w:t>
       </w:r>
     </w:p>
     <w:sectPr>

--- a/Science Books/QED Course/Lesson 77 Vacuum Polarization and Precision.docx
+++ b/Science Books/QED Course/Lesson 77 Vacuum Polarization and Precision.docx
@@ -451,15 +451,17 @@
           <m:r>
             <m:t xml:space="preserve">Ṽ</m:t>
           </m:r>
-          <m:r>
-            <m:t xml:space="preserve">[</m:t>
-          </m:r>
-          <m:r>
-            <m:t xml:space="preserve">Q</m:t>
-          </m:r>
-          <m:r>
-            <m:t xml:space="preserve">]</m:t>
-          </m:r>
+          <m:d>
+            <m:dPr>
+              <m:begChr m:val="["/>
+              <m:endChr m:val="]"/>
+            </m:dPr>
+            <m:e>
+              <m:r>
+                <m:t xml:space="preserve">Q</m:t>
+              </m:r>
+            </m:e>
+          </m:d>
           <m:r>
             <m:t xml:space="preserve">=</m:t>
           </m:r>
@@ -486,41 +488,48 @@
                 </m:sup>
               </m:sSup>
               <m:r>
-                <m:t xml:space="preserve">[</m:t>
+                <m:t xml:space="preserve"> </m:t>
               </m:r>
-              <m:r>
-                <m:t xml:space="preserve">1</m:t>
-              </m:r>
-              <m:r>
-                <m:t xml:space="preserve">−</m:t>
-              </m:r>
-              <m:r>
-                <m:t xml:space="preserve">Π̂</m:t>
-              </m:r>
-              <m:r>
-                <m:t xml:space="preserve">[</m:t>
-              </m:r>
-              <m:r>
-                <m:t xml:space="preserve">−</m:t>
-              </m:r>
-              <m:sSup>
+              <m:d>
+                <m:dPr>
+                  <m:begChr m:val="["/>
+                  <m:endChr m:val="]"/>
+                </m:dPr>
                 <m:e>
                   <m:r>
-                    <m:t xml:space="preserve">Q</m:t>
+                    <m:t xml:space="preserve">1</m:t>
                   </m:r>
+                  <m:r>
+                    <m:t xml:space="preserve">−</m:t>
+                  </m:r>
+                  <m:r>
+                    <m:t xml:space="preserve">Π̂</m:t>
+                  </m:r>
+                  <m:d>
+                    <m:dPr>
+                      <m:begChr m:val="["/>
+                      <m:endChr m:val="]"/>
+                    </m:dPr>
+                    <m:e>
+                      <m:r>
+                        <m:t xml:space="preserve">−</m:t>
+                      </m:r>
+                      <m:sSup>
+                        <m:e>
+                          <m:r>
+                            <m:t xml:space="preserve">Q</m:t>
+                          </m:r>
+                        </m:e>
+                        <m:sup>
+                          <m:r>
+                            <m:t xml:space="preserve">2</m:t>
+                          </m:r>
+                        </m:sup>
+                      </m:sSup>
+                    </m:e>
+                  </m:d>
                 </m:e>
-                <m:sup>
-                  <m:r>
-                    <m:t xml:space="preserve">2</m:t>
-                  </m:r>
-                </m:sup>
-              </m:sSup>
-              <m:r>
-                <m:t xml:space="preserve">]</m:t>
-              </m:r>
-              <m:r>
-                <m:t xml:space="preserve">]</m:t>
-              </m:r>
+              </m:d>
             </m:den>
           </m:f>
           <m:r>
@@ -551,41 +560,48 @@
             </m:den>
           </m:f>
           <m:r>
-            <m:t xml:space="preserve">[</m:t>
+            <m:t xml:space="preserve"> </m:t>
           </m:r>
-          <m:r>
-            <m:t xml:space="preserve">1</m:t>
-          </m:r>
-          <m:r>
-            <m:t xml:space="preserve">+</m:t>
-          </m:r>
-          <m:r>
-            <m:t xml:space="preserve">Π̂</m:t>
-          </m:r>
-          <m:r>
-            <m:t xml:space="preserve">[</m:t>
-          </m:r>
-          <m:r>
-            <m:t xml:space="preserve">−</m:t>
-          </m:r>
-          <m:sSup>
+          <m:d>
+            <m:dPr>
+              <m:begChr m:val="["/>
+              <m:endChr m:val="]"/>
+            </m:dPr>
             <m:e>
               <m:r>
-                <m:t xml:space="preserve">Q</m:t>
+                <m:t xml:space="preserve">1</m:t>
               </m:r>
+              <m:r>
+                <m:t xml:space="preserve">+</m:t>
+              </m:r>
+              <m:r>
+                <m:t xml:space="preserve">Π̂</m:t>
+              </m:r>
+              <m:d>
+                <m:dPr>
+                  <m:begChr m:val="["/>
+                  <m:endChr m:val="]"/>
+                </m:dPr>
+                <m:e>
+                  <m:r>
+                    <m:t xml:space="preserve">−</m:t>
+                  </m:r>
+                  <m:sSup>
+                    <m:e>
+                      <m:r>
+                        <m:t xml:space="preserve">Q</m:t>
+                      </m:r>
+                    </m:e>
+                    <m:sup>
+                      <m:r>
+                        <m:t xml:space="preserve">2</m:t>
+                      </m:r>
+                    </m:sup>
+                  </m:sSup>
+                </m:e>
+              </m:d>
             </m:e>
-            <m:sup>
-              <m:r>
-                <m:t xml:space="preserve">2</m:t>
-              </m:r>
-            </m:sup>
-          </m:sSup>
-          <m:r>
-            <m:t xml:space="preserve">]</m:t>
-          </m:r>
-          <m:r>
-            <m:t xml:space="preserve">]</m:t>
-          </m:r>
+          </m:d>
         </m:oMath>
       </m:oMathPara>
     </w:p>
@@ -617,15 +633,17 @@
           <m:r>
             <m:t xml:space="preserve">δṼ</m:t>
           </m:r>
-          <m:r>
-            <m:t xml:space="preserve">[</m:t>
-          </m:r>
-          <m:r>
-            <m:t xml:space="preserve">Q</m:t>
-          </m:r>
-          <m:r>
-            <m:t xml:space="preserve">]</m:t>
-          </m:r>
+          <m:d>
+            <m:dPr>
+              <m:begChr m:val="["/>
+              <m:endChr m:val="]"/>
+            </m:dPr>
+            <m:e>
+              <m:r>
+                <m:t xml:space="preserve">Q</m:t>
+              </m:r>
+            </m:e>
+          </m:d>
           <m:r>
             <m:t xml:space="preserve">=</m:t>
           </m:r>
@@ -653,48 +671,64 @@
               </m:sSup>
             </m:den>
           </m:f>
-          <m:f>
-            <m:num>
-              <m:r>
-                <m:t xml:space="preserve">α</m:t>
-              </m:r>
-            </m:num>
-            <m:den>
-              <m:r>
-                <m:t xml:space="preserve">15π</m:t>
-              </m:r>
-            </m:den>
-          </m:f>
-          <m:f>
-            <m:num>
-              <m:sSup>
-                <m:e>
+          <m:r>
+            <m:t xml:space="preserve"> </m:t>
+          </m:r>
+          <m:d>
+            <m:dPr/>
+            <m:e>
+              <m:f>
+                <m:num>
                   <m:r>
-                    <m:t xml:space="preserve">Q</m:t>
+                    <m:t xml:space="preserve">α</m:t>
                   </m:r>
-                </m:e>
-                <m:sup>
+                </m:num>
+                <m:den>
                   <m:r>
-                    <m:t xml:space="preserve">2</m:t>
+                    <m:t xml:space="preserve">15π</m:t>
                   </m:r>
-                </m:sup>
-              </m:sSup>
-            </m:num>
-            <m:den>
-              <m:sSup>
-                <m:e>
-                  <m:r>
-                    <m:t xml:space="preserve">m</m:t>
-                  </m:r>
-                </m:e>
-                <m:sup>
-                  <m:r>
-                    <m:t xml:space="preserve">2</m:t>
-                  </m:r>
-                </m:sup>
-              </m:sSup>
-            </m:den>
-          </m:f>
+                </m:den>
+              </m:f>
+            </m:e>
+          </m:d>
+          <m:r>
+            <m:t xml:space="preserve"> </m:t>
+          </m:r>
+          <m:d>
+            <m:dPr/>
+            <m:e>
+              <m:f>
+                <m:num>
+                  <m:sSup>
+                    <m:e>
+                      <m:r>
+                        <m:t xml:space="preserve">Q</m:t>
+                      </m:r>
+                    </m:e>
+                    <m:sup>
+                      <m:r>
+                        <m:t xml:space="preserve">2</m:t>
+                      </m:r>
+                    </m:sup>
+                  </m:sSup>
+                </m:num>
+                <m:den>
+                  <m:sSup>
+                    <m:e>
+                      <m:r>
+                        <m:t xml:space="preserve">m</m:t>
+                      </m:r>
+                    </m:e>
+                    <m:sup>
+                      <m:r>
+                        <m:t xml:space="preserve">2</m:t>
+                      </m:r>
+                    </m:sup>
+                  </m:sSup>
+                </m:den>
+              </m:f>
+            </m:e>
+          </m:d>
           <m:r>
             <m:t xml:space="preserve">=</m:t>
           </m:r>
@@ -749,15 +783,17 @@
           <m:r>
             <m:t xml:space="preserve">δV</m:t>
           </m:r>
-          <m:r>
-            <m:t xml:space="preserve">[</m:t>
-          </m:r>
-          <m:r>
-            <m:t xml:space="preserve">r</m:t>
-          </m:r>
-          <m:r>
-            <m:t xml:space="preserve">]</m:t>
-          </m:r>
+          <m:d>
+            <m:dPr>
+              <m:begChr m:val="["/>
+              <m:endChr m:val="]"/>
+            </m:dPr>
+            <m:e>
+              <m:r>
+                <m:t xml:space="preserve">r</m:t>
+              </m:r>
+            </m:e>
+          </m:d>
           <m:r>
             <m:t xml:space="preserve">=</m:t>
           </m:r>
@@ -794,6 +830,9 @@
               </m:sSup>
             </m:den>
           </m:f>
+          <m:r>
+            <m:t xml:space="preserve"> </m:t>
+          </m:r>
           <m:sSup>
             <m:e>
               <m:r>
@@ -806,15 +845,17 @@
               </m:r>
             </m:sup>
           </m:sSup>
-          <m:r>
-            <m:t xml:space="preserve">[</m:t>
-          </m:r>
-          <m:r>
-            <m:t xml:space="preserve">r</m:t>
-          </m:r>
-          <m:r>
-            <m:t xml:space="preserve">]</m:t>
-          </m:r>
+          <m:d>
+            <m:dPr>
+              <m:begChr m:val="["/>
+              <m:endChr m:val="]"/>
+            </m:dPr>
+            <m:e>
+              <m:r>
+                <m:t xml:space="preserve">r</m:t>
+              </m:r>
+            </m:e>
+          </m:d>
         </m:oMath>
       </m:oMathPara>
     </w:p>
@@ -861,23 +902,28 @@
           <m:r>
             <m:t xml:space="preserve">−</m:t>
           </m:r>
-          <m:r>
-            <m:t xml:space="preserve">4α</m:t>
-          </m:r>
-          <m:sSup>
-            <m:e>
-              <m:r>
-                <m:t xml:space="preserve">Zα</m:t>
-              </m:r>
-            </m:e>
-            <m:sup>
-              <m:r>
-                <m:t xml:space="preserve">4</m:t>
-              </m:r>
-            </m:sup>
-          </m:sSup>
           <m:f>
             <m:num>
+              <m:sSup>
+                <m:e>
+                  <m:r>
+                    <m:t xml:space="preserve">4α</m:t>
+                  </m:r>
+                  <m:d>
+                    <m:dPr/>
+                    <m:e>
+                      <m:r>
+                        <m:t xml:space="preserve">Zα</m:t>
+                      </m:r>
+                    </m:e>
+                  </m:d>
+                </m:e>
+                <m:sup>
+                  <m:r>
+                    <m:t xml:space="preserve">4</m:t>
+                  </m:r>
+                </m:sup>
+              </m:sSup>
               <m:r>
                 <m:t xml:space="preserve">m</m:t>
               </m:r>
@@ -950,15 +996,17 @@
           <m:r>
             <m:t xml:space="preserve">V</m:t>
           </m:r>
-          <m:r>
-            <m:t xml:space="preserve">[</m:t>
-          </m:r>
-          <m:r>
-            <m:t xml:space="preserve">r</m:t>
-          </m:r>
-          <m:r>
-            <m:t xml:space="preserve">]</m:t>
-          </m:r>
+          <m:d>
+            <m:dPr>
+              <m:begChr m:val="["/>
+              <m:endChr m:val="]"/>
+            </m:dPr>
+            <m:e>
+              <m:r>
+                <m:t xml:space="preserve">r</m:t>
+              </m:r>
+            </m:e>
+          </m:d>
           <m:r>
             <m:t xml:space="preserve">=</m:t>
           </m:r>
@@ -978,130 +1026,160 @@
             </m:den>
           </m:f>
           <m:r>
-            <m:t xml:space="preserve">[</m:t>
+            <m:t xml:space="preserve"> </m:t>
           </m:r>
-          <m:r>
-            <m:t xml:space="preserve">1</m:t>
-          </m:r>
-          <m:r>
-            <m:t xml:space="preserve">+</m:t>
-          </m:r>
-          <m:f>
-            <m:num>
-              <m:r>
-                <m:t xml:space="preserve">2α</m:t>
-              </m:r>
-            </m:num>
-            <m:den>
-              <m:r>
-                <m:t xml:space="preserve">3π</m:t>
-              </m:r>
-            </m:den>
-          </m:f>
-          <m:sSubSup>
+          <m:d>
+            <m:dPr>
+              <m:begChr m:val="["/>
+              <m:endChr m:val="]"/>
+            </m:dPr>
             <m:e>
-              <m:r>
-                <m:t xml:space="preserve">∫</m:t>
-              </m:r>
-            </m:e>
-            <m:sub>
               <m:r>
                 <m:t xml:space="preserve">1</m:t>
               </m:r>
-            </m:sub>
-            <m:sup>
               <m:r>
-                <m:t xml:space="preserve">∞</m:t>
+                <m:t xml:space="preserve">+</m:t>
               </m:r>
-            </m:sup>
-          </m:sSubSup>
-          <m:r>
-            <m:t xml:space="preserve">du</m:t>
-          </m:r>
-          <m:sSup>
-            <m:e>
+              <m:f>
+                <m:num>
+                  <m:r>
+                    <m:t xml:space="preserve">2α</m:t>
+                  </m:r>
+                </m:num>
+                <m:den>
+                  <m:r>
+                    <m:t xml:space="preserve">3π</m:t>
+                  </m:r>
+                </m:den>
+              </m:f>
               <m:r>
-                <m:t xml:space="preserve">e</m:t>
+                <m:t xml:space="preserve"> </m:t>
               </m:r>
-            </m:e>
-            <m:sup>
+              <m:sSubSup>
+                <m:e>
+                  <m:r>
+                    <m:t xml:space="preserve">∫</m:t>
+                  </m:r>
+                </m:e>
+                <m:sub>
+                  <m:r>
+                    <m:t xml:space="preserve">1</m:t>
+                  </m:r>
+                </m:sub>
+                <m:sup>
+                  <m:r>
+                    <m:t xml:space="preserve">∞</m:t>
+                  </m:r>
+                </m:sup>
+              </m:sSubSup>
               <m:r>
-                <m:t xml:space="preserve">−</m:t>
+                <m:t xml:space="preserve"> </m:t>
               </m:r>
               <m:r>
-                <m:t xml:space="preserve">2mru</m:t>
+                <m:t xml:space="preserve">du</m:t>
               </m:r>
-            </m:sup>
-          </m:sSup>
-          <m:r>
-            <m:t xml:space="preserve">1</m:t>
-          </m:r>
-          <m:r>
-            <m:t xml:space="preserve">+</m:t>
-          </m:r>
-          <m:f>
-            <m:num>
               <m:r>
-                <m:t xml:space="preserve">1</m:t>
+                <m:t xml:space="preserve"> </m:t>
               </m:r>
-            </m:num>
-            <m:den>
               <m:sSup>
                 <m:e>
                   <m:r>
-                    <m:t xml:space="preserve">2u</m:t>
+                    <m:t xml:space="preserve">e</m:t>
                   </m:r>
                 </m:e>
                 <m:sup>
                   <m:r>
-                    <m:t xml:space="preserve">2</m:t>
+                    <m:t xml:space="preserve">−</m:t>
                   </m:r>
-                </m:sup>
-              </m:sSup>
-            </m:den>
-          </m:f>
-          <m:r>
-            <m:t xml:space="preserve">√</m:t>
-          </m:r>
-          <m:f>
-            <m:num>
-              <m:sSup>
-                <m:e>
                   <m:r>
-                    <m:t xml:space="preserve">u</m:t>
-                  </m:r>
-                </m:e>
-                <m:sup>
-                  <m:r>
-                    <m:t xml:space="preserve">2</m:t>
+                    <m:t xml:space="preserve">2mru</m:t>
                   </m:r>
                 </m:sup>
               </m:sSup>
               <m:r>
-                <m:t xml:space="preserve">−</m:t>
+                <m:t xml:space="preserve"> </m:t>
               </m:r>
-              <m:r>
-                <m:t xml:space="preserve">1</m:t>
-              </m:r>
-            </m:num>
-            <m:den>
-              <m:sSup>
+              <m:d>
+                <m:dPr/>
                 <m:e>
                   <m:r>
-                    <m:t xml:space="preserve">u</m:t>
+                    <m:t xml:space="preserve">1</m:t>
                   </m:r>
+                  <m:r>
+                    <m:t xml:space="preserve">+</m:t>
+                  </m:r>
+                  <m:f>
+                    <m:num>
+                      <m:r>
+                        <m:t xml:space="preserve">1</m:t>
+                      </m:r>
+                    </m:num>
+                    <m:den>
+                      <m:sSup>
+                        <m:e>
+                          <m:r>
+                            <m:t xml:space="preserve">2u</m:t>
+                          </m:r>
+                        </m:e>
+                        <m:sup>
+                          <m:r>
+                            <m:t xml:space="preserve">2</m:t>
+                          </m:r>
+                        </m:sup>
+                      </m:sSup>
+                    </m:den>
+                  </m:f>
                 </m:e>
-                <m:sup>
+              </m:d>
+              <m:r>
+                <m:t xml:space="preserve"> </m:t>
+              </m:r>
+              <m:f>
+                <m:num>
                   <m:r>
-                    <m:t xml:space="preserve">2</m:t>
+                    <m:t xml:space="preserve">√</m:t>
                   </m:r>
-                </m:sup>
-              </m:sSup>
-            </m:den>
-          </m:f>
-          <m:r>
-            <m:t xml:space="preserve">]</m:t>
-          </m:r>
+                  <m:d>
+                    <m:dPr/>
+                    <m:e>
+                      <m:sSup>
+                        <m:e>
+                          <m:r>
+                            <m:t xml:space="preserve">u</m:t>
+                          </m:r>
+                        </m:e>
+                        <m:sup>
+                          <m:r>
+                            <m:t xml:space="preserve">2</m:t>
+                          </m:r>
+                        </m:sup>
+                      </m:sSup>
+                      <m:r>
+                        <m:t xml:space="preserve">−</m:t>
+                      </m:r>
+                      <m:r>
+                        <m:t xml:space="preserve">1</m:t>
+                      </m:r>
+                    </m:e>
+                  </m:d>
+                </m:num>
+                <m:den>
+                  <m:sSup>
+                    <m:e>
+                      <m:r>
+                        <m:t xml:space="preserve">u</m:t>
+                      </m:r>
+                    </m:e>
+                    <m:sup>
+                      <m:r>
+                        <m:t xml:space="preserve">2</m:t>
+                      </m:r>
+                    </m:sup>
+                  </m:sSup>
+                </m:den>
+              </m:f>
+            </m:e>
+          </m:d>
         </m:oMath>
       </m:oMathPara>
     </w:p>
@@ -1142,15 +1220,17 @@
               </m:r>
             </m:sub>
           </m:sSub>
-          <m:r>
-            <m:t xml:space="preserve">[</m:t>
-          </m:r>
-          <m:r>
-            <m:t xml:space="preserve">r</m:t>
-          </m:r>
-          <m:r>
-            <m:t xml:space="preserve">]</m:t>
-          </m:r>
+          <m:d>
+            <m:dPr>
+              <m:begChr m:val="["/>
+              <m:endChr m:val="]"/>
+            </m:dPr>
+            <m:e>
+              <m:r>
+                <m:t xml:space="preserve">r</m:t>
+              </m:r>
+            </m:e>
+          </m:d>
           <m:r>
             <m:t xml:space="preserve">≈</m:t>
           </m:r>
@@ -1169,18 +1249,29 @@
               </m:r>
             </m:den>
           </m:f>
-          <m:f>
-            <m:num>
-              <m:r>
-                <m:t xml:space="preserve">α</m:t>
-              </m:r>
-            </m:num>
-            <m:den>
-              <m:r>
-                <m:t xml:space="preserve">4√π</m:t>
-              </m:r>
-            </m:den>
-          </m:f>
+          <m:r>
+            <m:t xml:space="preserve"> </m:t>
+          </m:r>
+          <m:d>
+            <m:dPr/>
+            <m:e>
+              <m:f>
+                <m:num>
+                  <m:r>
+                    <m:t xml:space="preserve">α</m:t>
+                  </m:r>
+                </m:num>
+                <m:den>
+                  <m:r>
+                    <m:t xml:space="preserve">4√π</m:t>
+                  </m:r>
+                </m:den>
+              </m:f>
+            </m:e>
+          </m:d>
+          <m:r>
+            <m:t xml:space="preserve"> </m:t>
+          </m:r>
           <m:f>
             <m:num>
               <m:sSup>
@@ -1202,9 +1293,14 @@
             <m:den>
               <m:sSup>
                 <m:e>
-                  <m:r>
-                    <m:t xml:space="preserve">mr</m:t>
-                  </m:r>
+                  <m:d>
+                    <m:dPr/>
+                    <m:e>
+                      <m:r>
+                        <m:t xml:space="preserve">mr</m:t>
+                      </m:r>
+                    </m:e>
+                  </m:d>
                 </m:e>
                 <m:sup>
                   <m:f>
@@ -1237,7 +1333,13 @@
             <m:t xml:space="preserve">mr</m:t>
           </m:r>
           <m:r>
+            <m:t xml:space="preserve"> </m:t>
+          </m:r>
+          <m:r>
             <m:t xml:space="preserve">≫</m:t>
+          </m:r>
+          <m:r>
+            <m:t xml:space="preserve"> </m:t>
           </m:r>
           <m:r>
             <m:t xml:space="preserve">1</m:t>
@@ -1269,15 +1371,17 @@
               </m:r>
             </m:sub>
           </m:sSub>
-          <m:r>
-            <m:t xml:space="preserve">[</m:t>
-          </m:r>
-          <m:r>
-            <m:t xml:space="preserve">r</m:t>
-          </m:r>
-          <m:r>
-            <m:t xml:space="preserve">]</m:t>
-          </m:r>
+          <m:d>
+            <m:dPr>
+              <m:begChr m:val="["/>
+              <m:endChr m:val="]"/>
+            </m:dPr>
+            <m:e>
+              <m:r>
+                <m:t xml:space="preserve">r</m:t>
+              </m:r>
+            </m:e>
+          </m:d>
           <m:r>
             <m:t xml:space="preserve">≈</m:t>
           </m:r>
@@ -1296,75 +1400,96 @@
               </m:r>
             </m:den>
           </m:f>
-          <m:f>
-            <m:num>
+          <m:r>
+            <m:t xml:space="preserve"> </m:t>
+          </m:r>
+          <m:d>
+            <m:dPr/>
+            <m:e>
+              <m:f>
+                <m:num>
+                  <m:r>
+                    <m:t xml:space="preserve">2α</m:t>
+                  </m:r>
+                </m:num>
+                <m:den>
+                  <m:r>
+                    <m:t xml:space="preserve">3π</m:t>
+                  </m:r>
+                </m:den>
+              </m:f>
+            </m:e>
+          </m:d>
+          <m:r>
+            <m:t xml:space="preserve"> </m:t>
+          </m:r>
+          <m:d>
+            <m:dPr>
+              <m:begChr m:val="["/>
+              <m:endChr m:val="]"/>
+            </m:dPr>
+            <m:e>
+              <m:func>
+                <m:fName>
+                  <m:r>
+                    <m:t xml:space="preserve">ln</m:t>
+                  </m:r>
+                </m:fName>
+                <m:e>
+                  <m:d>
+                    <m:dPr>
+                      <m:begChr m:val="["/>
+                      <m:endChr m:val="]"/>
+                    </m:dPr>
+                    <m:e>
+                      <m:f>
+                        <m:num>
+                          <m:r>
+                            <m:t xml:space="preserve">1</m:t>
+                          </m:r>
+                        </m:num>
+                        <m:den>
+                          <m:r>
+                            <m:t xml:space="preserve">mr</m:t>
+                          </m:r>
+                        </m:den>
+                      </m:f>
+                    </m:e>
+                  </m:d>
+                </m:e>
+              </m:func>
               <m:r>
-                <m:t xml:space="preserve">2α</m:t>
+                <m:t xml:space="preserve">−</m:t>
               </m:r>
-            </m:num>
-            <m:den>
+              <m:sSub>
+                <m:e>
+                  <m:r>
+                    <m:t xml:space="preserve">γ</m:t>
+                  </m:r>
+                </m:e>
+                <m:sub>
+                  <m:r>
+                    <m:t xml:space="preserve">E</m:t>
+                  </m:r>
+                </m:sub>
+              </m:sSub>
               <m:r>
-                <m:t xml:space="preserve">3π</m:t>
+                <m:t xml:space="preserve">−</m:t>
               </m:r>
-            </m:den>
-          </m:f>
-          <m:r>
-            <m:t xml:space="preserve">[</m:t>
-          </m:r>
-          <m:r>
-            <m:t xml:space="preserve">ln</m:t>
-          </m:r>
-          <m:r>
-            <m:t xml:space="preserve">[</m:t>
-          </m:r>
-          <m:f>
-            <m:num>
-              <m:r>
-                <m:t xml:space="preserve">1</m:t>
-              </m:r>
-            </m:num>
-            <m:den>
-              <m:r>
-                <m:t xml:space="preserve">mr</m:t>
-              </m:r>
-            </m:den>
-          </m:f>
-          <m:r>
-            <m:t xml:space="preserve">]</m:t>
-          </m:r>
-          <m:r>
-            <m:t xml:space="preserve">−</m:t>
-          </m:r>
-          <m:sSub>
-            <m:e>
-              <m:r>
-                <m:t xml:space="preserve">γ</m:t>
-              </m:r>
+              <m:f>
+                <m:num>
+                  <m:r>
+                    <m:t xml:space="preserve">5</m:t>
+                  </m:r>
+                </m:num>
+                <m:den>
+                  <m:r>
+                    <m:t xml:space="preserve">6</m:t>
+                  </m:r>
+                </m:den>
+              </m:f>
             </m:e>
-            <m:sub>
-              <m:r>
-                <m:t xml:space="preserve">E</m:t>
-              </m:r>
-            </m:sub>
-          </m:sSub>
-          <m:r>
-            <m:t xml:space="preserve">−</m:t>
-          </m:r>
-          <m:f>
-            <m:num>
-              <m:r>
-                <m:t xml:space="preserve">5</m:t>
-              </m:r>
-            </m:num>
-            <m:den>
-              <m:r>
-                <m:t xml:space="preserve">6</m:t>
-              </m:r>
-            </m:den>
-          </m:f>
-          <m:r>
-            <m:t xml:space="preserve">]</m:t>
-          </m:r>
+          </m:d>
         </m:oMath>
       </m:oMathPara>
     </w:p>
@@ -1379,7 +1504,13 @@
             <m:t xml:space="preserve">mr</m:t>
           </m:r>
           <m:r>
+            <m:t xml:space="preserve"> </m:t>
+          </m:r>
+          <m:r>
             <m:t xml:space="preserve">≪</m:t>
+          </m:r>
+          <m:r>
+            <m:t xml:space="preserve"> </m:t>
           </m:r>
           <m:r>
             <m:t xml:space="preserve">1</m:t>
@@ -1571,6 +1702,9 @@
               </m:sSup>
             </m:den>
           </m:f>
+          <m:r>
+            <m:t xml:space="preserve"> </m:t>
+          </m:r>
           <m:sSubSup>
             <m:e>
               <m:r>
@@ -1602,6 +1736,9 @@
               </m:r>
             </m:sup>
           </m:sSubSup>
+          <m:r>
+            <m:t xml:space="preserve"> </m:t>
+          </m:r>
           <m:f>
             <m:num>
               <m:r>
@@ -1615,29 +1752,39 @@
             </m:den>
           </m:f>
           <m:r>
+            <m:t xml:space="preserve"> </m:t>
+          </m:r>
+          <m:r>
             <m:t xml:space="preserve">K</m:t>
           </m:r>
+          <m:d>
+            <m:dPr>
+              <m:begChr m:val="["/>
+              <m:endChr m:val="]"/>
+            </m:dPr>
+            <m:e>
+              <m:r>
+                <m:t xml:space="preserve">s</m:t>
+              </m:r>
+            </m:e>
+          </m:d>
           <m:r>
-            <m:t xml:space="preserve">[</m:t>
-          </m:r>
-          <m:r>
-            <m:t xml:space="preserve">s</m:t>
-          </m:r>
-          <m:r>
-            <m:t xml:space="preserve">]</m:t>
+            <m:t xml:space="preserve"> </m:t>
           </m:r>
           <m:r>
             <m:t xml:space="preserve">R</m:t>
           </m:r>
-          <m:r>
-            <m:t xml:space="preserve">[</m:t>
-          </m:r>
-          <m:r>
-            <m:t xml:space="preserve">s</m:t>
-          </m:r>
-          <m:r>
-            <m:t xml:space="preserve">]</m:t>
-          </m:r>
+          <m:d>
+            <m:dPr>
+              <m:begChr m:val="["/>
+              <m:endChr m:val="]"/>
+            </m:dPr>
+            <m:e>
+              <m:r>
+                <m:t xml:space="preserve">s</m:t>
+              </m:r>
+            </m:e>
+          </m:d>
         </m:oMath>
       </m:oMathPara>
     </w:p>
